--- a/S1-CL1-Cloud-Design-Build/delivery/practice/AT3-Practice-HA-Run-Sheet.docx
+++ b/S1-CL1-Cloud-Design-Build/delivery/practice/AT3-Practice-HA-Run-Sheet.docx
@@ -9189,7 +9189,7 @@
           <w:b w:val="0"/>
           <w:sz w:val="21"/>
         </w:rPr>
-        <w:t>Give the stack a name, fill in any parameters, and choose Next twice, then Submit.</w:t>
+        <w:t>Give the stack a name. Every parameter is already filled in except one: type a database master password, at least 8 characters. Write it down — you will not be shown it again, and nothing will remind you of it.</w:t>
       </w:r>
     </w:p>
     <w:p>
@@ -9209,7 +9209,7 @@
           <w:b w:val="0"/>
           <w:sz w:val="21"/>
         </w:rPr>
-        <w:t>Wait for CREATE_COMPLETE — about 10 minutes. The Events tab shows progress.</w:t>
+        <w:t>Choose Next, then Next again, then Submit.</w:t>
       </w:r>
     </w:p>
     <w:p>
@@ -9229,7 +9229,79 @@
           <w:b w:val="0"/>
           <w:sz w:val="21"/>
         </w:rPr>
-        <w:t>Open EC2 → Load Balancers, copy the DNS name of ledgerline-alb, and open it in a browser tab to confirm the page loads.</w:t>
+        <w:t>Wait for CREATE_COMPLETE — about 10 minutes. The Events tab shows progress.</w:t>
+      </w:r>
+    </w:p>
+    <w:p>
+      <w:pPr>
+        <w:spacing w:after="60"/>
+        <w:ind w:left="340"/>
+      </w:pPr>
+      <w:r>
+        <w:rPr>
+          <w:b/>
+          <w:sz w:val="21"/>
+        </w:rPr>
+        <w:t xml:space="preserve">8.  </w:t>
+      </w:r>
+      <w:r>
+        <w:rPr>
+          <w:b w:val="0"/>
+          <w:sz w:val="21"/>
+        </w:rPr>
+        <w:t>Open EC2 → Load Balancers, copy the DNS name of ledgerline-alb, and open it in a browser tab to confirm the page loads. Type http:// in front of it — the load balancer only listens on HTTP port 80, and a browser left to itself will try HTTPS and fail.</w:t>
+      </w:r>
+    </w:p>
+    <w:p/>
+    <w:p>
+      <w:pPr>
+        <w:spacing w:after="60"/>
+      </w:pPr>
+      <w:r>
+        <w:rPr>
+          <w:b/>
+          <w:i w:val="0"/>
+          <w:sz w:val="21"/>
+        </w:rPr>
+        <w:t>How to do it</w:t>
+      </w:r>
+    </w:p>
+    <w:p>
+      <w:pPr>
+        <w:spacing w:after="40"/>
+        <w:ind w:left="340"/>
+      </w:pPr>
+      <w:r>
+        <w:rPr>
+          <w:b/>
+          <w:sz w:val="20"/>
+        </w:rPr>
+        <w:t xml:space="preserve">1.  </w:t>
+      </w:r>
+      <w:r>
+        <w:rPr>
+          <w:sz w:val="20"/>
+        </w:rPr>
+        <w:t>If the stack fails, open the Events tab and scroll to the FIRST red row — that is the cause. Everything below it is the rollback.</w:t>
+      </w:r>
+    </w:p>
+    <w:p>
+      <w:pPr>
+        <w:spacing w:after="40"/>
+        <w:ind w:left="340"/>
+      </w:pPr>
+      <w:r>
+        <w:rPr>
+          <w:b/>
+          <w:sz w:val="20"/>
+        </w:rPr>
+        <w:t xml:space="preserve">2.  </w:t>
+      </w:r>
+      <w:r>
+        <w:rPr>
+          <w:sz w:val="20"/>
+        </w:rPr>
+        <w:t>A stack that rolled back has to be deleted before you can try again with the same name.</w:t>
       </w:r>
     </w:p>
     <w:p/>
@@ -9604,6 +9676,172 @@
           <w:i w:val="0"/>
           <w:sz w:val="21"/>
         </w:rPr>
+        <w:t>How to do it</w:t>
+      </w:r>
+    </w:p>
+    <w:p>
+      <w:pPr>
+        <w:spacing w:after="40"/>
+        <w:ind w:left="340"/>
+      </w:pPr>
+      <w:r>
+        <w:rPr>
+          <w:b/>
+          <w:sz w:val="20"/>
+        </w:rPr>
+        <w:t xml:space="preserve">1.  </w:t>
+      </w:r>
+      <w:r>
+        <w:rPr>
+          <w:sz w:val="20"/>
+        </w:rPr>
+        <w:t>Open the VPC console.</w:t>
+      </w:r>
+    </w:p>
+    <w:p>
+      <w:pPr>
+        <w:spacing w:after="40"/>
+        <w:ind w:left="340"/>
+      </w:pPr>
+      <w:r>
+        <w:rPr>
+          <w:b/>
+          <w:sz w:val="20"/>
+        </w:rPr>
+        <w:t xml:space="preserve">2.  </w:t>
+      </w:r>
+      <w:r>
+        <w:rPr>
+          <w:sz w:val="20"/>
+        </w:rPr>
+        <w:t>In the left menu choose Subnets, then Create subnet.</w:t>
+      </w:r>
+    </w:p>
+    <w:p>
+      <w:pPr>
+        <w:spacing w:after="40"/>
+        <w:ind w:left="340"/>
+      </w:pPr>
+      <w:r>
+        <w:rPr>
+          <w:b/>
+          <w:sz w:val="20"/>
+        </w:rPr>
+        <w:t xml:space="preserve">3.  </w:t>
+      </w:r>
+      <w:r>
+        <w:rPr>
+          <w:sz w:val="20"/>
+        </w:rPr>
+        <w:t>VPC ID: choose ledgerline-vpc.</w:t>
+      </w:r>
+    </w:p>
+    <w:p>
+      <w:pPr>
+        <w:spacing w:after="40"/>
+        <w:ind w:left="340"/>
+      </w:pPr>
+      <w:r>
+        <w:rPr>
+          <w:b/>
+          <w:sz w:val="20"/>
+        </w:rPr>
+        <w:t xml:space="preserve">4.  </w:t>
+      </w:r>
+      <w:r>
+        <w:rPr>
+          <w:sz w:val="20"/>
+        </w:rPr>
+        <w:t>Subnet name: the name from your task 7 answer.</w:t>
+      </w:r>
+    </w:p>
+    <w:p>
+      <w:pPr>
+        <w:spacing w:after="40"/>
+        <w:ind w:left="340"/>
+      </w:pPr>
+      <w:r>
+        <w:rPr>
+          <w:b/>
+          <w:sz w:val="20"/>
+        </w:rPr>
+        <w:t xml:space="preserve">5.  </w:t>
+      </w:r>
+      <w:r>
+        <w:rPr>
+          <w:sz w:val="20"/>
+        </w:rPr>
+        <w:t>Availability Zone: the second zone — us-east-1b if you are in the Learner Lab. Do not leave this on 'No preference'; the console will pick for you and it may pick the wrong one.</w:t>
+      </w:r>
+    </w:p>
+    <w:p>
+      <w:pPr>
+        <w:spacing w:after="40"/>
+        <w:ind w:left="340"/>
+      </w:pPr>
+      <w:r>
+        <w:rPr>
+          <w:b/>
+          <w:sz w:val="20"/>
+        </w:rPr>
+        <w:t xml:space="preserve">6.  </w:t>
+      </w:r>
+      <w:r>
+        <w:rPr>
+          <w:sz w:val="20"/>
+        </w:rPr>
+        <w:t>IPv4 subnet CIDR block: the range from your task 7 answer.</w:t>
+      </w:r>
+    </w:p>
+    <w:p>
+      <w:pPr>
+        <w:spacing w:after="40"/>
+        <w:ind w:left="340"/>
+      </w:pPr>
+      <w:r>
+        <w:rPr>
+          <w:b/>
+          <w:sz w:val="20"/>
+        </w:rPr>
+        <w:t xml:space="preserve">7.  </w:t>
+      </w:r>
+      <w:r>
+        <w:rPr>
+          <w:sz w:val="20"/>
+        </w:rPr>
+        <w:t>Choose Create subnet.</w:t>
+      </w:r>
+    </w:p>
+    <w:p>
+      <w:pPr>
+        <w:spacing w:after="40"/>
+        <w:ind w:left="340"/>
+      </w:pPr>
+      <w:r>
+        <w:rPr>
+          <w:b/>
+          <w:sz w:val="20"/>
+        </w:rPr>
+        <w:t xml:space="preserve">8.  </w:t>
+      </w:r>
+      <w:r>
+        <w:rPr>
+          <w:sz w:val="20"/>
+        </w:rPr>
+        <w:t>Check the Availability Zone column in the subnet list. If it says us-east-1a, delete it and do it again.</w:t>
+      </w:r>
+    </w:p>
+    <w:p/>
+    <w:p>
+      <w:pPr>
+        <w:spacing w:after="60"/>
+      </w:pPr>
+      <w:r>
+        <w:rPr>
+          <w:b/>
+          <w:i w:val="0"/>
+          <w:sz w:val="21"/>
+        </w:rPr>
         <w:t>Evidence</w:t>
       </w:r>
     </w:p>
@@ -10019,6 +10257,172 @@
           <w:i w:val="0"/>
           <w:sz w:val="21"/>
         </w:rPr>
+        <w:t>How to do it</w:t>
+      </w:r>
+    </w:p>
+    <w:p>
+      <w:pPr>
+        <w:spacing w:after="40"/>
+        <w:ind w:left="340"/>
+      </w:pPr>
+      <w:r>
+        <w:rPr>
+          <w:b/>
+          <w:sz w:val="20"/>
+        </w:rPr>
+        <w:t xml:space="preserve">1.  </w:t>
+      </w:r>
+      <w:r>
+        <w:rPr>
+          <w:sz w:val="20"/>
+        </w:rPr>
+        <w:t>If you designed a SECOND NAT GATEWAY — VPC console → NAT gateways → Create NAT gateway.</w:t>
+      </w:r>
+    </w:p>
+    <w:p>
+      <w:pPr>
+        <w:spacing w:after="40"/>
+        <w:ind w:left="340"/>
+      </w:pPr>
+      <w:r>
+        <w:rPr>
+          <w:b/>
+          <w:sz w:val="20"/>
+        </w:rPr>
+        <w:t xml:space="preserve">2.  </w:t>
+      </w:r>
+      <w:r>
+        <w:rPr>
+          <w:sz w:val="20"/>
+        </w:rPr>
+        <w:t>Name it, set Subnet to public-web-b (a NAT gateway goes in a PUBLIC subnet, not the private one it serves), Connectivity type Public, and Allocate Elastic IP.</w:t>
+      </w:r>
+    </w:p>
+    <w:p>
+      <w:pPr>
+        <w:spacing w:after="40"/>
+        <w:ind w:left="340"/>
+      </w:pPr>
+      <w:r>
+        <w:rPr>
+          <w:b/>
+          <w:sz w:val="20"/>
+        </w:rPr>
+        <w:t xml:space="preserve">3.  </w:t>
+      </w:r>
+      <w:r>
+        <w:rPr>
+          <w:sz w:val="20"/>
+        </w:rPr>
+        <w:t>Choose Create NAT gateway, then wait until State reads Available. This takes a few minutes and you cannot route to it until it does.</w:t>
+      </w:r>
+    </w:p>
+    <w:p>
+      <w:pPr>
+        <w:spacing w:after="40"/>
+        <w:ind w:left="340"/>
+      </w:pPr>
+      <w:r>
+        <w:rPr>
+          <w:b/>
+          <w:sz w:val="20"/>
+        </w:rPr>
+        <w:t xml:space="preserve">4.  </w:t>
+      </w:r>
+      <w:r>
+        <w:rPr>
+          <w:sz w:val="20"/>
+        </w:rPr>
+        <w:t>VPC console → Route tables → Create route table. Name it, VPC ledgerline-vpc.</w:t>
+      </w:r>
+    </w:p>
+    <w:p>
+      <w:pPr>
+        <w:spacing w:after="40"/>
+        <w:ind w:left="340"/>
+      </w:pPr>
+      <w:r>
+        <w:rPr>
+          <w:b/>
+          <w:sz w:val="20"/>
+        </w:rPr>
+        <w:t xml:space="preserve">5.  </w:t>
+      </w:r>
+      <w:r>
+        <w:rPr>
+          <w:sz w:val="20"/>
+        </w:rPr>
+        <w:t>Open the new route table → Routes tab → Edit routes → Add route. Destination 0.0.0.0/0, Target NAT Gateway, then pick the one you just made. Save changes.</w:t>
+      </w:r>
+    </w:p>
+    <w:p>
+      <w:pPr>
+        <w:spacing w:after="40"/>
+        <w:ind w:left="340"/>
+      </w:pPr>
+      <w:r>
+        <w:rPr>
+          <w:b/>
+          <w:sz w:val="20"/>
+        </w:rPr>
+        <w:t xml:space="preserve">6.  </w:t>
+      </w:r>
+      <w:r>
+        <w:rPr>
+          <w:sz w:val="20"/>
+        </w:rPr>
+        <w:t>Subnet associations tab → Edit subnet associations → tick your new subnet → Save.</w:t>
+      </w:r>
+    </w:p>
+    <w:p>
+      <w:pPr>
+        <w:spacing w:after="40"/>
+        <w:ind w:left="340"/>
+      </w:pPr>
+      <w:r>
+        <w:rPr>
+          <w:b/>
+          <w:sz w:val="20"/>
+        </w:rPr>
+        <w:t xml:space="preserve">7.  </w:t>
+      </w:r>
+      <w:r>
+        <w:rPr>
+          <w:sz w:val="20"/>
+        </w:rPr>
+        <w:t>If you ACCEPTED THE SHARED GATEWAY instead — open the existing private-app-rt, go to Subnet associations, and add your new subnet to it.</w:t>
+      </w:r>
+    </w:p>
+    <w:p>
+      <w:pPr>
+        <w:spacing w:after="40"/>
+        <w:ind w:left="340"/>
+      </w:pPr>
+      <w:r>
+        <w:rPr>
+          <w:b/>
+          <w:sz w:val="20"/>
+        </w:rPr>
+        <w:t xml:space="preserve">8.  </w:t>
+      </w:r>
+      <w:r>
+        <w:rPr>
+          <w:sz w:val="20"/>
+        </w:rPr>
+        <w:t>Either way, check the Routes tab shows 0.0.0.0/0 pointing somewhere and the status reads Active.</w:t>
+      </w:r>
+    </w:p>
+    <w:p/>
+    <w:p>
+      <w:pPr>
+        <w:spacing w:after="60"/>
+      </w:pPr>
+      <w:r>
+        <w:rPr>
+          <w:b/>
+          <w:i w:val="0"/>
+          <w:sz w:val="21"/>
+        </w:rPr>
         <w:t>Evidence</w:t>
       </w:r>
     </w:p>
@@ -10495,6 +10899,156 @@
           <w:i w:val="0"/>
           <w:sz w:val="21"/>
         </w:rPr>
+        <w:t>How to do it</w:t>
+      </w:r>
+    </w:p>
+    <w:p>
+      <w:pPr>
+        <w:spacing w:after="40"/>
+        <w:ind w:left="340"/>
+      </w:pPr>
+      <w:r>
+        <w:rPr>
+          <w:b/>
+          <w:sz w:val="20"/>
+        </w:rPr>
+        <w:t xml:space="preserve">1.  </w:t>
+      </w:r>
+      <w:r>
+        <w:rPr>
+          <w:sz w:val="20"/>
+        </w:rPr>
+        <w:t>Open EC2 → Auto Scaling groups and select ledgerline-asg.</w:t>
+      </w:r>
+    </w:p>
+    <w:p>
+      <w:pPr>
+        <w:spacing w:after="40"/>
+        <w:ind w:left="340"/>
+      </w:pPr>
+      <w:r>
+        <w:rPr>
+          <w:b/>
+          <w:sz w:val="20"/>
+        </w:rPr>
+        <w:t xml:space="preserve">2.  </w:t>
+      </w:r>
+      <w:r>
+        <w:rPr>
+          <w:sz w:val="20"/>
+        </w:rPr>
+        <w:t>Details tab → Network → Edit. Add your new subnet so BOTH application subnets are selected, then Update.</w:t>
+      </w:r>
+    </w:p>
+    <w:p>
+      <w:pPr>
+        <w:spacing w:after="40"/>
+        <w:ind w:left="340"/>
+      </w:pPr>
+      <w:r>
+        <w:rPr>
+          <w:b/>
+          <w:sz w:val="20"/>
+        </w:rPr>
+        <w:t xml:space="preserve">3.  </w:t>
+      </w:r>
+      <w:r>
+        <w:rPr>
+          <w:sz w:val="20"/>
+        </w:rPr>
+        <w:t>Details tab → Capacity overview → Edit. Set Desired capacity, and the Scaling limits minimum and maximum, to your task 8 numbers, then Update.</w:t>
+      </w:r>
+    </w:p>
+    <w:p>
+      <w:pPr>
+        <w:spacing w:after="40"/>
+        <w:ind w:left="340"/>
+      </w:pPr>
+      <w:r>
+        <w:rPr>
+          <w:b/>
+          <w:sz w:val="20"/>
+        </w:rPr>
+        <w:t xml:space="preserve">4.  </w:t>
+      </w:r>
+      <w:r>
+        <w:rPr>
+          <w:sz w:val="20"/>
+        </w:rPr>
+        <w:t>Activity tab — watch for a new instance launching. It takes a few minutes.</w:t>
+      </w:r>
+    </w:p>
+    <w:p>
+      <w:pPr>
+        <w:spacing w:after="40"/>
+        <w:ind w:left="340"/>
+      </w:pPr>
+      <w:r>
+        <w:rPr>
+          <w:b/>
+          <w:sz w:val="20"/>
+        </w:rPr>
+        <w:t xml:space="preserve">5.  </w:t>
+      </w:r>
+      <w:r>
+        <w:rPr>
+          <w:sz w:val="20"/>
+        </w:rPr>
+        <w:t>Instance management tab — confirm you have two instances and that their Availability Zone values are different.</w:t>
+      </w:r>
+    </w:p>
+    <w:p>
+      <w:pPr>
+        <w:spacing w:after="40"/>
+        <w:ind w:left="340"/>
+      </w:pPr>
+      <w:r>
+        <w:rPr>
+          <w:b/>
+          <w:sz w:val="20"/>
+        </w:rPr>
+        <w:t xml:space="preserve">6.  </w:t>
+      </w:r>
+      <w:r>
+        <w:rPr>
+          <w:sz w:val="20"/>
+        </w:rPr>
+        <w:t>EC2 → Target Groups → ledgerline-tg → Targets tab. Both instances should reach healthy. If one stays unhealthy, check its security group and the health check path before assuming the instance is broken.</w:t>
+      </w:r>
+    </w:p>
+    <w:p/>
+    <w:p>
+      <w:pPr>
+        <w:spacing w:before="80" w:after="160"/>
+        <w:ind w:left="227"/>
+      </w:pPr>
+      <w:r>
+        <w:rPr>
+          <w:b/>
+          <w:color w:val="C5613B"/>
+          <w:sz w:val="19"/>
+        </w:rPr>
+        <w:t xml:space="preserve">Environment constraint </w:t>
+      </w:r>
+      <w:r>
+        <w:rPr>
+          <w:i/>
+          <w:color w:val="C5613B"/>
+          <w:sz w:val="19"/>
+        </w:rPr>
+        <w:t>a new instance is not healthy the moment it launches — it has to boot and start its web server first, and until it does the target group reports it Unhealthy with Request timed out. On Linux that is quick — a minute or two. On a Windows server, which is what the assessment uses, expect about six minutes and allow up to ten. Either way the rule is the same: wait. Do not terminate it or change settings because it looks stuck.</w:t>
+      </w:r>
+    </w:p>
+    <w:p>
+      <w:pPr>
+        <w:spacing w:after="60"/>
+      </w:pPr>
+      <w:r>
+        <w:rPr>
+          <w:b/>
+          <w:i w:val="0"/>
+          <w:sz w:val="21"/>
+        </w:rPr>
         <w:t>Evidence</w:t>
       </w:r>
     </w:p>
@@ -10899,6 +11453,172 @@
         </w:tc>
       </w:tr>
     </w:tbl>
+    <w:p/>
+    <w:p>
+      <w:pPr>
+        <w:spacing w:after="60"/>
+      </w:pPr>
+      <w:r>
+        <w:rPr>
+          <w:b/>
+          <w:i w:val="0"/>
+          <w:sz w:val="21"/>
+        </w:rPr>
+        <w:t>How to do it</w:t>
+      </w:r>
+    </w:p>
+    <w:p>
+      <w:pPr>
+        <w:spacing w:after="40"/>
+        <w:ind w:left="340"/>
+      </w:pPr>
+      <w:r>
+        <w:rPr>
+          <w:b/>
+          <w:sz w:val="20"/>
+        </w:rPr>
+        <w:t xml:space="preserve">1.  </w:t>
+      </w:r>
+      <w:r>
+        <w:rPr>
+          <w:sz w:val="20"/>
+        </w:rPr>
+        <w:t>Open RDS → Databases and select the Ledgerline database.</w:t>
+      </w:r>
+    </w:p>
+    <w:p>
+      <w:pPr>
+        <w:spacing w:after="40"/>
+        <w:ind w:left="340"/>
+      </w:pPr>
+      <w:r>
+        <w:rPr>
+          <w:b/>
+          <w:sz w:val="20"/>
+        </w:rPr>
+        <w:t xml:space="preserve">2.  </w:t>
+      </w:r>
+      <w:r>
+        <w:rPr>
+          <w:sz w:val="20"/>
+        </w:rPr>
+        <w:t>Choose Modify.</w:t>
+      </w:r>
+    </w:p>
+    <w:p>
+      <w:pPr>
+        <w:spacing w:after="40"/>
+        <w:ind w:left="340"/>
+      </w:pPr>
+      <w:r>
+        <w:rPr>
+          <w:b/>
+          <w:sz w:val="20"/>
+        </w:rPr>
+        <w:t xml:space="preserve">3.  </w:t>
+      </w:r>
+      <w:r>
+        <w:rPr>
+          <w:sz w:val="20"/>
+        </w:rPr>
+        <w:t>Under Availability &amp; durability, change the deployment option to create a standby in another availability zone.</w:t>
+      </w:r>
+    </w:p>
+    <w:p>
+      <w:pPr>
+        <w:spacing w:after="40"/>
+        <w:ind w:left="340"/>
+      </w:pPr>
+      <w:r>
+        <w:rPr>
+          <w:b/>
+          <w:sz w:val="20"/>
+        </w:rPr>
+        <w:t xml:space="preserve">4.  </w:t>
+      </w:r>
+      <w:r>
+        <w:rPr>
+          <w:sz w:val="20"/>
+        </w:rPr>
+        <w:t>Choose Continue.</w:t>
+      </w:r>
+    </w:p>
+    <w:p>
+      <w:pPr>
+        <w:spacing w:after="40"/>
+        <w:ind w:left="340"/>
+      </w:pPr>
+      <w:r>
+        <w:rPr>
+          <w:b/>
+          <w:sz w:val="20"/>
+        </w:rPr>
+        <w:t xml:space="preserve">5.  </w:t>
+      </w:r>
+      <w:r>
+        <w:rPr>
+          <w:sz w:val="20"/>
+        </w:rPr>
+        <w:t>Under Scheduling of modifications choose Apply immediately. If you leave it on 'during the next maintenance window' nothing will happen today.</w:t>
+      </w:r>
+    </w:p>
+    <w:p>
+      <w:pPr>
+        <w:spacing w:after="40"/>
+        <w:ind w:left="340"/>
+      </w:pPr>
+      <w:r>
+        <w:rPr>
+          <w:b/>
+          <w:sz w:val="20"/>
+        </w:rPr>
+        <w:t xml:space="preserve">6.  </w:t>
+      </w:r>
+      <w:r>
+        <w:rPr>
+          <w:sz w:val="20"/>
+        </w:rPr>
+        <w:t>Choose Modify DB instance.</w:t>
+      </w:r>
+    </w:p>
+    <w:p>
+      <w:pPr>
+        <w:spacing w:after="40"/>
+        <w:ind w:left="340"/>
+      </w:pPr>
+      <w:r>
+        <w:rPr>
+          <w:b/>
+          <w:sz w:val="20"/>
+        </w:rPr>
+        <w:t xml:space="preserve">7.  </w:t>
+      </w:r>
+      <w:r>
+        <w:rPr>
+          <w:sz w:val="20"/>
+        </w:rPr>
+        <w:t>The status goes to Modifying and stays there for a while — 20 minutes or more is normal. Go and do the next task; come back to it.</w:t>
+      </w:r>
+    </w:p>
+    <w:p>
+      <w:pPr>
+        <w:spacing w:after="40"/>
+        <w:ind w:left="340"/>
+      </w:pPr>
+      <w:r>
+        <w:rPr>
+          <w:b/>
+          <w:sz w:val="20"/>
+        </w:rPr>
+        <w:t xml:space="preserve">8.  </w:t>
+      </w:r>
+      <w:r>
+        <w:rPr>
+          <w:sz w:val="20"/>
+        </w:rPr>
+        <w:t>When it finishes, open the Configuration tab and confirm Multi-AZ now reads Yes, with a secondary zone listed.</w:t>
+      </w:r>
+    </w:p>
     <w:p/>
     <w:p>
       <w:pPr>
@@ -11419,6 +12139,153 @@
           <w:i w:val="0"/>
           <w:sz w:val="21"/>
         </w:rPr>
+        <w:t>How to do it</w:t>
+      </w:r>
+    </w:p>
+    <w:p>
+      <w:pPr>
+        <w:spacing w:after="40"/>
+        <w:ind w:left="340"/>
+      </w:pPr>
+      <w:r>
+        <w:rPr>
+          <w:b/>
+          <w:sz w:val="20"/>
+        </w:rPr>
+        <w:t xml:space="preserve">1.  </w:t>
+      </w:r>
+      <w:r>
+        <w:rPr>
+          <w:sz w:val="20"/>
+        </w:rPr>
+        <w:t>Open CloudWatch → Alarms → All alarms → Create alarm.</w:t>
+      </w:r>
+    </w:p>
+    <w:p>
+      <w:pPr>
+        <w:spacing w:after="40"/>
+        <w:ind w:left="340"/>
+      </w:pPr>
+      <w:r>
+        <w:rPr>
+          <w:b/>
+          <w:sz w:val="20"/>
+        </w:rPr>
+        <w:t xml:space="preserve">2.  </w:t>
+      </w:r>
+      <w:r>
+        <w:rPr>
+          <w:sz w:val="20"/>
+        </w:rPr>
+        <w:t>Choose Select metric, then find the metric from your task 12 answer. For per-zone target health that is ApplicationELB → Per AZ, per LB Metrics.</w:t>
+      </w:r>
+    </w:p>
+    <w:p>
+      <w:pPr>
+        <w:spacing w:after="40"/>
+        <w:ind w:left="340"/>
+      </w:pPr>
+      <w:r>
+        <w:rPr>
+          <w:b/>
+          <w:sz w:val="20"/>
+        </w:rPr>
+        <w:t xml:space="preserve">3.  </w:t>
+      </w:r>
+      <w:r>
+        <w:rPr>
+          <w:sz w:val="20"/>
+        </w:rPr>
+        <w:t>Pick the metric, choose Select metric.</w:t>
+      </w:r>
+    </w:p>
+    <w:p>
+      <w:pPr>
+        <w:spacing w:after="40"/>
+        <w:ind w:left="340"/>
+      </w:pPr>
+      <w:r>
+        <w:rPr>
+          <w:b/>
+          <w:sz w:val="20"/>
+        </w:rPr>
+        <w:t xml:space="preserve">4.  </w:t>
+      </w:r>
+      <w:r>
+        <w:rPr>
+          <w:sz w:val="20"/>
+        </w:rPr>
+        <w:t>Set Statistic and Period to suit what you are watching, then set the threshold from your design.</w:t>
+      </w:r>
+    </w:p>
+    <w:p>
+      <w:pPr>
+        <w:spacing w:after="40"/>
+        <w:ind w:left="340"/>
+      </w:pPr>
+      <w:r>
+        <w:rPr>
+          <w:b/>
+          <w:sz w:val="20"/>
+        </w:rPr>
+        <w:t xml:space="preserve">5.  </w:t>
+      </w:r>
+      <w:r>
+        <w:rPr>
+          <w:sz w:val="20"/>
+        </w:rPr>
+        <w:t>Next → choose the existing notification topic, or skip notification if there isn't one.</w:t>
+      </w:r>
+    </w:p>
+    <w:p>
+      <w:pPr>
+        <w:spacing w:after="40"/>
+        <w:ind w:left="340"/>
+      </w:pPr>
+      <w:r>
+        <w:rPr>
+          <w:b/>
+          <w:sz w:val="20"/>
+        </w:rPr>
+        <w:t xml:space="preserve">6.  </w:t>
+      </w:r>
+      <w:r>
+        <w:rPr>
+          <w:sz w:val="20"/>
+        </w:rPr>
+        <w:t>Next → give the alarm the name from your design → Next → Create alarm.</w:t>
+      </w:r>
+    </w:p>
+    <w:p>
+      <w:pPr>
+        <w:spacing w:after="40"/>
+        <w:ind w:left="340"/>
+      </w:pPr>
+      <w:r>
+        <w:rPr>
+          <w:b/>
+          <w:sz w:val="20"/>
+        </w:rPr>
+        <w:t xml:space="preserve">7.  </w:t>
+      </w:r>
+      <w:r>
+        <w:rPr>
+          <w:sz w:val="20"/>
+        </w:rPr>
+        <w:t>Wait for the state to settle to OK. A new alarm reads INSUFFICIENT_DATA for a few minutes; that is normal, not a fault.</w:t>
+      </w:r>
+    </w:p>
+    <w:p/>
+    <w:p>
+      <w:pPr>
+        <w:spacing w:after="60"/>
+      </w:pPr>
+      <w:r>
+        <w:rPr>
+          <w:b/>
+          <w:i w:val="0"/>
+          <w:sz w:val="21"/>
+        </w:rPr>
         <w:t>Evidence</w:t>
       </w:r>
     </w:p>
@@ -11549,7 +12416,7 @@
           <w:b w:val="0"/>
           <w:sz w:val="21"/>
         </w:rPr>
-        <w:t>Open the load balancer's DNS name in a browser and confirm the page loads.</w:t>
+        <w:t>Open the load balancer's DNS name in a browser — with http:// in front — and confirm the page loads.</w:t>
       </w:r>
     </w:p>
     <w:p>
@@ -11780,7 +12647,7 @@
           <w:b w:val="0"/>
           <w:sz w:val="21"/>
         </w:rPr>
-        <w:t>Open the load balancer address in a browser and keep reloading it.</w:t>
+        <w:t>Open the load balancer address in a browser (http://, not https://) and keep reloading it.</w:t>
       </w:r>
     </w:p>
     <w:p>
@@ -11841,6 +12708,77 @@
           <w:sz w:val="21"/>
         </w:rPr>
         <w:t>Confirm the environment recovered.</w:t>
+      </w:r>
+    </w:p>
+    <w:p/>
+    <w:p>
+      <w:pPr>
+        <w:spacing w:after="60"/>
+      </w:pPr>
+      <w:r>
+        <w:rPr>
+          <w:b/>
+          <w:i w:val="0"/>
+          <w:sz w:val="21"/>
+        </w:rPr>
+        <w:t>How to do it</w:t>
+      </w:r>
+    </w:p>
+    <w:p>
+      <w:pPr>
+        <w:spacing w:after="40"/>
+        <w:ind w:left="340"/>
+      </w:pPr>
+      <w:r>
+        <w:rPr>
+          <w:b/>
+          <w:sz w:val="20"/>
+        </w:rPr>
+        <w:t xml:space="preserve">1.  </w:t>
+      </w:r>
+      <w:r>
+        <w:rPr>
+          <w:sz w:val="20"/>
+        </w:rPr>
+        <w:t>To terminate an instance: EC2 → Instances → select one → Instance state → Terminate. The Auto Scaling group will replace it — watch the ASG's Activity tab.</w:t>
+      </w:r>
+    </w:p>
+    <w:p>
+      <w:pPr>
+        <w:spacing w:after="40"/>
+        <w:ind w:left="340"/>
+      </w:pPr>
+      <w:r>
+        <w:rPr>
+          <w:b/>
+          <w:sz w:val="20"/>
+        </w:rPr>
+        <w:t xml:space="preserve">2.  </w:t>
+      </w:r>
+      <w:r>
+        <w:rPr>
+          <w:sz w:val="20"/>
+        </w:rPr>
+        <w:t>To fail the database over: RDS → Databases → select it → Actions → Reboot, and tick Reboot with failover.</w:t>
+      </w:r>
+    </w:p>
+    <w:p>
+      <w:pPr>
+        <w:spacing w:after="40"/>
+        <w:ind w:left="340"/>
+      </w:pPr>
+      <w:r>
+        <w:rPr>
+          <w:b/>
+          <w:sz w:val="20"/>
+        </w:rPr>
+        <w:t xml:space="preserve">3.  </w:t>
+      </w:r>
+      <w:r>
+        <w:rPr>
+          <w:sz w:val="20"/>
+        </w:rPr>
+        <w:t>Do not do both at once. You want to know which one caused what.</w:t>
       </w:r>
     </w:p>
     <w:p/>
@@ -12205,6 +13143,58 @@
           <w:sz w:val="21"/>
         </w:rPr>
         <w:t>State one limitation of how you measured it.</w:t>
+      </w:r>
+    </w:p>
+    <w:p/>
+    <w:p>
+      <w:pPr>
+        <w:spacing w:after="60"/>
+      </w:pPr>
+      <w:r>
+        <w:rPr>
+          <w:b/>
+          <w:i w:val="0"/>
+          <w:sz w:val="21"/>
+        </w:rPr>
+        <w:t>How to do it</w:t>
+      </w:r>
+    </w:p>
+    <w:p>
+      <w:pPr>
+        <w:spacing w:after="40"/>
+        <w:ind w:left="340"/>
+      </w:pPr>
+      <w:r>
+        <w:rPr>
+          <w:b/>
+          <w:sz w:val="20"/>
+        </w:rPr>
+        <w:t xml:space="preserve">1.  </w:t>
+      </w:r>
+      <w:r>
+        <w:rPr>
+          <w:sz w:val="20"/>
+        </w:rPr>
+        <w:t>CloudWatch → Metrics → All metrics → ApplicationELB → Per AZ, per LB Metrics → HealthyHostCount. Set the time range to cover your session.</w:t>
+      </w:r>
+    </w:p>
+    <w:p>
+      <w:pPr>
+        <w:spacing w:after="40"/>
+        <w:ind w:left="340"/>
+      </w:pPr>
+      <w:r>
+        <w:rPr>
+          <w:b/>
+          <w:sz w:val="20"/>
+        </w:rPr>
+        <w:t xml:space="preserve">2.  </w:t>
+      </w:r>
+      <w:r>
+        <w:rPr>
+          <w:sz w:val="20"/>
+        </w:rPr>
+        <w:t>Availability is uptime divided by total time. If you were working for 3 hours and the service was down for 90 seconds, that is 1.5/180 — work it out properly and show the arithmetic.</w:t>
       </w:r>
     </w:p>
     <w:p/>
@@ -12868,6 +13858,271 @@
           <w:sz w:val="19"/>
         </w:rPr>
         <w:t>Reflect on your own work — your judgement and your experience, not a summary of what you built. An honest “here is what I would change” earns more credit than “everything went perfectly”.</w:t>
+      </w:r>
+    </w:p>
+    <w:p>
+      <w:pPr>
+        <w:pStyle w:val="Heading1"/>
+      </w:pPr>
+      <w:r>
+        <w:t>Cleaning up your environment</w:t>
+      </w:r>
+    </w:p>
+    <w:p>
+      <w:pPr>
+        <w:spacing w:after="160"/>
+      </w:pPr>
+      <w:r>
+        <w:rPr>
+          <w:b w:val="0"/>
+          <w:i w:val="0"/>
+          <w:sz w:val="21"/>
+        </w:rPr>
+        <w:t>Your lab has a credit budget, and everything above keeps spending it whether you are using it or not. When you have finished, unwind it in the order below.</w:t>
+      </w:r>
+    </w:p>
+    <w:p>
+      <w:pPr>
+        <w:spacing w:after="160"/>
+      </w:pPr>
+      <w:r>
+        <w:rPr>
+          <w:b w:val="0"/>
+          <w:i w:val="0"/>
+          <w:sz w:val="21"/>
+        </w:rPr>
+        <w:t>The order is not simply the reverse of the way you built it. The CloudFormation stack owns the network everything sits in, so it has to go last — and it will refuse to delete while anything you built by hand is still inside it.</w:t>
+      </w:r>
+    </w:p>
+    <w:p>
+      <w:pPr>
+        <w:spacing w:after="40"/>
+      </w:pPr>
+      <w:r>
+        <w:rPr>
+          <w:b/>
+          <w:sz w:val="21"/>
+        </w:rPr>
+        <w:t xml:space="preserve">1.  </w:t>
+      </w:r>
+      <w:r>
+        <w:rPr>
+          <w:b/>
+          <w:sz w:val="21"/>
+        </w:rPr>
+        <w:t>Empty the Auto Scaling group</w:t>
+      </w:r>
+    </w:p>
+    <w:p>
+      <w:pPr>
+        <w:spacing w:after="160"/>
+        <w:ind w:left="340"/>
+      </w:pPr>
+      <w:r>
+        <w:rPr>
+          <w:b w:val="0"/>
+          <w:i w:val="0"/>
+          <w:sz w:val="19"/>
+        </w:rPr>
+        <w:t>EC2 → Auto Scaling groups → your group → Capacity overview → Edit. Set Desired, Minimum and Maximum all to 0 and update. Wait until the Instance management tab is empty. Do not terminate the instances directly — the group will just launch replacements.</w:t>
+      </w:r>
+    </w:p>
+    <w:p>
+      <w:pPr>
+        <w:spacing w:after="40"/>
+      </w:pPr>
+      <w:r>
+        <w:rPr>
+          <w:b/>
+          <w:sz w:val="21"/>
+        </w:rPr>
+        <w:t xml:space="preserve">2.  </w:t>
+      </w:r>
+      <w:r>
+        <w:rPr>
+          <w:b/>
+          <w:sz w:val="21"/>
+        </w:rPr>
+        <w:t>Delete the NAT gateway you created by hand</w:t>
+      </w:r>
+    </w:p>
+    <w:p>
+      <w:pPr>
+        <w:spacing w:after="160"/>
+        <w:ind w:left="340"/>
+      </w:pPr>
+      <w:r>
+        <w:rPr>
+          <w:b w:val="0"/>
+          <w:i w:val="0"/>
+          <w:sz w:val="19"/>
+        </w:rPr>
+        <w:t>VPC → NAT gateways → select the one you made in task 21 → Actions → Delete. Wait until State reads Deleted. The stack's own NAT gateway is not yours to delete; the stack takes that one.</w:t>
+      </w:r>
+    </w:p>
+    <w:p>
+      <w:pPr>
+        <w:spacing w:after="40"/>
+      </w:pPr>
+      <w:r>
+        <w:rPr>
+          <w:b/>
+          <w:sz w:val="21"/>
+        </w:rPr>
+        <w:t xml:space="preserve">3.  </w:t>
+      </w:r>
+      <w:r>
+        <w:rPr>
+          <w:b/>
+          <w:sz w:val="21"/>
+        </w:rPr>
+        <w:t>Release its Elastic IP</w:t>
+      </w:r>
+    </w:p>
+    <w:p>
+      <w:pPr>
+        <w:spacing w:after="160"/>
+        <w:ind w:left="340"/>
+      </w:pPr>
+      <w:r>
+        <w:rPr>
+          <w:b w:val="0"/>
+          <w:i w:val="0"/>
+          <w:sz w:val="19"/>
+        </w:rPr>
+        <w:t>VPC → Elastic IPs. The one with no Name and nothing associated is the address that NAT gateway was using — deleting the gateway does not release it, and an unattached address bills by the hour. Select it → Actions → Release Elastic IP addresses. If the release fails, the gateway has not finished deleting; wait two minutes and try again.</w:t>
+      </w:r>
+    </w:p>
+    <w:p>
+      <w:pPr>
+        <w:spacing w:after="40"/>
+      </w:pPr>
+      <w:r>
+        <w:rPr>
+          <w:b/>
+          <w:sz w:val="21"/>
+        </w:rPr>
+        <w:t xml:space="preserve">4.  </w:t>
+      </w:r>
+      <w:r>
+        <w:rPr>
+          <w:b/>
+          <w:sz w:val="21"/>
+        </w:rPr>
+        <w:t>Delete the route table you created by hand</w:t>
+      </w:r>
+    </w:p>
+    <w:p>
+      <w:pPr>
+        <w:spacing w:after="160"/>
+        <w:ind w:left="340"/>
+      </w:pPr>
+      <w:r>
+        <w:rPr>
+          <w:b w:val="0"/>
+          <w:i w:val="0"/>
+          <w:sz w:val="19"/>
+        </w:rPr>
+        <w:t>VPC → Route tables → the one you made in task 21 → Actions → Delete route table. Deleting it removes its subnet association for you.</w:t>
+      </w:r>
+    </w:p>
+    <w:p>
+      <w:pPr>
+        <w:spacing w:after="40"/>
+      </w:pPr>
+      <w:r>
+        <w:rPr>
+          <w:b/>
+          <w:sz w:val="21"/>
+        </w:rPr>
+        <w:t xml:space="preserve">5.  </w:t>
+      </w:r>
+      <w:r>
+        <w:rPr>
+          <w:b/>
+          <w:sz w:val="21"/>
+        </w:rPr>
+        <w:t>Delete the subnet you created by hand</w:t>
+      </w:r>
+    </w:p>
+    <w:p>
+      <w:pPr>
+        <w:spacing w:after="160"/>
+        <w:ind w:left="340"/>
+      </w:pPr>
+      <w:r>
+        <w:rPr>
+          <w:b w:val="0"/>
+          <w:i w:val="0"/>
+          <w:sz w:val="19"/>
+        </w:rPr>
+        <w:t>VPC → Subnets → the one you made in task 20 → Actions → Delete subnet. If it refuses because of a network interface, something in it has not finished terminating — wait a couple of minutes and try again.</w:t>
+      </w:r>
+    </w:p>
+    <w:p>
+      <w:pPr>
+        <w:spacing w:after="40"/>
+      </w:pPr>
+      <w:r>
+        <w:rPr>
+          <w:b/>
+          <w:sz w:val="21"/>
+        </w:rPr>
+        <w:t xml:space="preserve">6.  </w:t>
+      </w:r>
+      <w:r>
+        <w:rPr>
+          <w:b/>
+          <w:sz w:val="21"/>
+        </w:rPr>
+        <w:t>Delete the CloudFormation stack</w:t>
+      </w:r>
+    </w:p>
+    <w:p>
+      <w:pPr>
+        <w:spacing w:after="160"/>
+        <w:ind w:left="340"/>
+      </w:pPr>
+      <w:r>
+        <w:rPr>
+          <w:b w:val="0"/>
+          <w:i w:val="0"/>
+          <w:sz w:val="19"/>
+        </w:rPr>
+        <w:t>CloudFormation → your stack → Delete. This takes everything else with it: the VPC, the remaining subnets, the load balancer, the database, the launch template, the alarms and the stack's own NAT gateway and Elastic IP. Wait for it to disappear from the list.</w:t>
+      </w:r>
+    </w:p>
+    <w:p>
+      <w:pPr>
+        <w:spacing w:after="40"/>
+      </w:pPr>
+      <w:r>
+        <w:rPr>
+          <w:b/>
+          <w:sz w:val="21"/>
+        </w:rPr>
+        <w:t xml:space="preserve">7.  </w:t>
+      </w:r>
+      <w:r>
+        <w:rPr>
+          <w:b/>
+          <w:sz w:val="21"/>
+        </w:rPr>
+        <w:t>Check nothing survived</w:t>
+      </w:r>
+    </w:p>
+    <w:p>
+      <w:pPr>
+        <w:spacing w:after="160"/>
+        <w:ind w:left="340"/>
+      </w:pPr>
+      <w:r>
+        <w:rPr>
+          <w:b w:val="0"/>
+          <w:i w:val="0"/>
+          <w:sz w:val="19"/>
+        </w:rPr>
+        <w:t>VPC → Your VPCs should no longer list yours. Check Elastic IPs is empty — an address left allocated is the most common thing to miss, and the only one that keeps costing after everything else is gone.</w:t>
       </w:r>
     </w:p>
     <w:sectPr>

--- a/S1-CL1-Cloud-Design-Build/delivery/practice/AT3-Practice-HA-Run-Sheet.docx
+++ b/S1-CL1-Cloud-Design-Build/delivery/practice/AT3-Practice-HA-Run-Sheet.docx
@@ -1211,6 +1211,53 @@
     <w:p/>
     <w:p>
       <w:pPr>
+        <w:spacing w:after="60"/>
+      </w:pPr>
+      <w:r>
+        <w:rPr>
+          <w:b/>
+          <w:i w:val="0"/>
+          <w:sz w:val="19"/>
+        </w:rPr>
+        <w:t>Personal notes</w:t>
+      </w:r>
+    </w:p>
+    <w:tbl>
+      <w:tblPr>
+        <w:tblW w:type="auto" w:w="0"/>
+        <w:tblLook w:firstColumn="1" w:firstRow="1" w:lastColumn="0" w:lastRow="0" w:noHBand="0" w:noVBand="1" w:val="04A0"/>
+      </w:tblPr>
+      <w:tblGrid>
+        <w:gridCol w:w="9412"/>
+      </w:tblGrid>
+      <w:tr>
+        <w:tc>
+          <w:tcPr>
+            <w:tcW w:type="dxa" w:w="9411"/>
+            <w:tcBorders>
+              <w:top w:val="single" w:sz="4" w:space="0" w:color="E4DED3"/>
+              <w:left w:val="single" w:sz="4" w:space="0" w:color="E4DED3"/>
+              <w:bottom w:val="single" w:sz="4" w:space="0" w:color="E4DED3"/>
+              <w:right w:val="single" w:sz="4" w:space="0" w:color="E4DED3"/>
+            </w:tcBorders>
+            <w:shd w:val="clear" w:color="auto" w:fill="EAF2F8"/>
+          </w:tcPr>
+          <w:p>
+            <w:r>
+              <w:rPr>
+                <w:i/>
+                <w:color w:val="6B6660"/>
+                <w:sz w:val="19"/>
+              </w:rPr>
+              <w:t>&lt; type any personal notes about this section here &gt;</w:t>
+            </w:r>
+          </w:p>
+        </w:tc>
+      </w:tr>
+    </w:tbl>
+    <w:p/>
+    <w:p>
+      <w:pPr>
         <w:spacing w:before="200" w:after="0"/>
       </w:pPr>
       <w:r>
@@ -1797,6 +1844,53 @@
     <w:p/>
     <w:p>
       <w:pPr>
+        <w:spacing w:after="60"/>
+      </w:pPr>
+      <w:r>
+        <w:rPr>
+          <w:b/>
+          <w:i w:val="0"/>
+          <w:sz w:val="19"/>
+        </w:rPr>
+        <w:t>Personal notes</w:t>
+      </w:r>
+    </w:p>
+    <w:tbl>
+      <w:tblPr>
+        <w:tblW w:type="auto" w:w="0"/>
+        <w:tblLook w:firstColumn="1" w:firstRow="1" w:lastColumn="0" w:lastRow="0" w:noHBand="0" w:noVBand="1" w:val="04A0"/>
+      </w:tblPr>
+      <w:tblGrid>
+        <w:gridCol w:w="9412"/>
+      </w:tblGrid>
+      <w:tr>
+        <w:tc>
+          <w:tcPr>
+            <w:tcW w:type="dxa" w:w="9411"/>
+            <w:tcBorders>
+              <w:top w:val="single" w:sz="4" w:space="0" w:color="E4DED3"/>
+              <w:left w:val="single" w:sz="4" w:space="0" w:color="E4DED3"/>
+              <w:bottom w:val="single" w:sz="4" w:space="0" w:color="E4DED3"/>
+              <w:right w:val="single" w:sz="4" w:space="0" w:color="E4DED3"/>
+            </w:tcBorders>
+            <w:shd w:val="clear" w:color="auto" w:fill="EAF2F8"/>
+          </w:tcPr>
+          <w:p>
+            <w:r>
+              <w:rPr>
+                <w:i/>
+                <w:color w:val="6B6660"/>
+                <w:sz w:val="19"/>
+              </w:rPr>
+              <w:t>&lt; type any personal notes about this section here &gt;</w:t>
+            </w:r>
+          </w:p>
+        </w:tc>
+      </w:tr>
+    </w:tbl>
+    <w:p/>
+    <w:p>
+      <w:pPr>
         <w:spacing w:before="200" w:after="0"/>
       </w:pPr>
       <w:r>
@@ -2394,6 +2488,53 @@
         <w:t>You should end up with more than two rows here. If you have two, you have missed something.</w:t>
       </w:r>
     </w:p>
+    <w:p/>
+    <w:p>
+      <w:pPr>
+        <w:spacing w:after="60"/>
+      </w:pPr>
+      <w:r>
+        <w:rPr>
+          <w:b/>
+          <w:i w:val="0"/>
+          <w:sz w:val="19"/>
+        </w:rPr>
+        <w:t>Personal notes</w:t>
+      </w:r>
+    </w:p>
+    <w:tbl>
+      <w:tblPr>
+        <w:tblW w:type="auto" w:w="0"/>
+        <w:tblLook w:firstColumn="1" w:firstRow="1" w:lastColumn="0" w:lastRow="0" w:noHBand="0" w:noVBand="1" w:val="04A0"/>
+      </w:tblPr>
+      <w:tblGrid>
+        <w:gridCol w:w="9412"/>
+      </w:tblGrid>
+      <w:tr>
+        <w:tc>
+          <w:tcPr>
+            <w:tcW w:type="dxa" w:w="9411"/>
+            <w:tcBorders>
+              <w:top w:val="single" w:sz="4" w:space="0" w:color="E4DED3"/>
+              <w:left w:val="single" w:sz="4" w:space="0" w:color="E4DED3"/>
+              <w:bottom w:val="single" w:sz="4" w:space="0" w:color="E4DED3"/>
+              <w:right w:val="single" w:sz="4" w:space="0" w:color="E4DED3"/>
+            </w:tcBorders>
+            <w:shd w:val="clear" w:color="auto" w:fill="EAF2F8"/>
+          </w:tcPr>
+          <w:p>
+            <w:r>
+              <w:rPr>
+                <w:i/>
+                <w:color w:val="6B6660"/>
+                <w:sz w:val="19"/>
+              </w:rPr>
+              <w:t>&lt; type any personal notes about this section here &gt;</w:t>
+            </w:r>
+          </w:p>
+        </w:tc>
+      </w:tr>
+    </w:tbl>
     <w:p/>
     <w:p>
       <w:pPr>
@@ -2888,6 +3029,53 @@
     <w:p/>
     <w:p>
       <w:pPr>
+        <w:spacing w:after="60"/>
+      </w:pPr>
+      <w:r>
+        <w:rPr>
+          <w:b/>
+          <w:i w:val="0"/>
+          <w:sz w:val="19"/>
+        </w:rPr>
+        <w:t>Personal notes</w:t>
+      </w:r>
+    </w:p>
+    <w:tbl>
+      <w:tblPr>
+        <w:tblW w:type="auto" w:w="0"/>
+        <w:tblLook w:firstColumn="1" w:firstRow="1" w:lastColumn="0" w:lastRow="0" w:noHBand="0" w:noVBand="1" w:val="04A0"/>
+      </w:tblPr>
+      <w:tblGrid>
+        <w:gridCol w:w="9412"/>
+      </w:tblGrid>
+      <w:tr>
+        <w:tc>
+          <w:tcPr>
+            <w:tcW w:type="dxa" w:w="9411"/>
+            <w:tcBorders>
+              <w:top w:val="single" w:sz="4" w:space="0" w:color="E4DED3"/>
+              <w:left w:val="single" w:sz="4" w:space="0" w:color="E4DED3"/>
+              <w:bottom w:val="single" w:sz="4" w:space="0" w:color="E4DED3"/>
+              <w:right w:val="single" w:sz="4" w:space="0" w:color="E4DED3"/>
+            </w:tcBorders>
+            <w:shd w:val="clear" w:color="auto" w:fill="EAF2F8"/>
+          </w:tcPr>
+          <w:p>
+            <w:r>
+              <w:rPr>
+                <w:i/>
+                <w:color w:val="6B6660"/>
+                <w:sz w:val="19"/>
+              </w:rPr>
+              <w:t>&lt; type any personal notes about this section here &gt;</w:t>
+            </w:r>
+          </w:p>
+        </w:tc>
+      </w:tr>
+    </w:tbl>
+    <w:p/>
+    <w:p>
+      <w:pPr>
         <w:spacing w:before="200" w:after="0"/>
       </w:pPr>
       <w:r>
@@ -3336,6 +3524,53 @@
     <w:p/>
     <w:p>
       <w:pPr>
+        <w:spacing w:after="60"/>
+      </w:pPr>
+      <w:r>
+        <w:rPr>
+          <w:b/>
+          <w:i w:val="0"/>
+          <w:sz w:val="19"/>
+        </w:rPr>
+        <w:t>Personal notes</w:t>
+      </w:r>
+    </w:p>
+    <w:tbl>
+      <w:tblPr>
+        <w:tblW w:type="auto" w:w="0"/>
+        <w:tblLook w:firstColumn="1" w:firstRow="1" w:lastColumn="0" w:lastRow="0" w:noHBand="0" w:noVBand="1" w:val="04A0"/>
+      </w:tblPr>
+      <w:tblGrid>
+        <w:gridCol w:w="9412"/>
+      </w:tblGrid>
+      <w:tr>
+        <w:tc>
+          <w:tcPr>
+            <w:tcW w:type="dxa" w:w="9411"/>
+            <w:tcBorders>
+              <w:top w:val="single" w:sz="4" w:space="0" w:color="E4DED3"/>
+              <w:left w:val="single" w:sz="4" w:space="0" w:color="E4DED3"/>
+              <w:bottom w:val="single" w:sz="4" w:space="0" w:color="E4DED3"/>
+              <w:right w:val="single" w:sz="4" w:space="0" w:color="E4DED3"/>
+            </w:tcBorders>
+            <w:shd w:val="clear" w:color="auto" w:fill="EAF2F8"/>
+          </w:tcPr>
+          <w:p>
+            <w:r>
+              <w:rPr>
+                <w:i/>
+                <w:color w:val="6B6660"/>
+                <w:sz w:val="19"/>
+              </w:rPr>
+              <w:t>&lt; type any personal notes about this section here &gt;</w:t>
+            </w:r>
+          </w:p>
+        </w:tc>
+      </w:tr>
+    </w:tbl>
+    <w:p/>
+    <w:p>
+      <w:pPr>
         <w:spacing w:before="200" w:after="0"/>
       </w:pPr>
       <w:r>
@@ -3480,6 +3715,53 @@
         <w:t>If you had to cut this to two sentences, which two would you keep?</w:t>
       </w:r>
     </w:p>
+    <w:p/>
+    <w:p>
+      <w:pPr>
+        <w:spacing w:after="60"/>
+      </w:pPr>
+      <w:r>
+        <w:rPr>
+          <w:b/>
+          <w:i w:val="0"/>
+          <w:sz w:val="19"/>
+        </w:rPr>
+        <w:t>Personal notes</w:t>
+      </w:r>
+    </w:p>
+    <w:tbl>
+      <w:tblPr>
+        <w:tblW w:type="auto" w:w="0"/>
+        <w:tblLook w:firstColumn="1" w:firstRow="1" w:lastColumn="0" w:lastRow="0" w:noHBand="0" w:noVBand="1" w:val="04A0"/>
+      </w:tblPr>
+      <w:tblGrid>
+        <w:gridCol w:w="9412"/>
+      </w:tblGrid>
+      <w:tr>
+        <w:tc>
+          <w:tcPr>
+            <w:tcW w:type="dxa" w:w="9411"/>
+            <w:tcBorders>
+              <w:top w:val="single" w:sz="4" w:space="0" w:color="E4DED3"/>
+              <w:left w:val="single" w:sz="4" w:space="0" w:color="E4DED3"/>
+              <w:bottom w:val="single" w:sz="4" w:space="0" w:color="E4DED3"/>
+              <w:right w:val="single" w:sz="4" w:space="0" w:color="E4DED3"/>
+            </w:tcBorders>
+            <w:shd w:val="clear" w:color="auto" w:fill="EAF2F8"/>
+          </w:tcPr>
+          <w:p>
+            <w:r>
+              <w:rPr>
+                <w:i/>
+                <w:color w:val="6B6660"/>
+                <w:sz w:val="19"/>
+              </w:rPr>
+              <w:t>&lt; type any personal notes about this section here &gt;</w:t>
+            </w:r>
+          </w:p>
+        </w:tc>
+      </w:tr>
+    </w:tbl>
     <w:p/>
     <w:p>
       <w:pPr>
@@ -3948,6 +4230,53 @@
     <w:p/>
     <w:p>
       <w:pPr>
+        <w:spacing w:after="60"/>
+      </w:pPr>
+      <w:r>
+        <w:rPr>
+          <w:b/>
+          <w:i w:val="0"/>
+          <w:sz w:val="19"/>
+        </w:rPr>
+        <w:t>Personal notes</w:t>
+      </w:r>
+    </w:p>
+    <w:tbl>
+      <w:tblPr>
+        <w:tblW w:type="auto" w:w="0"/>
+        <w:tblLook w:firstColumn="1" w:firstRow="1" w:lastColumn="0" w:lastRow="0" w:noHBand="0" w:noVBand="1" w:val="04A0"/>
+      </w:tblPr>
+      <w:tblGrid>
+        <w:gridCol w:w="9412"/>
+      </w:tblGrid>
+      <w:tr>
+        <w:tc>
+          <w:tcPr>
+            <w:tcW w:type="dxa" w:w="9411"/>
+            <w:tcBorders>
+              <w:top w:val="single" w:sz="4" w:space="0" w:color="E4DED3"/>
+              <w:left w:val="single" w:sz="4" w:space="0" w:color="E4DED3"/>
+              <w:bottom w:val="single" w:sz="4" w:space="0" w:color="E4DED3"/>
+              <w:right w:val="single" w:sz="4" w:space="0" w:color="E4DED3"/>
+            </w:tcBorders>
+            <w:shd w:val="clear" w:color="auto" w:fill="EAF2F8"/>
+          </w:tcPr>
+          <w:p>
+            <w:r>
+              <w:rPr>
+                <w:i/>
+                <w:color w:val="6B6660"/>
+                <w:sz w:val="19"/>
+              </w:rPr>
+              <w:t>&lt; type any personal notes about this section here &gt;</w:t>
+            </w:r>
+          </w:p>
+        </w:tc>
+      </w:tr>
+    </w:tbl>
+    <w:p/>
+    <w:p>
+      <w:pPr>
         <w:spacing w:before="200" w:after="0"/>
       </w:pPr>
       <w:r>
@@ -4477,6 +4806,53 @@
     <w:p/>
     <w:p>
       <w:pPr>
+        <w:spacing w:after="60"/>
+      </w:pPr>
+      <w:r>
+        <w:rPr>
+          <w:b/>
+          <w:i w:val="0"/>
+          <w:sz w:val="19"/>
+        </w:rPr>
+        <w:t>Personal notes</w:t>
+      </w:r>
+    </w:p>
+    <w:tbl>
+      <w:tblPr>
+        <w:tblW w:type="auto" w:w="0"/>
+        <w:tblLook w:firstColumn="1" w:firstRow="1" w:lastColumn="0" w:lastRow="0" w:noHBand="0" w:noVBand="1" w:val="04A0"/>
+      </w:tblPr>
+      <w:tblGrid>
+        <w:gridCol w:w="9412"/>
+      </w:tblGrid>
+      <w:tr>
+        <w:tc>
+          <w:tcPr>
+            <w:tcW w:type="dxa" w:w="9411"/>
+            <w:tcBorders>
+              <w:top w:val="single" w:sz="4" w:space="0" w:color="E4DED3"/>
+              <w:left w:val="single" w:sz="4" w:space="0" w:color="E4DED3"/>
+              <w:bottom w:val="single" w:sz="4" w:space="0" w:color="E4DED3"/>
+              <w:right w:val="single" w:sz="4" w:space="0" w:color="E4DED3"/>
+            </w:tcBorders>
+            <w:shd w:val="clear" w:color="auto" w:fill="EAF2F8"/>
+          </w:tcPr>
+          <w:p>
+            <w:r>
+              <w:rPr>
+                <w:i/>
+                <w:color w:val="6B6660"/>
+                <w:sz w:val="19"/>
+              </w:rPr>
+              <w:t>&lt; type any personal notes about this section here &gt;</w:t>
+            </w:r>
+          </w:p>
+        </w:tc>
+      </w:tr>
+    </w:tbl>
+    <w:p/>
+    <w:p>
+      <w:pPr>
         <w:spacing w:before="200" w:after="0"/>
       </w:pPr>
       <w:r>
@@ -4585,6 +4961,53 @@
         <w:t>'Make it highly available' is the reflex answer. Is there anything actually left to do here? Saying no, with a reason, is a real answer.</w:t>
       </w:r>
     </w:p>
+    <w:p/>
+    <w:p>
+      <w:pPr>
+        <w:spacing w:after="60"/>
+      </w:pPr>
+      <w:r>
+        <w:rPr>
+          <w:b/>
+          <w:i w:val="0"/>
+          <w:sz w:val="19"/>
+        </w:rPr>
+        <w:t>Personal notes</w:t>
+      </w:r>
+    </w:p>
+    <w:tbl>
+      <w:tblPr>
+        <w:tblW w:type="auto" w:w="0"/>
+        <w:tblLook w:firstColumn="1" w:firstRow="1" w:lastColumn="0" w:lastRow="0" w:noHBand="0" w:noVBand="1" w:val="04A0"/>
+      </w:tblPr>
+      <w:tblGrid>
+        <w:gridCol w:w="9412"/>
+      </w:tblGrid>
+      <w:tr>
+        <w:tc>
+          <w:tcPr>
+            <w:tcW w:type="dxa" w:w="9411"/>
+            <w:tcBorders>
+              <w:top w:val="single" w:sz="4" w:space="0" w:color="E4DED3"/>
+              <w:left w:val="single" w:sz="4" w:space="0" w:color="E4DED3"/>
+              <w:bottom w:val="single" w:sz="4" w:space="0" w:color="E4DED3"/>
+              <w:right w:val="single" w:sz="4" w:space="0" w:color="E4DED3"/>
+            </w:tcBorders>
+            <w:shd w:val="clear" w:color="auto" w:fill="EAF2F8"/>
+          </w:tcPr>
+          <w:p>
+            <w:r>
+              <w:rPr>
+                <w:i/>
+                <w:color w:val="6B6660"/>
+                <w:sz w:val="19"/>
+              </w:rPr>
+              <w:t>&lt; type any personal notes about this section here &gt;</w:t>
+            </w:r>
+          </w:p>
+        </w:tc>
+      </w:tr>
+    </w:tbl>
     <w:p/>
     <w:p>
       <w:pPr>
@@ -5078,6 +5501,53 @@
     <w:p/>
     <w:p>
       <w:pPr>
+        <w:spacing w:after="60"/>
+      </w:pPr>
+      <w:r>
+        <w:rPr>
+          <w:b/>
+          <w:i w:val="0"/>
+          <w:sz w:val="19"/>
+        </w:rPr>
+        <w:t>Personal notes</w:t>
+      </w:r>
+    </w:p>
+    <w:tbl>
+      <w:tblPr>
+        <w:tblW w:type="auto" w:w="0"/>
+        <w:tblLook w:firstColumn="1" w:firstRow="1" w:lastColumn="0" w:lastRow="0" w:noHBand="0" w:noVBand="1" w:val="04A0"/>
+      </w:tblPr>
+      <w:tblGrid>
+        <w:gridCol w:w="9412"/>
+      </w:tblGrid>
+      <w:tr>
+        <w:tc>
+          <w:tcPr>
+            <w:tcW w:type="dxa" w:w="9411"/>
+            <w:tcBorders>
+              <w:top w:val="single" w:sz="4" w:space="0" w:color="E4DED3"/>
+              <w:left w:val="single" w:sz="4" w:space="0" w:color="E4DED3"/>
+              <w:bottom w:val="single" w:sz="4" w:space="0" w:color="E4DED3"/>
+              <w:right w:val="single" w:sz="4" w:space="0" w:color="E4DED3"/>
+            </w:tcBorders>
+            <w:shd w:val="clear" w:color="auto" w:fill="EAF2F8"/>
+          </w:tcPr>
+          <w:p>
+            <w:r>
+              <w:rPr>
+                <w:i/>
+                <w:color w:val="6B6660"/>
+                <w:sz w:val="19"/>
+              </w:rPr>
+              <w:t>&lt; type any personal notes about this section here &gt;</w:t>
+            </w:r>
+          </w:p>
+        </w:tc>
+      </w:tr>
+    </w:tbl>
+    <w:p/>
+    <w:p>
+      <w:pPr>
         <w:spacing w:before="200" w:after="0"/>
       </w:pPr>
       <w:r>
@@ -5507,6 +5977,53 @@
         <w:t>A second gateway costs money and Ledgerline is a finance system with a budget. Accepting the risk and writing down what breaks is a legitimate engineering answer — but only if you write it down.</w:t>
       </w:r>
     </w:p>
+    <w:p/>
+    <w:p>
+      <w:pPr>
+        <w:spacing w:after="60"/>
+      </w:pPr>
+      <w:r>
+        <w:rPr>
+          <w:b/>
+          <w:i w:val="0"/>
+          <w:sz w:val="19"/>
+        </w:rPr>
+        <w:t>Personal notes</w:t>
+      </w:r>
+    </w:p>
+    <w:tbl>
+      <w:tblPr>
+        <w:tblW w:type="auto" w:w="0"/>
+        <w:tblLook w:firstColumn="1" w:firstRow="1" w:lastColumn="0" w:lastRow="0" w:noHBand="0" w:noVBand="1" w:val="04A0"/>
+      </w:tblPr>
+      <w:tblGrid>
+        <w:gridCol w:w="9412"/>
+      </w:tblGrid>
+      <w:tr>
+        <w:tc>
+          <w:tcPr>
+            <w:tcW w:type="dxa" w:w="9411"/>
+            <w:tcBorders>
+              <w:top w:val="single" w:sz="4" w:space="0" w:color="E4DED3"/>
+              <w:left w:val="single" w:sz="4" w:space="0" w:color="E4DED3"/>
+              <w:bottom w:val="single" w:sz="4" w:space="0" w:color="E4DED3"/>
+              <w:right w:val="single" w:sz="4" w:space="0" w:color="E4DED3"/>
+            </w:tcBorders>
+            <w:shd w:val="clear" w:color="auto" w:fill="EAF2F8"/>
+          </w:tcPr>
+          <w:p>
+            <w:r>
+              <w:rPr>
+                <w:i/>
+                <w:color w:val="6B6660"/>
+                <w:sz w:val="19"/>
+              </w:rPr>
+              <w:t>&lt; type any personal notes about this section here &gt;</w:t>
+            </w:r>
+          </w:p>
+        </w:tc>
+      </w:tr>
+    </w:tbl>
     <w:p/>
     <w:p>
       <w:pPr>
@@ -6072,6 +6589,53 @@
     <w:p/>
     <w:p>
       <w:pPr>
+        <w:spacing w:after="60"/>
+      </w:pPr>
+      <w:r>
+        <w:rPr>
+          <w:b/>
+          <w:i w:val="0"/>
+          <w:sz w:val="19"/>
+        </w:rPr>
+        <w:t>Personal notes</w:t>
+      </w:r>
+    </w:p>
+    <w:tbl>
+      <w:tblPr>
+        <w:tblW w:type="auto" w:w="0"/>
+        <w:tblLook w:firstColumn="1" w:firstRow="1" w:lastColumn="0" w:lastRow="0" w:noHBand="0" w:noVBand="1" w:val="04A0"/>
+      </w:tblPr>
+      <w:tblGrid>
+        <w:gridCol w:w="9412"/>
+      </w:tblGrid>
+      <w:tr>
+        <w:tc>
+          <w:tcPr>
+            <w:tcW w:type="dxa" w:w="9411"/>
+            <w:tcBorders>
+              <w:top w:val="single" w:sz="4" w:space="0" w:color="E4DED3"/>
+              <w:left w:val="single" w:sz="4" w:space="0" w:color="E4DED3"/>
+              <w:bottom w:val="single" w:sz="4" w:space="0" w:color="E4DED3"/>
+              <w:right w:val="single" w:sz="4" w:space="0" w:color="E4DED3"/>
+            </w:tcBorders>
+            <w:shd w:val="clear" w:color="auto" w:fill="EAF2F8"/>
+          </w:tcPr>
+          <w:p>
+            <w:r>
+              <w:rPr>
+                <w:i/>
+                <w:color w:val="6B6660"/>
+                <w:sz w:val="19"/>
+              </w:rPr>
+              <w:t>&lt; type any personal notes about this section here &gt;</w:t>
+            </w:r>
+          </w:p>
+        </w:tc>
+      </w:tr>
+    </w:tbl>
+    <w:p/>
+    <w:p>
+      <w:pPr>
         <w:spacing w:before="200" w:after="0"/>
       </w:pPr>
       <w:r>
@@ -6537,6 +7101,53 @@
         <w:t>Is there anything in your design that removes a point of failure you did not list in task 3? If so, task 3 was incomplete — go back and fix it.</w:t>
       </w:r>
     </w:p>
+    <w:p/>
+    <w:p>
+      <w:pPr>
+        <w:spacing w:after="60"/>
+      </w:pPr>
+      <w:r>
+        <w:rPr>
+          <w:b/>
+          <w:i w:val="0"/>
+          <w:sz w:val="19"/>
+        </w:rPr>
+        <w:t>Personal notes</w:t>
+      </w:r>
+    </w:p>
+    <w:tbl>
+      <w:tblPr>
+        <w:tblW w:type="auto" w:w="0"/>
+        <w:tblLook w:firstColumn="1" w:firstRow="1" w:lastColumn="0" w:lastRow="0" w:noHBand="0" w:noVBand="1" w:val="04A0"/>
+      </w:tblPr>
+      <w:tblGrid>
+        <w:gridCol w:w="9412"/>
+      </w:tblGrid>
+      <w:tr>
+        <w:tc>
+          <w:tcPr>
+            <w:tcW w:type="dxa" w:w="9411"/>
+            <w:tcBorders>
+              <w:top w:val="single" w:sz="4" w:space="0" w:color="E4DED3"/>
+              <w:left w:val="single" w:sz="4" w:space="0" w:color="E4DED3"/>
+              <w:bottom w:val="single" w:sz="4" w:space="0" w:color="E4DED3"/>
+              <w:right w:val="single" w:sz="4" w:space="0" w:color="E4DED3"/>
+            </w:tcBorders>
+            <w:shd w:val="clear" w:color="auto" w:fill="EAF2F8"/>
+          </w:tcPr>
+          <w:p>
+            <w:r>
+              <w:rPr>
+                <w:i/>
+                <w:color w:val="6B6660"/>
+                <w:sz w:val="19"/>
+              </w:rPr>
+              <w:t>&lt; type any personal notes about this section here &gt;</w:t>
+            </w:r>
+          </w:p>
+        </w:tc>
+      </w:tr>
+    </w:tbl>
     <w:p/>
     <w:p>
       <w:pPr>
@@ -7011,6 +7622,53 @@
     <w:p/>
     <w:p>
       <w:pPr>
+        <w:spacing w:after="60"/>
+      </w:pPr>
+      <w:r>
+        <w:rPr>
+          <w:b/>
+          <w:i w:val="0"/>
+          <w:sz w:val="19"/>
+        </w:rPr>
+        <w:t>Personal notes</w:t>
+      </w:r>
+    </w:p>
+    <w:tbl>
+      <w:tblPr>
+        <w:tblW w:type="auto" w:w="0"/>
+        <w:tblLook w:firstColumn="1" w:firstRow="1" w:lastColumn="0" w:lastRow="0" w:noHBand="0" w:noVBand="1" w:val="04A0"/>
+      </w:tblPr>
+      <w:tblGrid>
+        <w:gridCol w:w="9412"/>
+      </w:tblGrid>
+      <w:tr>
+        <w:tc>
+          <w:tcPr>
+            <w:tcW w:type="dxa" w:w="9411"/>
+            <w:tcBorders>
+              <w:top w:val="single" w:sz="4" w:space="0" w:color="E4DED3"/>
+              <w:left w:val="single" w:sz="4" w:space="0" w:color="E4DED3"/>
+              <w:bottom w:val="single" w:sz="4" w:space="0" w:color="E4DED3"/>
+              <w:right w:val="single" w:sz="4" w:space="0" w:color="E4DED3"/>
+            </w:tcBorders>
+            <w:shd w:val="clear" w:color="auto" w:fill="EAF2F8"/>
+          </w:tcPr>
+          <w:p>
+            <w:r>
+              <w:rPr>
+                <w:i/>
+                <w:color w:val="6B6660"/>
+                <w:sz w:val="19"/>
+              </w:rPr>
+              <w:t>&lt; type any personal notes about this section here &gt;</w:t>
+            </w:r>
+          </w:p>
+        </w:tc>
+      </w:tr>
+    </w:tbl>
+    <w:p/>
+    <w:p>
+      <w:pPr>
         <w:spacing w:before="200" w:after="0"/>
       </w:pPr>
       <w:r>
@@ -7367,6 +8025,53 @@
     <w:p/>
     <w:p>
       <w:pPr>
+        <w:spacing w:after="60"/>
+      </w:pPr>
+      <w:r>
+        <w:rPr>
+          <w:b/>
+          <w:i w:val="0"/>
+          <w:sz w:val="19"/>
+        </w:rPr>
+        <w:t>Personal notes</w:t>
+      </w:r>
+    </w:p>
+    <w:tbl>
+      <w:tblPr>
+        <w:tblW w:type="auto" w:w="0"/>
+        <w:tblLook w:firstColumn="1" w:firstRow="1" w:lastColumn="0" w:lastRow="0" w:noHBand="0" w:noVBand="1" w:val="04A0"/>
+      </w:tblPr>
+      <w:tblGrid>
+        <w:gridCol w:w="9412"/>
+      </w:tblGrid>
+      <w:tr>
+        <w:tc>
+          <w:tcPr>
+            <w:tcW w:type="dxa" w:w="9411"/>
+            <w:tcBorders>
+              <w:top w:val="single" w:sz="4" w:space="0" w:color="E4DED3"/>
+              <w:left w:val="single" w:sz="4" w:space="0" w:color="E4DED3"/>
+              <w:bottom w:val="single" w:sz="4" w:space="0" w:color="E4DED3"/>
+              <w:right w:val="single" w:sz="4" w:space="0" w:color="E4DED3"/>
+            </w:tcBorders>
+            <w:shd w:val="clear" w:color="auto" w:fill="EAF2F8"/>
+          </w:tcPr>
+          <w:p>
+            <w:r>
+              <w:rPr>
+                <w:i/>
+                <w:color w:val="6B6660"/>
+                <w:sz w:val="19"/>
+              </w:rPr>
+              <w:t>&lt; type any personal notes about this section here &gt;</w:t>
+            </w:r>
+          </w:p>
+        </w:tc>
+      </w:tr>
+    </w:tbl>
+    <w:p/>
+    <w:p>
+      <w:pPr>
         <w:spacing w:before="200" w:after="0"/>
       </w:pPr>
       <w:r>
@@ -7495,6 +8200,53 @@
         <w:t>Finding a contradiction here is a good outcome, not a bad one. Write down what you changed.</w:t>
       </w:r>
     </w:p>
+    <w:p/>
+    <w:p>
+      <w:pPr>
+        <w:spacing w:after="60"/>
+      </w:pPr>
+      <w:r>
+        <w:rPr>
+          <w:b/>
+          <w:i w:val="0"/>
+          <w:sz w:val="19"/>
+        </w:rPr>
+        <w:t>Personal notes</w:t>
+      </w:r>
+    </w:p>
+    <w:tbl>
+      <w:tblPr>
+        <w:tblW w:type="auto" w:w="0"/>
+        <w:tblLook w:firstColumn="1" w:firstRow="1" w:lastColumn="0" w:lastRow="0" w:noHBand="0" w:noVBand="1" w:val="04A0"/>
+      </w:tblPr>
+      <w:tblGrid>
+        <w:gridCol w:w="9412"/>
+      </w:tblGrid>
+      <w:tr>
+        <w:tc>
+          <w:tcPr>
+            <w:tcW w:type="dxa" w:w="9411"/>
+            <w:tcBorders>
+              <w:top w:val="single" w:sz="4" w:space="0" w:color="E4DED3"/>
+              <w:left w:val="single" w:sz="4" w:space="0" w:color="E4DED3"/>
+              <w:bottom w:val="single" w:sz="4" w:space="0" w:color="E4DED3"/>
+              <w:right w:val="single" w:sz="4" w:space="0" w:color="E4DED3"/>
+            </w:tcBorders>
+            <w:shd w:val="clear" w:color="auto" w:fill="EAF2F8"/>
+          </w:tcPr>
+          <w:p>
+            <w:r>
+              <w:rPr>
+                <w:i/>
+                <w:color w:val="6B6660"/>
+                <w:sz w:val="19"/>
+              </w:rPr>
+              <w:t>&lt; type any personal notes about this section here &gt;</w:t>
+            </w:r>
+          </w:p>
+        </w:tc>
+      </w:tr>
+    </w:tbl>
     <w:p/>
     <w:p>
       <w:pPr>
@@ -8494,6 +9246,53 @@
     <w:p/>
     <w:p>
       <w:pPr>
+        <w:spacing w:after="60"/>
+      </w:pPr>
+      <w:r>
+        <w:rPr>
+          <w:b/>
+          <w:i w:val="0"/>
+          <w:sz w:val="19"/>
+        </w:rPr>
+        <w:t>Personal notes</w:t>
+      </w:r>
+    </w:p>
+    <w:tbl>
+      <w:tblPr>
+        <w:tblW w:type="auto" w:w="0"/>
+        <w:tblLook w:firstColumn="1" w:firstRow="1" w:lastColumn="0" w:lastRow="0" w:noHBand="0" w:noVBand="1" w:val="04A0"/>
+      </w:tblPr>
+      <w:tblGrid>
+        <w:gridCol w:w="9412"/>
+      </w:tblGrid>
+      <w:tr>
+        <w:tc>
+          <w:tcPr>
+            <w:tcW w:type="dxa" w:w="9411"/>
+            <w:tcBorders>
+              <w:top w:val="single" w:sz="4" w:space="0" w:color="E4DED3"/>
+              <w:left w:val="single" w:sz="4" w:space="0" w:color="E4DED3"/>
+              <w:bottom w:val="single" w:sz="4" w:space="0" w:color="E4DED3"/>
+              <w:right w:val="single" w:sz="4" w:space="0" w:color="E4DED3"/>
+            </w:tcBorders>
+            <w:shd w:val="clear" w:color="auto" w:fill="EAF2F8"/>
+          </w:tcPr>
+          <w:p>
+            <w:r>
+              <w:rPr>
+                <w:i/>
+                <w:color w:val="6B6660"/>
+                <w:sz w:val="19"/>
+              </w:rPr>
+              <w:t>&lt; type any personal notes about this section here &gt;</w:t>
+            </w:r>
+          </w:p>
+        </w:tc>
+      </w:tr>
+    </w:tbl>
+    <w:p/>
+    <w:p>
+      <w:pPr>
         <w:spacing w:before="200" w:after="0"/>
       </w:pPr>
       <w:r>
@@ -9028,294 +9827,15 @@
     <w:p/>
     <w:p>
       <w:pPr>
-        <w:pStyle w:val="Heading1"/>
-      </w:pPr>
-      <w:r>
-        <w:t>Part B — Implementation</w:t>
-      </w:r>
-    </w:p>
-    <w:p>
-      <w:pPr>
-        <w:spacing w:after="200"/>
-      </w:pPr>
-      <w:r>
-        <w:rPr>
-          <w:b w:val="0"/>
-          <w:i/>
-          <w:color w:val="6B6660"/>
-          <w:sz w:val="19"/>
-        </w:rPr>
-        <w:t>Your maintenance window is about 3.5 hours. Work the tasks in order — the order you planned in task 17 is the one to follow where it differs from the numbering here.</w:t>
-      </w:r>
-    </w:p>
-    <w:p>
-      <w:pPr>
-        <w:spacing w:before="200" w:after="0"/>
-      </w:pPr>
-      <w:r>
-        <w:rPr>
-          <w:b/>
-          <w:color w:val="1F5A5C"/>
-          <w:sz w:val="16"/>
-        </w:rPr>
-        <w:t>TASK 19</w:t>
-      </w:r>
-    </w:p>
-    <w:p>
-      <w:pPr>
-        <w:pStyle w:val="Heading2"/>
-      </w:pPr>
-      <w:r>
-        <w:rPr>
-          <w:color w:val="1F5A5C"/>
-        </w:rPr>
-        <w:t>Deploy the practice baseline</w:t>
-      </w:r>
-    </w:p>
-    <w:p>
-      <w:pPr>
-        <w:spacing w:after="120"/>
-      </w:pPr>
-      <w:r>
-        <w:rPr>
-          <w:b w:val="0"/>
-          <w:i w:val="0"/>
-          <w:sz w:val="21"/>
-        </w:rPr>
-        <w:t>Deploy the practice lab-pack. It builds the Ledgerline environment described above, so you start from the same place as everyone else.</w:t>
-      </w:r>
-    </w:p>
-    <w:p>
-      <w:pPr>
-        <w:spacing w:after="60"/>
-        <w:ind w:left="340"/>
-      </w:pPr>
-      <w:r>
-        <w:rPr>
-          <w:b/>
-          <w:sz w:val="21"/>
-        </w:rPr>
-        <w:t xml:space="preserve">1.  </w:t>
-      </w:r>
-      <w:r>
-        <w:rPr>
-          <w:b w:val="0"/>
-          <w:sz w:val="21"/>
-        </w:rPr>
-        <w:t>Download the practice lab-pack template from where your teacher has put it.</w:t>
-      </w:r>
-    </w:p>
-    <w:p>
-      <w:pPr>
-        <w:spacing w:after="60"/>
-        <w:ind w:left="340"/>
-      </w:pPr>
-      <w:r>
-        <w:rPr>
-          <w:b/>
-          <w:sz w:val="21"/>
-        </w:rPr>
-        <w:t xml:space="preserve">2.  </w:t>
-      </w:r>
-      <w:r>
-        <w:rPr>
-          <w:b w:val="0"/>
-          <w:sz w:val="21"/>
-        </w:rPr>
-        <w:t xml:space="preserve">Set your region first — the stack builds into whichever region is selected. </w:t>
-      </w:r>
-      <w:r>
-        <w:rPr>
-          <w:b/>
-          <w:sz w:val="21"/>
-        </w:rPr>
-        <w:t>In the Learner Lab choose us-east-1.</w:t>
-      </w:r>
-    </w:p>
-    <w:p>
-      <w:pPr>
-        <w:spacing w:after="60"/>
-        <w:ind w:left="340"/>
-      </w:pPr>
-      <w:r>
-        <w:rPr>
-          <w:b/>
-          <w:sz w:val="21"/>
-        </w:rPr>
-        <w:t xml:space="preserve">3.  </w:t>
-      </w:r>
-      <w:r>
-        <w:rPr>
-          <w:b w:val="0"/>
-          <w:sz w:val="21"/>
-        </w:rPr>
-        <w:t>Open CloudFormation → Create stack → With new resources (standard).</w:t>
-      </w:r>
-    </w:p>
-    <w:p>
-      <w:pPr>
-        <w:spacing w:after="60"/>
-        <w:ind w:left="340"/>
-      </w:pPr>
-      <w:r>
-        <w:rPr>
-          <w:b/>
-          <w:sz w:val="21"/>
-        </w:rPr>
-        <w:t xml:space="preserve">4.  </w:t>
-      </w:r>
-      <w:r>
-        <w:rPr>
-          <w:b w:val="0"/>
-          <w:sz w:val="21"/>
-        </w:rPr>
-        <w:t>Choose Upload a template file, select the template, and choose Next.</w:t>
-      </w:r>
-    </w:p>
-    <w:p>
-      <w:pPr>
-        <w:spacing w:after="60"/>
-        <w:ind w:left="340"/>
-      </w:pPr>
-      <w:r>
-        <w:rPr>
-          <w:b/>
-          <w:sz w:val="21"/>
-        </w:rPr>
-        <w:t xml:space="preserve">5.  </w:t>
-      </w:r>
-      <w:r>
-        <w:rPr>
-          <w:b w:val="0"/>
-          <w:sz w:val="21"/>
-        </w:rPr>
-        <w:t>Give the stack a name. Every parameter is already filled in except one: type a database master password, at least 8 characters. Write it down — you will not be shown it again, and nothing will remind you of it.</w:t>
-      </w:r>
-    </w:p>
-    <w:p>
-      <w:pPr>
-        <w:spacing w:after="60"/>
-        <w:ind w:left="340"/>
-      </w:pPr>
-      <w:r>
-        <w:rPr>
-          <w:b/>
-          <w:sz w:val="21"/>
-        </w:rPr>
-        <w:t xml:space="preserve">6.  </w:t>
-      </w:r>
-      <w:r>
-        <w:rPr>
-          <w:b w:val="0"/>
-          <w:sz w:val="21"/>
-        </w:rPr>
-        <w:t>Choose Next, then Next again, then Submit.</w:t>
-      </w:r>
-    </w:p>
-    <w:p>
-      <w:pPr>
-        <w:spacing w:after="60"/>
-        <w:ind w:left="340"/>
-      </w:pPr>
-      <w:r>
-        <w:rPr>
-          <w:b/>
-          <w:sz w:val="21"/>
-        </w:rPr>
-        <w:t xml:space="preserve">7.  </w:t>
-      </w:r>
-      <w:r>
-        <w:rPr>
-          <w:b w:val="0"/>
-          <w:sz w:val="21"/>
-        </w:rPr>
-        <w:t>Wait for CREATE_COMPLETE — about 10 minutes. The Events tab shows progress.</w:t>
-      </w:r>
-    </w:p>
-    <w:p>
-      <w:pPr>
-        <w:spacing w:after="60"/>
-        <w:ind w:left="340"/>
-      </w:pPr>
-      <w:r>
-        <w:rPr>
-          <w:b/>
-          <w:sz w:val="21"/>
-        </w:rPr>
-        <w:t xml:space="preserve">8.  </w:t>
-      </w:r>
-      <w:r>
-        <w:rPr>
-          <w:b w:val="0"/>
-          <w:sz w:val="21"/>
-        </w:rPr>
-        <w:t>Open EC2 → Load Balancers, copy the DNS name of ledgerline-alb, and open it in a browser tab to confirm the page loads. Type http:// in front of it — the load balancer only listens on HTTP port 80, and a browser left to itself will try HTTPS and fail.</w:t>
-      </w:r>
-    </w:p>
-    <w:p/>
-    <w:p>
-      <w:pPr>
         <w:spacing w:after="60"/>
       </w:pPr>
       <w:r>
         <w:rPr>
           <w:b/>
           <w:i w:val="0"/>
-          <w:sz w:val="21"/>
-        </w:rPr>
-        <w:t>How to do it</w:t>
-      </w:r>
-    </w:p>
-    <w:p>
-      <w:pPr>
-        <w:spacing w:after="40"/>
-        <w:ind w:left="340"/>
-      </w:pPr>
-      <w:r>
-        <w:rPr>
-          <w:b/>
-          <w:sz w:val="20"/>
-        </w:rPr>
-        <w:t xml:space="preserve">1.  </w:t>
-      </w:r>
-      <w:r>
-        <w:rPr>
-          <w:sz w:val="20"/>
-        </w:rPr>
-        <w:t>If the stack fails, open the Events tab and scroll to the FIRST red row — that is the cause. Everything below it is the rollback.</w:t>
-      </w:r>
-    </w:p>
-    <w:p>
-      <w:pPr>
-        <w:spacing w:after="40"/>
-        <w:ind w:left="340"/>
-      </w:pPr>
-      <w:r>
-        <w:rPr>
-          <w:b/>
-          <w:sz w:val="20"/>
-        </w:rPr>
-        <w:t xml:space="preserve">2.  </w:t>
-      </w:r>
-      <w:r>
-        <w:rPr>
-          <w:sz w:val="20"/>
-        </w:rPr>
-        <w:t>A stack that rolled back has to be deleted before you can try again with the same name.</w:t>
-      </w:r>
-    </w:p>
-    <w:p/>
-    <w:p>
-      <w:pPr>
-        <w:spacing w:after="60"/>
-      </w:pPr>
-      <w:r>
-        <w:rPr>
-          <w:b/>
-          <w:i w:val="0"/>
-          <w:sz w:val="21"/>
-        </w:rPr>
-        <w:t>Evidence</w:t>
+          <w:sz w:val="19"/>
+        </w:rPr>
+        <w:t>Personal notes</w:t>
       </w:r>
     </w:p>
     <w:tbl>
@@ -9336,6 +9856,332 @@
               <w:bottom w:val="single" w:sz="4" w:space="0" w:color="E4DED3"/>
               <w:right w:val="single" w:sz="4" w:space="0" w:color="E4DED3"/>
             </w:tcBorders>
+            <w:shd w:val="clear" w:color="auto" w:fill="EAF2F8"/>
+          </w:tcPr>
+          <w:p>
+            <w:r>
+              <w:rPr>
+                <w:i/>
+                <w:color w:val="6B6660"/>
+                <w:sz w:val="19"/>
+              </w:rPr>
+              <w:t>&lt; type any personal notes about this section here &gt;</w:t>
+            </w:r>
+          </w:p>
+        </w:tc>
+      </w:tr>
+    </w:tbl>
+    <w:p/>
+    <w:p>
+      <w:pPr>
+        <w:pStyle w:val="Heading1"/>
+      </w:pPr>
+      <w:r>
+        <w:t>Part B — Implementation</w:t>
+      </w:r>
+    </w:p>
+    <w:p>
+      <w:pPr>
+        <w:spacing w:after="200"/>
+      </w:pPr>
+      <w:r>
+        <w:rPr>
+          <w:b w:val="0"/>
+          <w:i/>
+          <w:color w:val="6B6660"/>
+          <w:sz w:val="19"/>
+        </w:rPr>
+        <w:t>Your maintenance window is about 3.5 hours. Work the tasks in order — the order you planned in task 17 is the one to follow where it differs from the numbering here.</w:t>
+      </w:r>
+    </w:p>
+    <w:p>
+      <w:pPr>
+        <w:spacing w:before="200" w:after="0"/>
+      </w:pPr>
+      <w:r>
+        <w:rPr>
+          <w:b/>
+          <w:color w:val="1F5A5C"/>
+          <w:sz w:val="16"/>
+        </w:rPr>
+        <w:t>TASK 19</w:t>
+      </w:r>
+    </w:p>
+    <w:p>
+      <w:pPr>
+        <w:pStyle w:val="Heading2"/>
+      </w:pPr>
+      <w:r>
+        <w:rPr>
+          <w:color w:val="1F5A5C"/>
+        </w:rPr>
+        <w:t>Deploy the practice baseline</w:t>
+      </w:r>
+    </w:p>
+    <w:p>
+      <w:pPr>
+        <w:spacing w:after="120"/>
+      </w:pPr>
+      <w:r>
+        <w:rPr>
+          <w:b w:val="0"/>
+          <w:i w:val="0"/>
+          <w:sz w:val="21"/>
+        </w:rPr>
+        <w:t>Deploy the practice lab-pack. It builds the Ledgerline environment described above, so you start from the same place as everyone else.</w:t>
+      </w:r>
+    </w:p>
+    <w:p>
+      <w:pPr>
+        <w:spacing w:after="60"/>
+        <w:ind w:left="340"/>
+      </w:pPr>
+      <w:r>
+        <w:rPr>
+          <w:b/>
+          <w:sz w:val="21"/>
+        </w:rPr>
+        <w:t xml:space="preserve">1.  </w:t>
+      </w:r>
+      <w:r>
+        <w:rPr>
+          <w:b w:val="0"/>
+          <w:sz w:val="21"/>
+        </w:rPr>
+        <w:t>Download the practice lab-pack template from where your teacher has put it.</w:t>
+      </w:r>
+    </w:p>
+    <w:p>
+      <w:pPr>
+        <w:spacing w:after="60"/>
+        <w:ind w:left="340"/>
+      </w:pPr>
+      <w:r>
+        <w:rPr>
+          <w:b/>
+          <w:sz w:val="21"/>
+        </w:rPr>
+        <w:t xml:space="preserve">2.  </w:t>
+      </w:r>
+      <w:r>
+        <w:rPr>
+          <w:b w:val="0"/>
+          <w:sz w:val="21"/>
+        </w:rPr>
+        <w:t xml:space="preserve">Set your region first — the stack builds into whichever region is selected. </w:t>
+      </w:r>
+      <w:r>
+        <w:rPr>
+          <w:b/>
+          <w:sz w:val="21"/>
+        </w:rPr>
+        <w:t>In the Learner Lab choose us-east-1.</w:t>
+      </w:r>
+    </w:p>
+    <w:p>
+      <w:pPr>
+        <w:spacing w:after="60"/>
+        <w:ind w:left="340"/>
+      </w:pPr>
+      <w:r>
+        <w:rPr>
+          <w:b/>
+          <w:sz w:val="21"/>
+        </w:rPr>
+        <w:t xml:space="preserve">3.  </w:t>
+      </w:r>
+      <w:r>
+        <w:rPr>
+          <w:b w:val="0"/>
+          <w:sz w:val="21"/>
+        </w:rPr>
+        <w:t>Open CloudFormation → Create stack → With new resources (standard).</w:t>
+      </w:r>
+    </w:p>
+    <w:p>
+      <w:pPr>
+        <w:spacing w:after="60"/>
+        <w:ind w:left="340"/>
+      </w:pPr>
+      <w:r>
+        <w:rPr>
+          <w:b/>
+          <w:sz w:val="21"/>
+        </w:rPr>
+        <w:t xml:space="preserve">4.  </w:t>
+      </w:r>
+      <w:r>
+        <w:rPr>
+          <w:b w:val="0"/>
+          <w:sz w:val="21"/>
+        </w:rPr>
+        <w:t>Choose Upload a template file, select the template, and choose Next.</w:t>
+      </w:r>
+    </w:p>
+    <w:p>
+      <w:pPr>
+        <w:spacing w:after="60"/>
+        <w:ind w:left="340"/>
+      </w:pPr>
+      <w:r>
+        <w:rPr>
+          <w:b/>
+          <w:sz w:val="21"/>
+        </w:rPr>
+        <w:t xml:space="preserve">5.  </w:t>
+      </w:r>
+      <w:r>
+        <w:rPr>
+          <w:b w:val="0"/>
+          <w:sz w:val="21"/>
+        </w:rPr>
+        <w:t>Give the stack a name. Every parameter is already filled in except one: type a database master password, at least 8 characters. Write it down — you will not be shown it again, and nothing will remind you of it.</w:t>
+      </w:r>
+    </w:p>
+    <w:p>
+      <w:pPr>
+        <w:spacing w:after="60"/>
+        <w:ind w:left="340"/>
+      </w:pPr>
+      <w:r>
+        <w:rPr>
+          <w:b/>
+          <w:sz w:val="21"/>
+        </w:rPr>
+        <w:t xml:space="preserve">6.  </w:t>
+      </w:r>
+      <w:r>
+        <w:rPr>
+          <w:b w:val="0"/>
+          <w:sz w:val="21"/>
+        </w:rPr>
+        <w:t>Choose Next, then Next again, then Submit.</w:t>
+      </w:r>
+    </w:p>
+    <w:p>
+      <w:pPr>
+        <w:spacing w:after="60"/>
+        <w:ind w:left="340"/>
+      </w:pPr>
+      <w:r>
+        <w:rPr>
+          <w:b/>
+          <w:sz w:val="21"/>
+        </w:rPr>
+        <w:t xml:space="preserve">7.  </w:t>
+      </w:r>
+      <w:r>
+        <w:rPr>
+          <w:b w:val="0"/>
+          <w:sz w:val="21"/>
+        </w:rPr>
+        <w:t>Wait for CREATE_COMPLETE — about 10 minutes. The Events tab shows progress.</w:t>
+      </w:r>
+    </w:p>
+    <w:p>
+      <w:pPr>
+        <w:spacing w:after="60"/>
+        <w:ind w:left="340"/>
+      </w:pPr>
+      <w:r>
+        <w:rPr>
+          <w:b/>
+          <w:sz w:val="21"/>
+        </w:rPr>
+        <w:t xml:space="preserve">8.  </w:t>
+      </w:r>
+      <w:r>
+        <w:rPr>
+          <w:b w:val="0"/>
+          <w:sz w:val="21"/>
+        </w:rPr>
+        <w:t>Open EC2 → Load Balancers, copy the DNS name of ledgerline-alb, and open it in a browser tab to confirm the page loads. Type http:// in front of it — the load balancer only listens on HTTP port 80, and a browser left to itself will try HTTPS and fail.</w:t>
+      </w:r>
+    </w:p>
+    <w:p/>
+    <w:p>
+      <w:pPr>
+        <w:spacing w:after="60"/>
+      </w:pPr>
+      <w:r>
+        <w:rPr>
+          <w:b/>
+          <w:i w:val="0"/>
+          <w:sz w:val="21"/>
+        </w:rPr>
+        <w:t>How to do it</w:t>
+      </w:r>
+    </w:p>
+    <w:p>
+      <w:pPr>
+        <w:spacing w:after="40"/>
+        <w:ind w:left="340"/>
+      </w:pPr>
+      <w:r>
+        <w:rPr>
+          <w:b/>
+          <w:sz w:val="20"/>
+        </w:rPr>
+        <w:t xml:space="preserve">1.  </w:t>
+      </w:r>
+      <w:r>
+        <w:rPr>
+          <w:sz w:val="20"/>
+        </w:rPr>
+        <w:t>If the stack fails, open the Events tab and scroll to the FIRST red row — that is the cause. Everything below it is the rollback.</w:t>
+      </w:r>
+    </w:p>
+    <w:p>
+      <w:pPr>
+        <w:spacing w:after="40"/>
+        <w:ind w:left="340"/>
+      </w:pPr>
+      <w:r>
+        <w:rPr>
+          <w:b/>
+          <w:sz w:val="20"/>
+        </w:rPr>
+        <w:t xml:space="preserve">2.  </w:t>
+      </w:r>
+      <w:r>
+        <w:rPr>
+          <w:sz w:val="20"/>
+        </w:rPr>
+        <w:t>A stack that rolled back has to be deleted before you can try again with the same name.</w:t>
+      </w:r>
+    </w:p>
+    <w:p/>
+    <w:p>
+      <w:pPr>
+        <w:spacing w:after="60"/>
+      </w:pPr>
+      <w:r>
+        <w:rPr>
+          <w:b/>
+          <w:i w:val="0"/>
+          <w:sz w:val="21"/>
+        </w:rPr>
+        <w:t>Evidence</w:t>
+      </w:r>
+    </w:p>
+    <w:tbl>
+      <w:tblPr>
+        <w:tblW w:type="auto" w:w="0"/>
+        <w:tblLook w:firstColumn="1" w:firstRow="1" w:lastColumn="0" w:lastRow="0" w:noHBand="0" w:noVBand="1" w:val="04A0"/>
+      </w:tblPr>
+      <w:tblGrid>
+        <w:gridCol w:w="9412"/>
+      </w:tblGrid>
+      <w:tr>
+        <w:tc>
+          <w:tcPr>
+            <w:tcW w:type="dxa" w:w="9411"/>
+            <w:tcBorders>
+              <w:top w:val="single" w:sz="4" w:space="0" w:color="E4DED3"/>
+              <w:left w:val="single" w:sz="4" w:space="0" w:color="E4DED3"/>
+              <w:bottom w:val="single" w:sz="4" w:space="0" w:color="E4DED3"/>
+              <w:right w:val="single" w:sz="4" w:space="0" w:color="E4DED3"/>
+            </w:tcBorders>
             <w:shd w:val="clear" w:color="auto" w:fill="F8F4ED"/>
           </w:tcPr>
           <w:p>
@@ -9363,6 +10209,53 @@
                 <w:sz w:val="19"/>
               </w:rPr>
               <w:t>the stack at CREATE_COMPLETE, and the page loading through the load balancer.</w:t>
+            </w:r>
+          </w:p>
+        </w:tc>
+      </w:tr>
+    </w:tbl>
+    <w:p/>
+    <w:p>
+      <w:pPr>
+        <w:spacing w:after="60"/>
+      </w:pPr>
+      <w:r>
+        <w:rPr>
+          <w:b/>
+          <w:i w:val="0"/>
+          <w:sz w:val="19"/>
+        </w:rPr>
+        <w:t>Personal notes</w:t>
+      </w:r>
+    </w:p>
+    <w:tbl>
+      <w:tblPr>
+        <w:tblW w:type="auto" w:w="0"/>
+        <w:tblLook w:firstColumn="1" w:firstRow="1" w:lastColumn="0" w:lastRow="0" w:noHBand="0" w:noVBand="1" w:val="04A0"/>
+      </w:tblPr>
+      <w:tblGrid>
+        <w:gridCol w:w="9412"/>
+      </w:tblGrid>
+      <w:tr>
+        <w:tc>
+          <w:tcPr>
+            <w:tcW w:type="dxa" w:w="9411"/>
+            <w:tcBorders>
+              <w:top w:val="single" w:sz="4" w:space="0" w:color="E4DED3"/>
+              <w:left w:val="single" w:sz="4" w:space="0" w:color="E4DED3"/>
+              <w:bottom w:val="single" w:sz="4" w:space="0" w:color="E4DED3"/>
+              <w:right w:val="single" w:sz="4" w:space="0" w:color="E4DED3"/>
+            </w:tcBorders>
+            <w:shd w:val="clear" w:color="auto" w:fill="EAF2F8"/>
+          </w:tcPr>
+          <w:p>
+            <w:r>
+              <w:rPr>
+                <w:i/>
+                <w:color w:val="6B6660"/>
+                <w:sz w:val="19"/>
+              </w:rPr>
+              <w:t>&lt; type any personal notes about this section here &gt;</w:t>
             </w:r>
           </w:p>
         </w:tc>
@@ -9898,6 +10791,53 @@
     <w:p/>
     <w:p>
       <w:pPr>
+        <w:spacing w:after="60"/>
+      </w:pPr>
+      <w:r>
+        <w:rPr>
+          <w:b/>
+          <w:i w:val="0"/>
+          <w:sz w:val="19"/>
+        </w:rPr>
+        <w:t>Personal notes</w:t>
+      </w:r>
+    </w:p>
+    <w:tbl>
+      <w:tblPr>
+        <w:tblW w:type="auto" w:w="0"/>
+        <w:tblLook w:firstColumn="1" w:firstRow="1" w:lastColumn="0" w:lastRow="0" w:noHBand="0" w:noVBand="1" w:val="04A0"/>
+      </w:tblPr>
+      <w:tblGrid>
+        <w:gridCol w:w="9412"/>
+      </w:tblGrid>
+      <w:tr>
+        <w:tc>
+          <w:tcPr>
+            <w:tcW w:type="dxa" w:w="9411"/>
+            <w:tcBorders>
+              <w:top w:val="single" w:sz="4" w:space="0" w:color="E4DED3"/>
+              <w:left w:val="single" w:sz="4" w:space="0" w:color="E4DED3"/>
+              <w:bottom w:val="single" w:sz="4" w:space="0" w:color="E4DED3"/>
+              <w:right w:val="single" w:sz="4" w:space="0" w:color="E4DED3"/>
+            </w:tcBorders>
+            <w:shd w:val="clear" w:color="auto" w:fill="EAF2F8"/>
+          </w:tcPr>
+          <w:p>
+            <w:r>
+              <w:rPr>
+                <w:i/>
+                <w:color w:val="6B6660"/>
+                <w:sz w:val="19"/>
+              </w:rPr>
+              <w:t>&lt; type any personal notes about this section here &gt;</w:t>
+            </w:r>
+          </w:p>
+        </w:tc>
+      </w:tr>
+    </w:tbl>
+    <w:p/>
+    <w:p>
+      <w:pPr>
         <w:spacing w:before="200" w:after="0"/>
       </w:pPr>
       <w:r>
@@ -10479,6 +11419,53 @@
     <w:p/>
     <w:p>
       <w:pPr>
+        <w:spacing w:after="60"/>
+      </w:pPr>
+      <w:r>
+        <w:rPr>
+          <w:b/>
+          <w:i w:val="0"/>
+          <w:sz w:val="19"/>
+        </w:rPr>
+        <w:t>Personal notes</w:t>
+      </w:r>
+    </w:p>
+    <w:tbl>
+      <w:tblPr>
+        <w:tblW w:type="auto" w:w="0"/>
+        <w:tblLook w:firstColumn="1" w:firstRow="1" w:lastColumn="0" w:lastRow="0" w:noHBand="0" w:noVBand="1" w:val="04A0"/>
+      </w:tblPr>
+      <w:tblGrid>
+        <w:gridCol w:w="9412"/>
+      </w:tblGrid>
+      <w:tr>
+        <w:tc>
+          <w:tcPr>
+            <w:tcW w:type="dxa" w:w="9411"/>
+            <w:tcBorders>
+              <w:top w:val="single" w:sz="4" w:space="0" w:color="E4DED3"/>
+              <w:left w:val="single" w:sz="4" w:space="0" w:color="E4DED3"/>
+              <w:bottom w:val="single" w:sz="4" w:space="0" w:color="E4DED3"/>
+              <w:right w:val="single" w:sz="4" w:space="0" w:color="E4DED3"/>
+            </w:tcBorders>
+            <w:shd w:val="clear" w:color="auto" w:fill="EAF2F8"/>
+          </w:tcPr>
+          <w:p>
+            <w:r>
+              <w:rPr>
+                <w:i/>
+                <w:color w:val="6B6660"/>
+                <w:sz w:val="19"/>
+              </w:rPr>
+              <w:t>&lt; type any personal notes about this section here &gt;</w:t>
+            </w:r>
+          </w:p>
+        </w:tc>
+      </w:tr>
+    </w:tbl>
+    <w:p/>
+    <w:p>
+      <w:pPr>
         <w:spacing w:before="200" w:after="0"/>
       </w:pPr>
       <w:r>
@@ -11105,6 +12092,53 @@
     <w:p/>
     <w:p>
       <w:pPr>
+        <w:spacing w:after="60"/>
+      </w:pPr>
+      <w:r>
+        <w:rPr>
+          <w:b/>
+          <w:i w:val="0"/>
+          <w:sz w:val="19"/>
+        </w:rPr>
+        <w:t>Personal notes</w:t>
+      </w:r>
+    </w:p>
+    <w:tbl>
+      <w:tblPr>
+        <w:tblW w:type="auto" w:w="0"/>
+        <w:tblLook w:firstColumn="1" w:firstRow="1" w:lastColumn="0" w:lastRow="0" w:noHBand="0" w:noVBand="1" w:val="04A0"/>
+      </w:tblPr>
+      <w:tblGrid>
+        <w:gridCol w:w="9412"/>
+      </w:tblGrid>
+      <w:tr>
+        <w:tc>
+          <w:tcPr>
+            <w:tcW w:type="dxa" w:w="9411"/>
+            <w:tcBorders>
+              <w:top w:val="single" w:sz="4" w:space="0" w:color="E4DED3"/>
+              <w:left w:val="single" w:sz="4" w:space="0" w:color="E4DED3"/>
+              <w:bottom w:val="single" w:sz="4" w:space="0" w:color="E4DED3"/>
+              <w:right w:val="single" w:sz="4" w:space="0" w:color="E4DED3"/>
+            </w:tcBorders>
+            <w:shd w:val="clear" w:color="auto" w:fill="EAF2F8"/>
+          </w:tcPr>
+          <w:p>
+            <w:r>
+              <w:rPr>
+                <w:i/>
+                <w:color w:val="6B6660"/>
+                <w:sz w:val="19"/>
+              </w:rPr>
+              <w:t>&lt; type any personal notes about this section here &gt;</w:t>
+            </w:r>
+          </w:p>
+        </w:tc>
+      </w:tr>
+    </w:tbl>
+    <w:p/>
+    <w:p>
+      <w:pPr>
         <w:spacing w:before="200" w:after="0"/>
       </w:pPr>
       <w:r>
@@ -11678,6 +12712,53 @@
                 <w:sz w:val="19"/>
               </w:rPr>
               <w:t>the database's Configuration tab showing the standby and the zone it is in.</w:t>
+            </w:r>
+          </w:p>
+        </w:tc>
+      </w:tr>
+    </w:tbl>
+    <w:p/>
+    <w:p>
+      <w:pPr>
+        <w:spacing w:after="60"/>
+      </w:pPr>
+      <w:r>
+        <w:rPr>
+          <w:b/>
+          <w:i w:val="0"/>
+          <w:sz w:val="19"/>
+        </w:rPr>
+        <w:t>Personal notes</w:t>
+      </w:r>
+    </w:p>
+    <w:tbl>
+      <w:tblPr>
+        <w:tblW w:type="auto" w:w="0"/>
+        <w:tblLook w:firstColumn="1" w:firstRow="1" w:lastColumn="0" w:lastRow="0" w:noHBand="0" w:noVBand="1" w:val="04A0"/>
+      </w:tblPr>
+      <w:tblGrid>
+        <w:gridCol w:w="9412"/>
+      </w:tblGrid>
+      <w:tr>
+        <w:tc>
+          <w:tcPr>
+            <w:tcW w:type="dxa" w:w="9411"/>
+            <w:tcBorders>
+              <w:top w:val="single" w:sz="4" w:space="0" w:color="E4DED3"/>
+              <w:left w:val="single" w:sz="4" w:space="0" w:color="E4DED3"/>
+              <w:bottom w:val="single" w:sz="4" w:space="0" w:color="E4DED3"/>
+              <w:right w:val="single" w:sz="4" w:space="0" w:color="E4DED3"/>
+            </w:tcBorders>
+            <w:shd w:val="clear" w:color="auto" w:fill="EAF2F8"/>
+          </w:tcPr>
+          <w:p>
+            <w:r>
+              <w:rPr>
+                <w:i/>
+                <w:color w:val="6B6660"/>
+                <w:sz w:val="19"/>
+              </w:rPr>
+              <w:t>&lt; type any personal notes about this section here &gt;</w:t>
             </w:r>
           </w:p>
         </w:tc>
@@ -12177,7 +13258,7 @@
         <w:rPr>
           <w:sz w:val="20"/>
         </w:rPr>
-        <w:t>Choose Select metric, then find the metric from your task 12 answer. For per-zone target health that is ApplicationELB → Per AZ, per LB Metrics.</w:t>
+        <w:t>Choose Select metric, then find the metric from your task 12 answer. Type the metric name into the filter box to narrow it down — for per-zone target health that is HealthyHostCount, which appears under ApplicationELB → Per AppELB, per AZ, per TG Metrics. The similarly-named Per AppELB, per TG Metrics has no zone breakdown, so pick the one with AZ in the name.</w:t>
       </w:r>
     </w:p>
     <w:p>
@@ -12196,7 +13277,7 @@
         <w:rPr>
           <w:sz w:val="20"/>
         </w:rPr>
-        <w:t>Pick the metric, choose Select metric.</w:t>
+        <w:t>If you designed something about the database instead, its metrics are under RDS → DBInstanceIdentifier — that is the per-database grouping, named for its dimension rather than for what it contains. DatabaseConnections and FreeStorageSpace both live there.</w:t>
       </w:r>
     </w:p>
     <w:p>
@@ -12215,7 +13296,7 @@
         <w:rPr>
           <w:sz w:val="20"/>
         </w:rPr>
-        <w:t>Set Statistic and Period to suit what you are watching, then set the threshold from your design.</w:t>
+        <w:t>One thing you cannot build here: a database failover is an RDS event, not a CloudWatch metric. If that is what you designed, it is set up under RDS → Event subscriptions, choosing source type Instances and the Failover category. That is a different screen from this one and it notifies SNS directly, without an alarm in between.</w:t>
       </w:r>
     </w:p>
     <w:p>
@@ -12234,7 +13315,7 @@
         <w:rPr>
           <w:sz w:val="20"/>
         </w:rPr>
-        <w:t>Next → choose the existing notification topic, or skip notification if there isn't one.</w:t>
+        <w:t>If you see more than one target group listed, pick the one your load balancer is using now — CloudWatch keeps metrics for deleted resources, so anything you created and removed earlier is still shown. An alarm pointed at an old one never fires.</w:t>
       </w:r>
     </w:p>
     <w:p>
@@ -12253,7 +13334,7 @@
         <w:rPr>
           <w:sz w:val="20"/>
         </w:rPr>
-        <w:t>Next → give the alarm the name from your design → Next → Create alarm.</w:t>
+        <w:t>Pick the metric, choose Select metric.</w:t>
       </w:r>
     </w:p>
     <w:p>
@@ -12272,7 +13353,83 @@
         <w:rPr>
           <w:sz w:val="20"/>
         </w:rPr>
-        <w:t>Wait for the state to settle to OK. A new alarm reads INSUFFICIENT_DATA for a few minutes; that is normal, not a fault.</w:t>
+        <w:t>Set Statistic and Period to suit what you are watching, then set the threshold from your design.</w:t>
+      </w:r>
+    </w:p>
+    <w:p>
+      <w:pPr>
+        <w:spacing w:after="40"/>
+        <w:ind w:left="340"/>
+      </w:pPr>
+      <w:r>
+        <w:rPr>
+          <w:b/>
+          <w:sz w:val="20"/>
+        </w:rPr>
+        <w:t xml:space="preserve">8.  </w:t>
+      </w:r>
+      <w:r>
+        <w:rPr>
+          <w:sz w:val="20"/>
+        </w:rPr>
+        <w:t>Next → choose the existing notification topic, or skip notification if there isn't one.</w:t>
+      </w:r>
+    </w:p>
+    <w:p>
+      <w:pPr>
+        <w:spacing w:after="40"/>
+        <w:ind w:left="340"/>
+      </w:pPr>
+      <w:r>
+        <w:rPr>
+          <w:b/>
+          <w:sz w:val="20"/>
+        </w:rPr>
+        <w:t xml:space="preserve">9.  </w:t>
+      </w:r>
+      <w:r>
+        <w:rPr>
+          <w:sz w:val="20"/>
+        </w:rPr>
+        <w:t>Next → give the alarm the name from your design → Next → Create alarm.</w:t>
+      </w:r>
+    </w:p>
+    <w:p>
+      <w:pPr>
+        <w:spacing w:after="40"/>
+        <w:ind w:left="340"/>
+      </w:pPr>
+      <w:r>
+        <w:rPr>
+          <w:b/>
+          <w:sz w:val="20"/>
+        </w:rPr>
+        <w:t xml:space="preserve">10.  </w:t>
+      </w:r>
+      <w:r>
+        <w:rPr>
+          <w:sz w:val="20"/>
+        </w:rPr>
+        <w:t>Wait for the state to settle. A new alarm reads INSUFFICIENT_DATA for a few minutes; that is normal, not a fault.</w:t>
+      </w:r>
+    </w:p>
+    <w:p>
+      <w:pPr>
+        <w:spacing w:after="40"/>
+        <w:ind w:left="340"/>
+      </w:pPr>
+      <w:r>
+        <w:rPr>
+          <w:b/>
+          <w:sz w:val="20"/>
+        </w:rPr>
+        <w:t xml:space="preserve">11.  </w:t>
+      </w:r>
+      <w:r>
+        <w:rPr>
+          <w:sz w:val="20"/>
+        </w:rPr>
+        <w:t>If you built an alarm on database connections, expect it to go straight into ALARM and stay there. The servers only serve a placeholder page — the accounting application itself was never installed, so nothing ever connects to the database. Your alarm is right; the practice environment just cannot give it anything to measure. Note that rather than changing the alarm.</w:t>
       </w:r>
     </w:p>
     <w:p/>
@@ -12342,155 +13499,15 @@
     <w:p/>
     <w:p>
       <w:pPr>
-        <w:pStyle w:val="Heading1"/>
-      </w:pPr>
-      <w:r>
-        <w:t>Testing and simulation</w:t>
-      </w:r>
-    </w:p>
-    <w:p>
-      <w:pPr>
-        <w:spacing w:after="200"/>
-      </w:pPr>
-      <w:r>
-        <w:rPr>
-          <w:b w:val="0"/>
-          <w:i/>
-          <w:color w:val="6B6660"/>
-          <w:sz w:val="19"/>
-        </w:rPr>
-        <w:t>These prove the design works. Run them yourself and record what actually happened — a simulation that exposed a problem you then fixed is worth more than one you skipped.</w:t>
-      </w:r>
-    </w:p>
-    <w:p>
-      <w:pPr>
-        <w:spacing w:before="200" w:after="0"/>
-      </w:pPr>
-      <w:r>
-        <w:rPr>
-          <w:b/>
-          <w:color w:val="1F5A5C"/>
-          <w:sz w:val="16"/>
-        </w:rPr>
-        <w:t>TEST T1</w:t>
-      </w:r>
-    </w:p>
-    <w:p>
-      <w:pPr>
-        <w:pStyle w:val="Heading2"/>
-      </w:pPr>
-      <w:r>
-        <w:rPr>
-          <w:color w:val="1F5A5C"/>
-        </w:rPr>
-        <w:t>Confirm every tier still works, in both zones</w:t>
-      </w:r>
-    </w:p>
-    <w:p>
-      <w:pPr>
-        <w:spacing w:after="120"/>
-      </w:pPr>
-      <w:r>
-        <w:rPr>
-          <w:b w:val="0"/>
-          <w:i w:val="0"/>
-          <w:sz w:val="21"/>
-        </w:rPr>
-        <w:t>Before you break anything deliberately, confirm what you have just changed is healthy. A simulation against a broken environment tells you nothing.</w:t>
-      </w:r>
-    </w:p>
-    <w:p>
-      <w:pPr>
-        <w:spacing w:after="60"/>
-        <w:ind w:left="340"/>
-      </w:pPr>
-      <w:r>
-        <w:rPr>
-          <w:b/>
-          <w:sz w:val="21"/>
-        </w:rPr>
-        <w:t xml:space="preserve">1.  </w:t>
-      </w:r>
-      <w:r>
-        <w:rPr>
-          <w:b w:val="0"/>
-          <w:sz w:val="21"/>
-        </w:rPr>
-        <w:t>Open the load balancer's DNS name in a browser — with http:// in front — and confirm the page loads.</w:t>
-      </w:r>
-    </w:p>
-    <w:p>
-      <w:pPr>
-        <w:spacing w:after="60"/>
-        <w:ind w:left="340"/>
-      </w:pPr>
-      <w:r>
-        <w:rPr>
-          <w:b/>
-          <w:sz w:val="21"/>
-        </w:rPr>
-        <w:t xml:space="preserve">2.  </w:t>
-      </w:r>
-      <w:r>
-        <w:rPr>
-          <w:b w:val="0"/>
-          <w:sz w:val="21"/>
-        </w:rPr>
-        <w:t>Open the target group and confirm both instances are healthy, in two different zones.</w:t>
-      </w:r>
-    </w:p>
-    <w:p>
-      <w:pPr>
-        <w:spacing w:after="60"/>
-        <w:ind w:left="340"/>
-      </w:pPr>
-      <w:r>
-        <w:rPr>
-          <w:b/>
-          <w:sz w:val="21"/>
-        </w:rPr>
-        <w:t xml:space="preserve">3.  </w:t>
-      </w:r>
-      <w:r>
-        <w:rPr>
-          <w:b w:val="0"/>
-          <w:sz w:val="21"/>
-        </w:rPr>
-        <w:t>Connect to one instance with Session Manager and confirm it reaches the database on port 5432.</w:t>
-      </w:r>
-    </w:p>
-    <w:p>
-      <w:pPr>
-        <w:spacing w:after="60"/>
-        <w:ind w:left="340"/>
-      </w:pPr>
-      <w:r>
-        <w:rPr>
-          <w:b/>
-          <w:sz w:val="21"/>
-        </w:rPr>
-        <w:t xml:space="preserve">4.  </w:t>
-      </w:r>
-      <w:r>
-        <w:rPr>
-          <w:b w:val="0"/>
-          <w:sz w:val="21"/>
-        </w:rPr>
-        <w:t>Confirm the database is still not reachable from the internet.</w:t>
-      </w:r>
-    </w:p>
-    <w:p/>
-    <w:p>
-      <w:pPr>
         <w:spacing w:after="60"/>
       </w:pPr>
       <w:r>
         <w:rPr>
           <w:b/>
           <w:i w:val="0"/>
-          <w:sz w:val="21"/>
-        </w:rPr>
-        <w:t>Run this on the instance</w:t>
+          <w:sz w:val="19"/>
+        </w:rPr>
+        <w:t>Personal notes</w:t>
       </w:r>
     </w:p>
     <w:tbl>
@@ -12511,18 +13528,16 @@
               <w:bottom w:val="single" w:sz="4" w:space="0" w:color="E4DED3"/>
               <w:right w:val="single" w:sz="4" w:space="0" w:color="E4DED3"/>
             </w:tcBorders>
-            <w:shd w:val="clear" w:color="auto" w:fill="F8F4ED"/>
-          </w:tcPr>
-          <w:p>
-            <w:pPr>
-              <w:spacing w:after="0"/>
-            </w:pPr>
-            <w:r>
-              <w:rPr>
-                <w:rFonts w:ascii="Consolas" w:hAnsi="Consolas"/>
-                <w:sz w:val="18"/>
-              </w:rPr>
-              <w:t>nc -zv &lt;YOUR-DB-ENDPOINT&gt; 5432</w:t>
+            <w:shd w:val="clear" w:color="auto" w:fill="EAF2F8"/>
+          </w:tcPr>
+          <w:p>
+            <w:r>
+              <w:rPr>
+                <w:i/>
+                <w:color w:val="6B6660"/>
+                <w:sz w:val="19"/>
+              </w:rPr>
+              <w:t>&lt; type any personal notes about this section here &gt;</w:t>
             </w:r>
           </w:p>
         </w:tc>
@@ -12531,6 +13546,146 @@
     <w:p/>
     <w:p>
       <w:pPr>
+        <w:pStyle w:val="Heading1"/>
+      </w:pPr>
+      <w:r>
+        <w:t>Testing and simulation</w:t>
+      </w:r>
+    </w:p>
+    <w:p>
+      <w:pPr>
+        <w:spacing w:after="200"/>
+      </w:pPr>
+      <w:r>
+        <w:rPr>
+          <w:b w:val="0"/>
+          <w:i/>
+          <w:color w:val="6B6660"/>
+          <w:sz w:val="19"/>
+        </w:rPr>
+        <w:t>These prove the design works. Run them yourself and record what actually happened — a simulation that exposed a problem you then fixed is worth more than one you skipped.</w:t>
+      </w:r>
+    </w:p>
+    <w:p>
+      <w:pPr>
+        <w:spacing w:before="200" w:after="0"/>
+      </w:pPr>
+      <w:r>
+        <w:rPr>
+          <w:b/>
+          <w:color w:val="1F5A5C"/>
+          <w:sz w:val="16"/>
+        </w:rPr>
+        <w:t>TEST T1</w:t>
+      </w:r>
+    </w:p>
+    <w:p>
+      <w:pPr>
+        <w:pStyle w:val="Heading2"/>
+      </w:pPr>
+      <w:r>
+        <w:rPr>
+          <w:color w:val="1F5A5C"/>
+        </w:rPr>
+        <w:t>Confirm every tier still works, in both zones</w:t>
+      </w:r>
+    </w:p>
+    <w:p>
+      <w:pPr>
+        <w:spacing w:after="120"/>
+      </w:pPr>
+      <w:r>
+        <w:rPr>
+          <w:b w:val="0"/>
+          <w:i w:val="0"/>
+          <w:sz w:val="21"/>
+        </w:rPr>
+        <w:t>Before you break anything deliberately, confirm what you have just changed is healthy. A simulation against a broken environment tells you nothing.</w:t>
+      </w:r>
+    </w:p>
+    <w:p>
+      <w:pPr>
+        <w:spacing w:after="60"/>
+        <w:ind w:left="340"/>
+      </w:pPr>
+      <w:r>
+        <w:rPr>
+          <w:b/>
+          <w:sz w:val="21"/>
+        </w:rPr>
+        <w:t xml:space="preserve">1.  </w:t>
+      </w:r>
+      <w:r>
+        <w:rPr>
+          <w:b w:val="0"/>
+          <w:sz w:val="21"/>
+        </w:rPr>
+        <w:t>Open the load balancer's DNS name in a browser — with http:// in front — and confirm the page loads.</w:t>
+      </w:r>
+    </w:p>
+    <w:p>
+      <w:pPr>
+        <w:spacing w:after="60"/>
+        <w:ind w:left="340"/>
+      </w:pPr>
+      <w:r>
+        <w:rPr>
+          <w:b/>
+          <w:sz w:val="21"/>
+        </w:rPr>
+        <w:t xml:space="preserve">2.  </w:t>
+      </w:r>
+      <w:r>
+        <w:rPr>
+          <w:b w:val="0"/>
+          <w:sz w:val="21"/>
+        </w:rPr>
+        <w:t>Open the target group and confirm both instances are healthy, in two different zones.</w:t>
+      </w:r>
+    </w:p>
+    <w:p>
+      <w:pPr>
+        <w:spacing w:after="60"/>
+        <w:ind w:left="340"/>
+      </w:pPr>
+      <w:r>
+        <w:rPr>
+          <w:b/>
+          <w:sz w:val="21"/>
+        </w:rPr>
+        <w:t xml:space="preserve">3.  </w:t>
+      </w:r>
+      <w:r>
+        <w:rPr>
+          <w:b w:val="0"/>
+          <w:sz w:val="21"/>
+        </w:rPr>
+        <w:t>Connect to one instance with Session Manager and run the first command below. 'succeeded!' means the application tier reaches the database privately. Get the endpoint from RDS → Databases → your database → Connectivity &amp; security.</w:t>
+      </w:r>
+    </w:p>
+    <w:p>
+      <w:pPr>
+        <w:spacing w:after="60"/>
+        <w:ind w:left="340"/>
+      </w:pPr>
+      <w:r>
+        <w:rPr>
+          <w:b/>
+          <w:sz w:val="21"/>
+        </w:rPr>
+        <w:t xml:space="preserve">4.  </w:t>
+      </w:r>
+      <w:r>
+        <w:rPr>
+          <w:b w:val="0"/>
+          <w:sz w:val="21"/>
+        </w:rPr>
+        <w:t>Now run the second command on your OWN computer, not on the instance. It must FAIL — that failure is the evidence. The database has no public address and its security group accepts the application tier only. Confirm it alongside RDS → Connectivity &amp; security, where Publicly accessible reads No.</w:t>
+      </w:r>
+    </w:p>
+    <w:p/>
+    <w:p>
+      <w:pPr>
         <w:spacing w:after="60"/>
       </w:pPr>
       <w:r>
@@ -12539,7 +13694,7 @@
           <w:i w:val="0"/>
           <w:sz w:val="21"/>
         </w:rPr>
-        <w:t>Evidence</w:t>
+        <w:t>Run these</w:t>
       </w:r>
     </w:p>
     <w:tbl>
@@ -12564,223 +13719,102 @@
           </w:tcPr>
           <w:p>
             <w:pPr>
-              <w:jc w:val="center"/>
+              <w:spacing w:after="0"/>
             </w:pPr>
             <w:r>
               <w:rPr>
-                <w:b/>
-                <w:i w:val="0"/>
-                <w:sz w:val="20"/>
-              </w:rPr>
-              <w:t>[ PASTE YOUR SCREENSHOT HERE ]</w:t>
+                <w:rFonts w:ascii="Consolas" w:hAnsi="Consolas"/>
+                <w:sz w:val="18"/>
+              </w:rPr>
+              <w:t># on the instance, via Session Manager - expect: succeeded!</w:t>
             </w:r>
           </w:p>
           <w:p>
             <w:pPr>
-              <w:jc w:val="left"/>
+              <w:spacing w:after="0"/>
             </w:pPr>
             <w:r>
               <w:rPr>
-                <w:b w:val="0"/>
-                <w:i/>
-                <w:color w:val="6B6660"/>
-                <w:sz w:val="19"/>
-              </w:rPr>
-              <w:t>the page loading, the target group showing two healthy targets in two zones, and the port test succeeding.</w:t>
+                <w:rFonts w:ascii="Consolas" w:hAnsi="Consolas"/>
+                <w:sz w:val="18"/>
+              </w:rPr>
+              <w:t>nc -zv &lt;YOUR-DB-ENDPOINT&gt; 5432</w:t>
+            </w:r>
+          </w:p>
+          <w:p>
+            <w:pPr>
+              <w:spacing w:after="0"/>
+            </w:pPr>
+            <w:r>
+              <w:rPr>
+                <w:rFonts w:ascii="Consolas" w:hAnsi="Consolas"/>
+                <w:sz w:val="18"/>
+              </w:rPr>
+            </w:r>
+          </w:p>
+          <w:p>
+            <w:pPr>
+              <w:spacing w:after="0"/>
+            </w:pPr>
+            <w:r>
+              <w:rPr>
+                <w:rFonts w:ascii="Consolas" w:hAnsi="Consolas"/>
+                <w:sz w:val="18"/>
+              </w:rPr>
+              <w:t># on your own computer - expect it to time out</w:t>
+            </w:r>
+          </w:p>
+          <w:p>
+            <w:pPr>
+              <w:spacing w:after="0"/>
+            </w:pPr>
+            <w:r>
+              <w:rPr>
+                <w:rFonts w:ascii="Consolas" w:hAnsi="Consolas"/>
+                <w:sz w:val="18"/>
+              </w:rPr>
+              <w:t># Windows, in PowerShell:</w:t>
+            </w:r>
+          </w:p>
+          <w:p>
+            <w:pPr>
+              <w:spacing w:after="0"/>
+            </w:pPr>
+            <w:r>
+              <w:rPr>
+                <w:rFonts w:ascii="Consolas" w:hAnsi="Consolas"/>
+                <w:sz w:val="18"/>
+              </w:rPr>
+              <w:t>Test-NetConnection &lt;YOUR-DB-ENDPOINT&gt; -Port 5432</w:t>
+            </w:r>
+          </w:p>
+          <w:p>
+            <w:pPr>
+              <w:spacing w:after="0"/>
+            </w:pPr>
+            <w:r>
+              <w:rPr>
+                <w:rFonts w:ascii="Consolas" w:hAnsi="Consolas"/>
+                <w:sz w:val="18"/>
+              </w:rPr>
+              <w:t># macOS or Linux, in Terminal:</w:t>
+            </w:r>
+          </w:p>
+          <w:p>
+            <w:pPr>
+              <w:spacing w:after="0"/>
+            </w:pPr>
+            <w:r>
+              <w:rPr>
+                <w:rFonts w:ascii="Consolas" w:hAnsi="Consolas"/>
+                <w:sz w:val="18"/>
+              </w:rPr>
+              <w:t>nc -zv -w 10 &lt;YOUR-DB-ENDPOINT&gt; 5432</w:t>
             </w:r>
           </w:p>
         </w:tc>
       </w:tr>
     </w:tbl>
-    <w:p/>
-    <w:p>
-      <w:pPr>
-        <w:spacing w:before="200" w:after="0"/>
-      </w:pPr>
-      <w:r>
-        <w:rPr>
-          <w:b/>
-          <w:color w:val="1F5A5C"/>
-          <w:sz w:val="16"/>
-        </w:rPr>
-        <w:t>TEST T2</w:t>
-      </w:r>
-    </w:p>
-    <w:p>
-      <w:pPr>
-        <w:pStyle w:val="Heading2"/>
-      </w:pPr>
-      <w:r>
-        <w:rPr>
-          <w:color w:val="1F5A5C"/>
-        </w:rPr>
-        <w:t>Failure simulation</w:t>
-      </w:r>
-    </w:p>
-    <w:p>
-      <w:pPr>
-        <w:spacing w:after="120"/>
-      </w:pPr>
-      <w:r>
-        <w:rPr>
-          <w:b w:val="0"/>
-          <w:i w:val="0"/>
-          <w:sz w:val="21"/>
-        </w:rPr>
-        <w:t>Run the failure simulation you planned in task 18. Watch what happens to Ledgerline while you do it — that is the evidence, not the console screen afterwards.</w:t>
-      </w:r>
-    </w:p>
-    <w:p>
-      <w:pPr>
-        <w:spacing w:after="60"/>
-        <w:ind w:left="340"/>
-      </w:pPr>
-      <w:r>
-        <w:rPr>
-          <w:b/>
-          <w:sz w:val="21"/>
-        </w:rPr>
-        <w:t xml:space="preserve">1.  </w:t>
-      </w:r>
-      <w:r>
-        <w:rPr>
-          <w:b w:val="0"/>
-          <w:sz w:val="21"/>
-        </w:rPr>
-        <w:t>Open the load balancer address in a browser (http://, not https://) and keep reloading it.</w:t>
-      </w:r>
-    </w:p>
-    <w:p>
-      <w:pPr>
-        <w:spacing w:after="60"/>
-        <w:ind w:left="340"/>
-      </w:pPr>
-      <w:r>
-        <w:rPr>
-          <w:b/>
-          <w:sz w:val="21"/>
-        </w:rPr>
-        <w:t xml:space="preserve">2.  </w:t>
-      </w:r>
-      <w:r>
-        <w:rPr>
-          <w:b w:val="0"/>
-          <w:sz w:val="21"/>
-        </w:rPr>
-        <w:t>Execute the failure you planned — terminate an instance, or reboot the database with failover.</w:t>
-      </w:r>
-    </w:p>
-    <w:p>
-      <w:pPr>
-        <w:spacing w:after="60"/>
-        <w:ind w:left="340"/>
-      </w:pPr>
-      <w:r>
-        <w:rPr>
-          <w:b/>
-          <w:sz w:val="21"/>
-        </w:rPr>
-        <w:t xml:space="preserve">3.  </w:t>
-      </w:r>
-      <w:r>
-        <w:rPr>
-          <w:b w:val="0"/>
-          <w:sz w:val="21"/>
-        </w:rPr>
-        <w:t>Record the time, what the browser did, and how long before it was normal again.</w:t>
-      </w:r>
-    </w:p>
-    <w:p>
-      <w:pPr>
-        <w:spacing w:after="60"/>
-        <w:ind w:left="340"/>
-      </w:pPr>
-      <w:r>
-        <w:rPr>
-          <w:b/>
-          <w:sz w:val="21"/>
-        </w:rPr>
-        <w:t xml:space="preserve">4.  </w:t>
-      </w:r>
-      <w:r>
-        <w:rPr>
-          <w:b w:val="0"/>
-          <w:sz w:val="21"/>
-        </w:rPr>
-        <w:t>Confirm the environment recovered.</w:t>
-      </w:r>
-    </w:p>
-    <w:p/>
-    <w:p>
-      <w:pPr>
-        <w:spacing w:after="60"/>
-      </w:pPr>
-      <w:r>
-        <w:rPr>
-          <w:b/>
-          <w:i w:val="0"/>
-          <w:sz w:val="21"/>
-        </w:rPr>
-        <w:t>How to do it</w:t>
-      </w:r>
-    </w:p>
-    <w:p>
-      <w:pPr>
-        <w:spacing w:after="40"/>
-        <w:ind w:left="340"/>
-      </w:pPr>
-      <w:r>
-        <w:rPr>
-          <w:b/>
-          <w:sz w:val="20"/>
-        </w:rPr>
-        <w:t xml:space="preserve">1.  </w:t>
-      </w:r>
-      <w:r>
-        <w:rPr>
-          <w:sz w:val="20"/>
-        </w:rPr>
-        <w:t>To terminate an instance: EC2 → Instances → select one → Instance state → Terminate. The Auto Scaling group will replace it — watch the ASG's Activity tab.</w:t>
-      </w:r>
-    </w:p>
-    <w:p>
-      <w:pPr>
-        <w:spacing w:after="40"/>
-        <w:ind w:left="340"/>
-      </w:pPr>
-      <w:r>
-        <w:rPr>
-          <w:b/>
-          <w:sz w:val="20"/>
-        </w:rPr>
-        <w:t xml:space="preserve">2.  </w:t>
-      </w:r>
-      <w:r>
-        <w:rPr>
-          <w:sz w:val="20"/>
-        </w:rPr>
-        <w:t>To fail the database over: RDS → Databases → select it → Actions → Reboot, and tick Reboot with failover.</w:t>
-      </w:r>
-    </w:p>
-    <w:p>
-      <w:pPr>
-        <w:spacing w:after="40"/>
-        <w:ind w:left="340"/>
-      </w:pPr>
-      <w:r>
-        <w:rPr>
-          <w:b/>
-          <w:sz w:val="20"/>
-        </w:rPr>
-        <w:t xml:space="preserve">3.  </w:t>
-      </w:r>
-      <w:r>
-        <w:rPr>
-          <w:sz w:val="20"/>
-        </w:rPr>
-        <w:t>Do not do both at once. You want to know which one caused what.</w:t>
-      </w:r>
-    </w:p>
     <w:p/>
     <w:p>
       <w:pPr>
@@ -12839,7 +13873,7 @@
                 <w:color w:val="6B6660"/>
                 <w:sz w:val="19"/>
               </w:rPr>
-              <w:t>the failure you caused and the evidence the service survived it.</w:t>
+              <w:t>the page loading, the target group showing two healthy targets in two zones, and the port test succeeding.</w:t>
             </w:r>
           </w:p>
         </w:tc>
@@ -12848,133 +13882,15 @@
     <w:p/>
     <w:p>
       <w:pPr>
-        <w:spacing w:before="200" w:after="0"/>
-      </w:pPr>
-      <w:r>
-        <w:rPr>
-          <w:b/>
-          <w:color w:val="1F5A5C"/>
-          <w:sz w:val="16"/>
-        </w:rPr>
-        <w:t>TEST T3</w:t>
-      </w:r>
-    </w:p>
-    <w:p>
-      <w:pPr>
-        <w:pStyle w:val="Heading2"/>
-      </w:pPr>
-      <w:r>
-        <w:rPr>
-          <w:color w:val="1F5A5C"/>
-        </w:rPr>
-        <w:t>Resize simulation</w:t>
-      </w:r>
-    </w:p>
-    <w:p>
-      <w:pPr>
-        <w:spacing w:after="120"/>
-      </w:pPr>
-      <w:r>
-        <w:rPr>
-          <w:b w:val="0"/>
-          <w:i w:val="0"/>
-          <w:sz w:val="21"/>
-        </w:rPr>
-        <w:t>Run the resize simulation you planned in task 18, and measure what it costs in availability.</w:t>
-      </w:r>
-    </w:p>
-    <w:p>
-      <w:pPr>
-        <w:spacing w:after="60"/>
-        <w:ind w:left="340"/>
-      </w:pPr>
-      <w:r>
-        <w:rPr>
-          <w:b/>
-          <w:sz w:val="21"/>
-        </w:rPr>
-        <w:t xml:space="preserve">1.  </w:t>
-      </w:r>
-      <w:r>
-        <w:rPr>
-          <w:b w:val="0"/>
-          <w:sz w:val="21"/>
-        </w:rPr>
-        <w:t>Keep the browser refreshing against the load balancer.</w:t>
-      </w:r>
-    </w:p>
-    <w:p>
-      <w:pPr>
-        <w:spacing w:after="60"/>
-        <w:ind w:left="340"/>
-      </w:pPr>
-      <w:r>
-        <w:rPr>
-          <w:b/>
-          <w:sz w:val="21"/>
-        </w:rPr>
-        <w:t xml:space="preserve">2.  </w:t>
-      </w:r>
-      <w:r>
-        <w:rPr>
-          <w:b w:val="0"/>
-          <w:sz w:val="21"/>
-        </w:rPr>
-        <w:t>Execute the resize you planned — change the desired capacity, or the database instance class.</w:t>
-      </w:r>
-    </w:p>
-    <w:p>
-      <w:pPr>
-        <w:spacing w:after="60"/>
-        <w:ind w:left="340"/>
-      </w:pPr>
-      <w:r>
-        <w:rPr>
-          <w:b/>
-          <w:sz w:val="21"/>
-        </w:rPr>
-        <w:t xml:space="preserve">3.  </w:t>
-      </w:r>
-      <w:r>
-        <w:rPr>
-          <w:b w:val="0"/>
-          <w:sz w:val="21"/>
-        </w:rPr>
-        <w:t>Record how long it took and whether Ledgerline was affected.</w:t>
-      </w:r>
-    </w:p>
-    <w:p>
-      <w:pPr>
-        <w:spacing w:after="60"/>
-        <w:ind w:left="340"/>
-      </w:pPr>
-      <w:r>
-        <w:rPr>
-          <w:b/>
-          <w:sz w:val="21"/>
-        </w:rPr>
-        <w:t xml:space="preserve">4.  </w:t>
-      </w:r>
-      <w:r>
-        <w:rPr>
-          <w:b w:val="0"/>
-          <w:sz w:val="21"/>
-        </w:rPr>
-        <w:t>Return the setting to where it was.</w:t>
-      </w:r>
-    </w:p>
-    <w:p/>
-    <w:p>
-      <w:pPr>
         <w:spacing w:after="60"/>
       </w:pPr>
       <w:r>
         <w:rPr>
           <w:b/>
           <w:i w:val="0"/>
-          <w:sz w:val="21"/>
-        </w:rPr>
-        <w:t>Evidence</w:t>
+          <w:sz w:val="19"/>
+        </w:rPr>
+        <w:t>Personal notes</w:t>
       </w:r>
     </w:p>
     <w:tbl>
@@ -12995,33 +13911,16 @@
               <w:bottom w:val="single" w:sz="4" w:space="0" w:color="E4DED3"/>
               <w:right w:val="single" w:sz="4" w:space="0" w:color="E4DED3"/>
             </w:tcBorders>
-            <w:shd w:val="clear" w:color="auto" w:fill="F8F4ED"/>
-          </w:tcPr>
-          <w:p>
-            <w:pPr>
-              <w:jc w:val="center"/>
-            </w:pPr>
-            <w:r>
-              <w:rPr>
-                <w:b/>
-                <w:i w:val="0"/>
-                <w:sz w:val="20"/>
-              </w:rPr>
-              <w:t>[ PASTE YOUR SCREENSHOT HERE ]</w:t>
-            </w:r>
-          </w:p>
-          <w:p>
-            <w:pPr>
-              <w:jc w:val="left"/>
-            </w:pPr>
-            <w:r>
-              <w:rPr>
-                <w:b w:val="0"/>
+            <w:shd w:val="clear" w:color="auto" w:fill="EAF2F8"/>
+          </w:tcPr>
+          <w:p>
+            <w:r>
+              <w:rPr>
                 <w:i/>
                 <w:color w:val="6B6660"/>
                 <w:sz w:val="19"/>
               </w:rPr>
-              <w:t>the resize in progress or complete, and what the service did while it happened.</w:t>
+              <w:t>&lt; type any personal notes about this section here &gt;</w:t>
             </w:r>
           </w:p>
         </w:tc>
@@ -13038,7 +13937,7 @@
           <w:color w:val="1F5A5C"/>
           <w:sz w:val="16"/>
         </w:rPr>
-        <w:t>TEST T4</w:t>
+        <w:t>TEST T2</w:t>
       </w:r>
     </w:p>
     <w:p>
@@ -13049,7 +13948,7 @@
         <w:rPr>
           <w:color w:val="1F5A5C"/>
         </w:rPr>
-        <w:t>Measure availability across the window</w:t>
+        <w:t>Failure simulation</w:t>
       </w:r>
     </w:p>
     <w:p>
@@ -13062,7 +13961,7 @@
           <w:i w:val="0"/>
           <w:sz w:val="21"/>
         </w:rPr>
-        <w:t>Report what Ledgerline's availability actually was across the time you were working, and say how you measured it.</w:t>
+        <w:t>Run the failure simulation you planned in task 18. Watch what happens to Ledgerline while you do it — that is the evidence, not the console screen afterwards.</w:t>
       </w:r>
     </w:p>
     <w:p>
@@ -13082,7 +13981,7 @@
           <w:b w:val="0"/>
           <w:sz w:val="21"/>
         </w:rPr>
-        <w:t>Open the target group's healthy-host metric for the period you were working.</w:t>
+        <w:t>Open the load balancer address in a browser (http://, not https://) and keep reloading it.</w:t>
       </w:r>
     </w:p>
     <w:p>
@@ -13102,7 +14001,7 @@
           <w:b w:val="0"/>
           <w:sz w:val="21"/>
         </w:rPr>
-        <w:t>Identify every period where the service was not serving.</w:t>
+        <w:t>Execute the failure you planned — terminate an instance, or reboot the database with failover.</w:t>
       </w:r>
     </w:p>
     <w:p>
@@ -13122,7 +14021,7 @@
           <w:b w:val="0"/>
           <w:sz w:val="21"/>
         </w:rPr>
-        <w:t>Work out the availability percentage and show your calculation.</w:t>
+        <w:t>Record the time, what the browser did, and how long before it was normal again.</w:t>
       </w:r>
     </w:p>
     <w:p>
@@ -13142,7 +14041,7 @@
           <w:b w:val="0"/>
           <w:sz w:val="21"/>
         </w:rPr>
-        <w:t>State one limitation of how you measured it.</w:t>
+        <w:t>Confirm the environment recovered.</w:t>
       </w:r>
     </w:p>
     <w:p/>
@@ -13175,7 +14074,7 @@
         <w:rPr>
           <w:sz w:val="20"/>
         </w:rPr>
-        <w:t>CloudWatch → Metrics → All metrics → ApplicationELB → Per AZ, per LB Metrics → HealthyHostCount. Set the time range to cover your session.</w:t>
+        <w:t>To terminate an instance: EC2 → Instances → select one → Instance state → Terminate. The Auto Scaling group will replace it — watch the ASG's Activity tab.</w:t>
       </w:r>
     </w:p>
     <w:p>
@@ -13194,7 +14093,26 @@
         <w:rPr>
           <w:sz w:val="20"/>
         </w:rPr>
-        <w:t>Availability is uptime divided by total time. If you were working for 3 hours and the service was down for 90 seconds, that is 1.5/180 — work it out properly and show the arithmetic.</w:t>
+        <w:t>To fail the database over: RDS → Databases → select it → Actions → Reboot, and tick Reboot with failover.</w:t>
+      </w:r>
+    </w:p>
+    <w:p>
+      <w:pPr>
+        <w:spacing w:after="40"/>
+        <w:ind w:left="340"/>
+      </w:pPr>
+      <w:r>
+        <w:rPr>
+          <w:b/>
+          <w:sz w:val="20"/>
+        </w:rPr>
+        <w:t xml:space="preserve">3.  </w:t>
+      </w:r>
+      <w:r>
+        <w:rPr>
+          <w:sz w:val="20"/>
+        </w:rPr>
+        <w:t>Do not do both at once. You want to know which one caused what.</w:t>
       </w:r>
     </w:p>
     <w:p/>
@@ -13255,7 +14173,564 @@
                 <w:color w:val="6B6660"/>
                 <w:sz w:val="19"/>
               </w:rPr>
+              <w:t>three things, whichever simulation you ran: the ACTION you took (the terminating instance, or the RDS event showing the failover); the SERVICE while it happened (your browser still loading the page — include a clock or timestamp if you can); and the RECOVERY (the Auto Scaling group activity showing the replacement, or the target group returning to healthy). If the service did go down, capture that honestly — a recorded outage is evidence, and you compare it against what you predicted in task 18.</w:t>
+            </w:r>
+          </w:p>
+        </w:tc>
+      </w:tr>
+    </w:tbl>
+    <w:p/>
+    <w:p>
+      <w:pPr>
+        <w:spacing w:after="60"/>
+      </w:pPr>
+      <w:r>
+        <w:rPr>
+          <w:b/>
+          <w:i w:val="0"/>
+          <w:sz w:val="19"/>
+        </w:rPr>
+        <w:t>Personal notes</w:t>
+      </w:r>
+    </w:p>
+    <w:tbl>
+      <w:tblPr>
+        <w:tblW w:type="auto" w:w="0"/>
+        <w:tblLook w:firstColumn="1" w:firstRow="1" w:lastColumn="0" w:lastRow="0" w:noHBand="0" w:noVBand="1" w:val="04A0"/>
+      </w:tblPr>
+      <w:tblGrid>
+        <w:gridCol w:w="9412"/>
+      </w:tblGrid>
+      <w:tr>
+        <w:tc>
+          <w:tcPr>
+            <w:tcW w:type="dxa" w:w="9411"/>
+            <w:tcBorders>
+              <w:top w:val="single" w:sz="4" w:space="0" w:color="E4DED3"/>
+              <w:left w:val="single" w:sz="4" w:space="0" w:color="E4DED3"/>
+              <w:bottom w:val="single" w:sz="4" w:space="0" w:color="E4DED3"/>
+              <w:right w:val="single" w:sz="4" w:space="0" w:color="E4DED3"/>
+            </w:tcBorders>
+            <w:shd w:val="clear" w:color="auto" w:fill="EAF2F8"/>
+          </w:tcPr>
+          <w:p>
+            <w:r>
+              <w:rPr>
+                <w:i/>
+                <w:color w:val="6B6660"/>
+                <w:sz w:val="19"/>
+              </w:rPr>
+              <w:t>&lt; type any personal notes about this section here &gt;</w:t>
+            </w:r>
+          </w:p>
+        </w:tc>
+      </w:tr>
+    </w:tbl>
+    <w:p/>
+    <w:p>
+      <w:pPr>
+        <w:spacing w:before="200" w:after="0"/>
+      </w:pPr>
+      <w:r>
+        <w:rPr>
+          <w:b/>
+          <w:color w:val="1F5A5C"/>
+          <w:sz w:val="16"/>
+        </w:rPr>
+        <w:t>TEST T3</w:t>
+      </w:r>
+    </w:p>
+    <w:p>
+      <w:pPr>
+        <w:pStyle w:val="Heading2"/>
+      </w:pPr>
+      <w:r>
+        <w:rPr>
+          <w:color w:val="1F5A5C"/>
+        </w:rPr>
+        <w:t>Resize simulation</w:t>
+      </w:r>
+    </w:p>
+    <w:p>
+      <w:pPr>
+        <w:spacing w:after="120"/>
+      </w:pPr>
+      <w:r>
+        <w:rPr>
+          <w:b w:val="0"/>
+          <w:i w:val="0"/>
+          <w:sz w:val="21"/>
+        </w:rPr>
+        <w:t>Run the resize simulation you planned in task 18, and measure what it costs in availability.</w:t>
+      </w:r>
+    </w:p>
+    <w:p>
+      <w:pPr>
+        <w:spacing w:after="60"/>
+        <w:ind w:left="340"/>
+      </w:pPr>
+      <w:r>
+        <w:rPr>
+          <w:b/>
+          <w:sz w:val="21"/>
+        </w:rPr>
+        <w:t xml:space="preserve">1.  </w:t>
+      </w:r>
+      <w:r>
+        <w:rPr>
+          <w:b w:val="0"/>
+          <w:sz w:val="21"/>
+        </w:rPr>
+        <w:t>Keep the browser refreshing against the load balancer.</w:t>
+      </w:r>
+    </w:p>
+    <w:p>
+      <w:pPr>
+        <w:spacing w:after="60"/>
+        <w:ind w:left="340"/>
+      </w:pPr>
+      <w:r>
+        <w:rPr>
+          <w:b/>
+          <w:sz w:val="21"/>
+        </w:rPr>
+        <w:t xml:space="preserve">2.  </w:t>
+      </w:r>
+      <w:r>
+        <w:rPr>
+          <w:b w:val="0"/>
+          <w:sz w:val="21"/>
+        </w:rPr>
+        <w:t>Execute the resize you planned — change the desired capacity, or the database instance class.</w:t>
+      </w:r>
+    </w:p>
+    <w:p>
+      <w:pPr>
+        <w:spacing w:after="60"/>
+        <w:ind w:left="340"/>
+      </w:pPr>
+      <w:r>
+        <w:rPr>
+          <w:b/>
+          <w:sz w:val="21"/>
+        </w:rPr>
+        <w:t xml:space="preserve">3.  </w:t>
+      </w:r>
+      <w:r>
+        <w:rPr>
+          <w:b w:val="0"/>
+          <w:sz w:val="21"/>
+        </w:rPr>
+        <w:t>Record how long it took and whether Ledgerline was affected.</w:t>
+      </w:r>
+    </w:p>
+    <w:p>
+      <w:pPr>
+        <w:spacing w:after="60"/>
+        <w:ind w:left="340"/>
+      </w:pPr>
+      <w:r>
+        <w:rPr>
+          <w:b/>
+          <w:sz w:val="21"/>
+        </w:rPr>
+        <w:t xml:space="preserve">4.  </w:t>
+      </w:r>
+      <w:r>
+        <w:rPr>
+          <w:b w:val="0"/>
+          <w:sz w:val="21"/>
+        </w:rPr>
+        <w:t>Return the setting to where it was.</w:t>
+      </w:r>
+    </w:p>
+    <w:p/>
+    <w:p>
+      <w:pPr>
+        <w:spacing w:after="60"/>
+      </w:pPr>
+      <w:r>
+        <w:rPr>
+          <w:b/>
+          <w:i w:val="0"/>
+          <w:sz w:val="21"/>
+        </w:rPr>
+        <w:t>Evidence</w:t>
+      </w:r>
+    </w:p>
+    <w:tbl>
+      <w:tblPr>
+        <w:tblW w:type="auto" w:w="0"/>
+        <w:tblLook w:firstColumn="1" w:firstRow="1" w:lastColumn="0" w:lastRow="0" w:noHBand="0" w:noVBand="1" w:val="04A0"/>
+      </w:tblPr>
+      <w:tblGrid>
+        <w:gridCol w:w="9412"/>
+      </w:tblGrid>
+      <w:tr>
+        <w:tc>
+          <w:tcPr>
+            <w:tcW w:type="dxa" w:w="9411"/>
+            <w:tcBorders>
+              <w:top w:val="single" w:sz="4" w:space="0" w:color="E4DED3"/>
+              <w:left w:val="single" w:sz="4" w:space="0" w:color="E4DED3"/>
+              <w:bottom w:val="single" w:sz="4" w:space="0" w:color="E4DED3"/>
+              <w:right w:val="single" w:sz="4" w:space="0" w:color="E4DED3"/>
+            </w:tcBorders>
+            <w:shd w:val="clear" w:color="auto" w:fill="F8F4ED"/>
+          </w:tcPr>
+          <w:p>
+            <w:pPr>
+              <w:jc w:val="center"/>
+            </w:pPr>
+            <w:r>
+              <w:rPr>
+                <w:b/>
+                <w:i w:val="0"/>
+                <w:sz w:val="20"/>
+              </w:rPr>
+              <w:t>[ PASTE YOUR SCREENSHOT HERE ]</w:t>
+            </w:r>
+          </w:p>
+          <w:p>
+            <w:pPr>
+              <w:jc w:val="left"/>
+            </w:pPr>
+            <w:r>
+              <w:rPr>
+                <w:b w:val="0"/>
+                <w:i/>
+                <w:color w:val="6B6660"/>
+                <w:sz w:val="19"/>
+              </w:rPr>
+              <w:t>the resize in progress or complete, and what the service did while it happened.</w:t>
+            </w:r>
+          </w:p>
+        </w:tc>
+      </w:tr>
+    </w:tbl>
+    <w:p/>
+    <w:p>
+      <w:pPr>
+        <w:spacing w:after="60"/>
+      </w:pPr>
+      <w:r>
+        <w:rPr>
+          <w:b/>
+          <w:i w:val="0"/>
+          <w:sz w:val="19"/>
+        </w:rPr>
+        <w:t>Personal notes</w:t>
+      </w:r>
+    </w:p>
+    <w:tbl>
+      <w:tblPr>
+        <w:tblW w:type="auto" w:w="0"/>
+        <w:tblLook w:firstColumn="1" w:firstRow="1" w:lastColumn="0" w:lastRow="0" w:noHBand="0" w:noVBand="1" w:val="04A0"/>
+      </w:tblPr>
+      <w:tblGrid>
+        <w:gridCol w:w="9412"/>
+      </w:tblGrid>
+      <w:tr>
+        <w:tc>
+          <w:tcPr>
+            <w:tcW w:type="dxa" w:w="9411"/>
+            <w:tcBorders>
+              <w:top w:val="single" w:sz="4" w:space="0" w:color="E4DED3"/>
+              <w:left w:val="single" w:sz="4" w:space="0" w:color="E4DED3"/>
+              <w:bottom w:val="single" w:sz="4" w:space="0" w:color="E4DED3"/>
+              <w:right w:val="single" w:sz="4" w:space="0" w:color="E4DED3"/>
+            </w:tcBorders>
+            <w:shd w:val="clear" w:color="auto" w:fill="EAF2F8"/>
+          </w:tcPr>
+          <w:p>
+            <w:r>
+              <w:rPr>
+                <w:i/>
+                <w:color w:val="6B6660"/>
+                <w:sz w:val="19"/>
+              </w:rPr>
+              <w:t>&lt; type any personal notes about this section here &gt;</w:t>
+            </w:r>
+          </w:p>
+        </w:tc>
+      </w:tr>
+    </w:tbl>
+    <w:p/>
+    <w:p>
+      <w:pPr>
+        <w:spacing w:before="200" w:after="0"/>
+      </w:pPr>
+      <w:r>
+        <w:rPr>
+          <w:b/>
+          <w:color w:val="1F5A5C"/>
+          <w:sz w:val="16"/>
+        </w:rPr>
+        <w:t>TEST T4</w:t>
+      </w:r>
+    </w:p>
+    <w:p>
+      <w:pPr>
+        <w:pStyle w:val="Heading2"/>
+      </w:pPr>
+      <w:r>
+        <w:rPr>
+          <w:color w:val="1F5A5C"/>
+        </w:rPr>
+        <w:t>Measure availability across the window</w:t>
+      </w:r>
+    </w:p>
+    <w:p>
+      <w:pPr>
+        <w:spacing w:after="120"/>
+      </w:pPr>
+      <w:r>
+        <w:rPr>
+          <w:b w:val="0"/>
+          <w:i w:val="0"/>
+          <w:sz w:val="21"/>
+        </w:rPr>
+        <w:t>Report what Ledgerline's availability actually was across the time you were working, and say how you measured it.</w:t>
+      </w:r>
+    </w:p>
+    <w:p>
+      <w:pPr>
+        <w:spacing w:after="60"/>
+        <w:ind w:left="340"/>
+      </w:pPr>
+      <w:r>
+        <w:rPr>
+          <w:b/>
+          <w:sz w:val="21"/>
+        </w:rPr>
+        <w:t xml:space="preserve">1.  </w:t>
+      </w:r>
+      <w:r>
+        <w:rPr>
+          <w:b w:val="0"/>
+          <w:sz w:val="21"/>
+        </w:rPr>
+        <w:t>Open the target group's healthy-host metric for the period you were working.</w:t>
+      </w:r>
+    </w:p>
+    <w:p>
+      <w:pPr>
+        <w:spacing w:after="60"/>
+        <w:ind w:left="340"/>
+      </w:pPr>
+      <w:r>
+        <w:rPr>
+          <w:b/>
+          <w:sz w:val="21"/>
+        </w:rPr>
+        <w:t xml:space="preserve">2.  </w:t>
+      </w:r>
+      <w:r>
+        <w:rPr>
+          <w:b w:val="0"/>
+          <w:sz w:val="21"/>
+        </w:rPr>
+        <w:t>Identify every period where the service was not serving.</w:t>
+      </w:r>
+    </w:p>
+    <w:p>
+      <w:pPr>
+        <w:spacing w:after="60"/>
+        <w:ind w:left="340"/>
+      </w:pPr>
+      <w:r>
+        <w:rPr>
+          <w:b/>
+          <w:sz w:val="21"/>
+        </w:rPr>
+        <w:t xml:space="preserve">3.  </w:t>
+      </w:r>
+      <w:r>
+        <w:rPr>
+          <w:b w:val="0"/>
+          <w:sz w:val="21"/>
+        </w:rPr>
+        <w:t>Work out the availability percentage and show your calculation.</w:t>
+      </w:r>
+    </w:p>
+    <w:p>
+      <w:pPr>
+        <w:spacing w:after="60"/>
+        <w:ind w:left="340"/>
+      </w:pPr>
+      <w:r>
+        <w:rPr>
+          <w:b/>
+          <w:sz w:val="21"/>
+        </w:rPr>
+        <w:t xml:space="preserve">4.  </w:t>
+      </w:r>
+      <w:r>
+        <w:rPr>
+          <w:b w:val="0"/>
+          <w:sz w:val="21"/>
+        </w:rPr>
+        <w:t>State one limitation of how you measured it.</w:t>
+      </w:r>
+    </w:p>
+    <w:p/>
+    <w:p>
+      <w:pPr>
+        <w:spacing w:after="60"/>
+      </w:pPr>
+      <w:r>
+        <w:rPr>
+          <w:b/>
+          <w:i w:val="0"/>
+          <w:sz w:val="21"/>
+        </w:rPr>
+        <w:t>How to do it</w:t>
+      </w:r>
+    </w:p>
+    <w:p>
+      <w:pPr>
+        <w:spacing w:after="40"/>
+        <w:ind w:left="340"/>
+      </w:pPr>
+      <w:r>
+        <w:rPr>
+          <w:b/>
+          <w:sz w:val="20"/>
+        </w:rPr>
+        <w:t xml:space="preserve">1.  </w:t>
+      </w:r>
+      <w:r>
+        <w:rPr>
+          <w:sz w:val="20"/>
+        </w:rPr>
+        <w:t>CloudWatch → Metrics → All metrics → ApplicationELB → Per AppELB, per AZ, per TG Metrics → HealthyHostCount. Set the time range to cover your session.</w:t>
+      </w:r>
+    </w:p>
+    <w:p>
+      <w:pPr>
+        <w:spacing w:after="40"/>
+        <w:ind w:left="340"/>
+      </w:pPr>
+      <w:r>
+        <w:rPr>
+          <w:b/>
+          <w:sz w:val="20"/>
+        </w:rPr>
+        <w:t xml:space="preserve">2.  </w:t>
+      </w:r>
+      <w:r>
+        <w:rPr>
+          <w:sz w:val="20"/>
+        </w:rPr>
+        <w:t>Availability is uptime divided by total time. If you were working for 3 hours and the service was down for 90 seconds, that is 1.5/180 — work it out properly and show the arithmetic.</w:t>
+      </w:r>
+    </w:p>
+    <w:p/>
+    <w:p>
+      <w:pPr>
+        <w:spacing w:after="60"/>
+      </w:pPr>
+      <w:r>
+        <w:rPr>
+          <w:b/>
+          <w:i w:val="0"/>
+          <w:sz w:val="21"/>
+        </w:rPr>
+        <w:t>Evidence</w:t>
+      </w:r>
+    </w:p>
+    <w:tbl>
+      <w:tblPr>
+        <w:tblW w:type="auto" w:w="0"/>
+        <w:tblLook w:firstColumn="1" w:firstRow="1" w:lastColumn="0" w:lastRow="0" w:noHBand="0" w:noVBand="1" w:val="04A0"/>
+      </w:tblPr>
+      <w:tblGrid>
+        <w:gridCol w:w="9412"/>
+      </w:tblGrid>
+      <w:tr>
+        <w:tc>
+          <w:tcPr>
+            <w:tcW w:type="dxa" w:w="9411"/>
+            <w:tcBorders>
+              <w:top w:val="single" w:sz="4" w:space="0" w:color="E4DED3"/>
+              <w:left w:val="single" w:sz="4" w:space="0" w:color="E4DED3"/>
+              <w:bottom w:val="single" w:sz="4" w:space="0" w:color="E4DED3"/>
+              <w:right w:val="single" w:sz="4" w:space="0" w:color="E4DED3"/>
+            </w:tcBorders>
+            <w:shd w:val="clear" w:color="auto" w:fill="F8F4ED"/>
+          </w:tcPr>
+          <w:p>
+            <w:pPr>
+              <w:jc w:val="center"/>
+            </w:pPr>
+            <w:r>
+              <w:rPr>
+                <w:b/>
+                <w:i w:val="0"/>
+                <w:sz w:val="20"/>
+              </w:rPr>
+              <w:t>[ PASTE YOUR SCREENSHOT HERE ]</w:t>
+            </w:r>
+          </w:p>
+          <w:p>
+            <w:pPr>
+              <w:jc w:val="left"/>
+            </w:pPr>
+            <w:r>
+              <w:rPr>
+                <w:b w:val="0"/>
+                <w:i/>
+                <w:color w:val="6B6660"/>
+                <w:sz w:val="19"/>
+              </w:rPr>
               <w:t>the metric graph across your session, with the calculation you made from it.</w:t>
+            </w:r>
+          </w:p>
+        </w:tc>
+      </w:tr>
+    </w:tbl>
+    <w:p/>
+    <w:p>
+      <w:pPr>
+        <w:spacing w:after="60"/>
+      </w:pPr>
+      <w:r>
+        <w:rPr>
+          <w:b/>
+          <w:i w:val="0"/>
+          <w:sz w:val="19"/>
+        </w:rPr>
+        <w:t>Personal notes</w:t>
+      </w:r>
+    </w:p>
+    <w:tbl>
+      <w:tblPr>
+        <w:tblW w:type="auto" w:w="0"/>
+        <w:tblLook w:firstColumn="1" w:firstRow="1" w:lastColumn="0" w:lastRow="0" w:noHBand="0" w:noVBand="1" w:val="04A0"/>
+      </w:tblPr>
+      <w:tblGrid>
+        <w:gridCol w:w="9412"/>
+      </w:tblGrid>
+      <w:tr>
+        <w:tc>
+          <w:tcPr>
+            <w:tcW w:type="dxa" w:w="9411"/>
+            <w:tcBorders>
+              <w:top w:val="single" w:sz="4" w:space="0" w:color="E4DED3"/>
+              <w:left w:val="single" w:sz="4" w:space="0" w:color="E4DED3"/>
+              <w:bottom w:val="single" w:sz="4" w:space="0" w:color="E4DED3"/>
+              <w:right w:val="single" w:sz="4" w:space="0" w:color="E4DED3"/>
+            </w:tcBorders>
+            <w:shd w:val="clear" w:color="auto" w:fill="EAF2F8"/>
+          </w:tcPr>
+          <w:p>
+            <w:r>
+              <w:rPr>
+                <w:i/>
+                <w:color w:val="6B6660"/>
+                <w:sz w:val="19"/>
+              </w:rPr>
+              <w:t>&lt; type any personal notes about this section here &gt;</w:t>
             </w:r>
           </w:p>
         </w:tc>
@@ -13707,6 +15182,53 @@
     <w:p/>
     <w:p>
       <w:pPr>
+        <w:spacing w:after="60"/>
+      </w:pPr>
+      <w:r>
+        <w:rPr>
+          <w:b/>
+          <w:i w:val="0"/>
+          <w:sz w:val="19"/>
+        </w:rPr>
+        <w:t>Personal notes</w:t>
+      </w:r>
+    </w:p>
+    <w:tbl>
+      <w:tblPr>
+        <w:tblW w:type="auto" w:w="0"/>
+        <w:tblLook w:firstColumn="1" w:firstRow="1" w:lastColumn="0" w:lastRow="0" w:noHBand="0" w:noVBand="1" w:val="04A0"/>
+      </w:tblPr>
+      <w:tblGrid>
+        <w:gridCol w:w="9412"/>
+      </w:tblGrid>
+      <w:tr>
+        <w:tc>
+          <w:tcPr>
+            <w:tcW w:type="dxa" w:w="9411"/>
+            <w:tcBorders>
+              <w:top w:val="single" w:sz="4" w:space="0" w:color="E4DED3"/>
+              <w:left w:val="single" w:sz="4" w:space="0" w:color="E4DED3"/>
+              <w:bottom w:val="single" w:sz="4" w:space="0" w:color="E4DED3"/>
+              <w:right w:val="single" w:sz="4" w:space="0" w:color="E4DED3"/>
+            </w:tcBorders>
+            <w:shd w:val="clear" w:color="auto" w:fill="EAF2F8"/>
+          </w:tcPr>
+          <w:p>
+            <w:r>
+              <w:rPr>
+                <w:i/>
+                <w:color w:val="6B6660"/>
+                <w:sz w:val="19"/>
+              </w:rPr>
+              <w:t>&lt; type any personal notes about this section here &gt;</w:t>
+            </w:r>
+          </w:p>
+        </w:tc>
+      </w:tr>
+    </w:tbl>
+    <w:p/>
+    <w:p>
+      <w:pPr>
         <w:spacing w:before="200" w:after="0"/>
       </w:pPr>
       <w:r>
@@ -13815,6 +15337,53 @@
         <w:t>If an alarm you built never fired during any of this, is that because nothing went wrong, or because the threshold is wrong?</w:t>
       </w:r>
     </w:p>
+    <w:p/>
+    <w:p>
+      <w:pPr>
+        <w:spacing w:after="60"/>
+      </w:pPr>
+      <w:r>
+        <w:rPr>
+          <w:b/>
+          <w:i w:val="0"/>
+          <w:sz w:val="19"/>
+        </w:rPr>
+        <w:t>Personal notes</w:t>
+      </w:r>
+    </w:p>
+    <w:tbl>
+      <w:tblPr>
+        <w:tblW w:type="auto" w:w="0"/>
+        <w:tblLook w:firstColumn="1" w:firstRow="1" w:lastColumn="0" w:lastRow="0" w:noHBand="0" w:noVBand="1" w:val="04A0"/>
+      </w:tblPr>
+      <w:tblGrid>
+        <w:gridCol w:w="9412"/>
+      </w:tblGrid>
+      <w:tr>
+        <w:tc>
+          <w:tcPr>
+            <w:tcW w:type="dxa" w:w="9411"/>
+            <w:tcBorders>
+              <w:top w:val="single" w:sz="4" w:space="0" w:color="E4DED3"/>
+              <w:left w:val="single" w:sz="4" w:space="0" w:color="E4DED3"/>
+              <w:bottom w:val="single" w:sz="4" w:space="0" w:color="E4DED3"/>
+              <w:right w:val="single" w:sz="4" w:space="0" w:color="E4DED3"/>
+            </w:tcBorders>
+            <w:shd w:val="clear" w:color="auto" w:fill="EAF2F8"/>
+          </w:tcPr>
+          <w:p>
+            <w:r>
+              <w:rPr>
+                <w:i/>
+                <w:color w:val="6B6660"/>
+                <w:sz w:val="19"/>
+              </w:rPr>
+              <w:t>&lt; type any personal notes about this section here &gt;</w:t>
+            </w:r>
+          </w:p>
+        </w:tc>
+      </w:tr>
+    </w:tbl>
     <w:p/>
     <w:p>
       <w:pPr>

--- a/S1-CL1-Cloud-Design-Build/delivery/practice/AT3-Practice-HA-Run-Sheet.docx
+++ b/S1-CL1-Cloud-Design-Build/delivery/practice/AT3-Practice-HA-Run-Sheet.docx
@@ -14355,6 +14355,153 @@
           <w:i w:val="0"/>
           <w:sz w:val="21"/>
         </w:rPr>
+        <w:t>How to do it</w:t>
+      </w:r>
+    </w:p>
+    <w:p>
+      <w:pPr>
+        <w:spacing w:after="40"/>
+        <w:ind w:left="340"/>
+      </w:pPr>
+      <w:r>
+        <w:rPr>
+          <w:b/>
+          <w:sz w:val="20"/>
+        </w:rPr>
+        <w:t xml:space="preserve">1.  </w:t>
+      </w:r>
+      <w:r>
+        <w:rPr>
+          <w:sz w:val="20"/>
+        </w:rPr>
+        <w:t>Whichever resize you planned, keep the browser refreshing at the load balancer address throughout — that is how you measure the impact.</w:t>
+      </w:r>
+    </w:p>
+    <w:p>
+      <w:pPr>
+        <w:spacing w:after="40"/>
+        <w:ind w:left="340"/>
+      </w:pPr>
+      <w:r>
+        <w:rPr>
+          <w:b/>
+          <w:sz w:val="20"/>
+        </w:rPr>
+        <w:t xml:space="preserve">2.  </w:t>
+      </w:r>
+      <w:r>
+        <w:rPr>
+          <w:sz w:val="20"/>
+        </w:rPr>
+        <w:t>IF YOU PLANNED TO RESIZE THE APPLICATION TIER — EC2 → Auto Scaling groups → your group → Capacity overview → Edit. Raise Desired capacity by one and update. Watch the Activity tab for the launch, then the target group until the new instance is healthy. Nothing should go down: you are adding, not replacing.</w:t>
+      </w:r>
+    </w:p>
+    <w:p>
+      <w:pPr>
+        <w:spacing w:after="40"/>
+        <w:ind w:left="340"/>
+      </w:pPr>
+      <w:r>
+        <w:rPr>
+          <w:b/>
+          <w:sz w:val="20"/>
+        </w:rPr>
+        <w:t xml:space="preserve">3.  </w:t>
+      </w:r>
+      <w:r>
+        <w:rPr>
+          <w:sz w:val="20"/>
+        </w:rPr>
+        <w:t>IF YOU PLANNED TO RESIZE AN INSTANCE'S TYPE — you cannot change the type of a running Auto Scaling instance. You change it in the LAUNCH TEMPLATE and let the group replace instances with it: EC2 → Launch templates → your template → Actions → Modify template (create new version), change the instance type, then set the new version as Default. Then EC2 → Auto Scaling groups → Instance refresh → Start instance refresh to roll it through.</w:t>
+      </w:r>
+    </w:p>
+    <w:p>
+      <w:pPr>
+        <w:spacing w:after="40"/>
+        <w:ind w:left="340"/>
+      </w:pPr>
+      <w:r>
+        <w:rPr>
+          <w:b/>
+          <w:sz w:val="20"/>
+        </w:rPr>
+        <w:t xml:space="preserve">4.  </w:t>
+      </w:r>
+      <w:r>
+        <w:rPr>
+          <w:sz w:val="20"/>
+        </w:rPr>
+        <w:t>The refresh asks how to replace instances. Choose to LAUNCH BEFORE TERMINATING, not terminate-and-launch. You are demonstrating a resize that does not cost availability, so bringing the replacement up and waiting for it to go healthy before killing the old one is the behaviour you want to show. It needs room above your desired capacity to do that — if maximum equals desired there is nowhere to launch into and it will fall back to terminating first.</w:t>
+      </w:r>
+    </w:p>
+    <w:p>
+      <w:pPr>
+        <w:spacing w:after="40"/>
+        <w:ind w:left="340"/>
+      </w:pPr>
+      <w:r>
+        <w:rPr>
+          <w:b/>
+          <w:sz w:val="20"/>
+        </w:rPr>
+        <w:t xml:space="preserve">5.  </w:t>
+      </w:r>
+      <w:r>
+        <w:rPr>
+          <w:sz w:val="20"/>
+        </w:rPr>
+        <w:t>Expect the refresh to take a while: it replaces one instance at a time and each one has to boot and install its web server before the next starts. On Windows, budget fifteen to twenty minutes for two instances.</w:t>
+      </w:r>
+    </w:p>
+    <w:p>
+      <w:pPr>
+        <w:spacing w:after="40"/>
+        <w:ind w:left="340"/>
+      </w:pPr>
+      <w:r>
+        <w:rPr>
+          <w:b/>
+          <w:sz w:val="20"/>
+        </w:rPr>
+        <w:t xml:space="preserve">6.  </w:t>
+      </w:r>
+      <w:r>
+        <w:rPr>
+          <w:sz w:val="20"/>
+        </w:rPr>
+        <w:t>IF YOU PLANNED TO RESIZE THE DATABASE — RDS → Databases → select it → Modify → change the DB instance class → Continue → Apply immediately → Modify DB instance. On a Multi-AZ database this resizes the standby first and then fails over to it, so the interruption is a failover rather than an outage — which is exactly the point you are demonstrating. Expect several minutes.</w:t>
+      </w:r>
+    </w:p>
+    <w:p>
+      <w:pPr>
+        <w:spacing w:after="40"/>
+        <w:ind w:left="340"/>
+      </w:pPr>
+      <w:r>
+        <w:rPr>
+          <w:b/>
+          <w:sz w:val="20"/>
+        </w:rPr>
+        <w:t xml:space="preserve">7.  </w:t>
+      </w:r>
+      <w:r>
+        <w:rPr>
+          <w:sz w:val="20"/>
+        </w:rPr>
+        <w:t>Record the start and finish times and what the browser did in between. Then put the setting back where it was.</w:t>
+      </w:r>
+    </w:p>
+    <w:p/>
+    <w:p>
+      <w:pPr>
+        <w:spacing w:after="60"/>
+      </w:pPr>
+      <w:r>
+        <w:rPr>
+          <w:b/>
+          <w:i w:val="0"/>
+          <w:sz w:val="21"/>
+        </w:rPr>
         <w:t>Evidence</w:t>
       </w:r>
     </w:p>
@@ -14402,7 +14549,7 @@
                 <w:color w:val="6B6660"/>
                 <w:sz w:val="19"/>
               </w:rPr>
-              <w:t>the resize in progress or complete, and what the service did while it happened.</w:t>
+              <w:t>the resize in progress or complete, and what the service did while it happened — the console showing the change, and your timings.</w:t>
             </w:r>
           </w:p>
         </w:tc>
@@ -14530,7 +14677,7 @@
           <w:b w:val="0"/>
           <w:sz w:val="21"/>
         </w:rPr>
-        <w:t>Identify every period where the service was not serving.</w:t>
+        <w:t>Identify every period where BOTH zones were at zero — that is the only real downtime. One zone dipping is the design working.</w:t>
       </w:r>
     </w:p>
     <w:p>
@@ -14550,7 +14697,7 @@
           <w:b w:val="0"/>
           <w:sz w:val="21"/>
         </w:rPr>
-        <w:t>Work out the availability percentage and show your calculation.</w:t>
+        <w:t>Write one or two sentences saying what the graph shows.</w:t>
       </w:r>
     </w:p>
     <w:p>
@@ -14570,7 +14717,7 @@
           <w:b w:val="0"/>
           <w:sz w:val="21"/>
         </w:rPr>
-        <w:t>State one limitation of how you measured it.</w:t>
+        <w:t>Note the time range on the capture, so the period it covers is unambiguous.</w:t>
       </w:r>
     </w:p>
     <w:p/>
@@ -14603,7 +14750,7 @@
         <w:rPr>
           <w:sz w:val="20"/>
         </w:rPr>
-        <w:t>CloudWatch → Metrics → All metrics → ApplicationELB → Per AppELB, per AZ, per TG Metrics → HealthyHostCount. Set the time range to cover your session.</w:t>
+        <w:t>CloudWatch → Metrics → Classic metrics (the console renamed what used to be All metrics) → ApplicationELB → Per AppELB, per AZ, per TG Metrics → HealthyHostCount. Set the time range to cover your session.</w:t>
       </w:r>
     </w:p>
     <w:p>
@@ -14622,7 +14769,121 @@
         <w:rPr>
           <w:sz w:val="20"/>
         </w:rPr>
-        <w:t>Availability is uptime divided by total time. If you were working for 3 hours and the service was down for 90 seconds, that is 1.5/180 — work it out properly and show the arithmetic.</w:t>
+        <w:t>Tick the row for EACH ZONE of your CURRENT target group — two rows, same load balancer, one us-east-1a and one us-east-1b. If several load balancers are listed, the live one is the one with your alarms shown against it in the Alarms column; the others are deleted resources CloudWatch still remembers.</w:t>
+      </w:r>
+    </w:p>
+    <w:p>
+      <w:pPr>
+        <w:spacing w:after="40"/>
+        <w:ind w:left="340"/>
+      </w:pPr>
+      <w:r>
+        <w:rPr>
+          <w:b/>
+          <w:sz w:val="20"/>
+        </w:rPr>
+        <w:t xml:space="preserve">3.  </w:t>
+      </w:r>
+      <w:r>
+        <w:rPr>
+          <w:sz w:val="20"/>
+        </w:rPr>
+        <w:t>Set the graph type to STACKED AREA — the dropdown at the top right of the graph. It is the right shape for this: the total height is the healthy capacity serving Ledgerline, and each band is one zone's share, so losing a zone makes the stack visibly shorter instead of hiding one line among several.</w:t>
+      </w:r>
+    </w:p>
+    <w:p>
+      <w:pPr>
+        <w:spacing w:after="40"/>
+        <w:ind w:left="340"/>
+      </w:pPr>
+      <w:r>
+        <w:rPr>
+          <w:b/>
+          <w:sz w:val="20"/>
+        </w:rPr>
+        <w:t xml:space="preserve">4.  </w:t>
+      </w:r>
+      <w:r>
+        <w:rPr>
+          <w:sz w:val="20"/>
+        </w:rPr>
+        <w:t>Set the time range to cover your whole session, then read the graph.</w:t>
+      </w:r>
+    </w:p>
+    <w:p>
+      <w:pPr>
+        <w:spacing w:after="40"/>
+        <w:ind w:left="340"/>
+      </w:pPr>
+      <w:r>
+        <w:rPr>
+          <w:b/>
+          <w:sz w:val="20"/>
+        </w:rPr>
+        <w:t xml:space="preserve">5.  </w:t>
+      </w:r>
+      <w:r>
+        <w:rPr>
+          <w:sz w:val="20"/>
+        </w:rPr>
+        <w:t>READ IT LIKE THIS. A dip in ONE zone is not downtime — the other zone was still serving, and that is exactly what your HA work bought. Downtime is only when BOTH zones are at zero at the same moment. Measure those periods, not every dip you can see.</w:t>
+      </w:r>
+    </w:p>
+    <w:p>
+      <w:pPr>
+        <w:spacing w:after="40"/>
+        <w:ind w:left="340"/>
+      </w:pPr>
+      <w:r>
+        <w:rPr>
+          <w:b/>
+          <w:sz w:val="20"/>
+        </w:rPr>
+        <w:t xml:space="preserve">6.  </w:t>
+      </w:r>
+      <w:r>
+        <w:rPr>
+          <w:sz w:val="20"/>
+        </w:rPr>
+        <w:t>Your resize may show a RISE rather than a dip, if you launched a replacement before terminating the old instance. No dip at all is a result worth recording — it means the resize cost nothing in availability.</w:t>
+      </w:r>
+    </w:p>
+    <w:p>
+      <w:pPr>
+        <w:spacing w:after="40"/>
+        <w:ind w:left="340"/>
+      </w:pPr>
+      <w:r>
+        <w:rPr>
+          <w:b/>
+          <w:sz w:val="20"/>
+        </w:rPr>
+        <w:t xml:space="preserve">7.  </w:t>
+      </w:r>
+      <w:r>
+        <w:rPr>
+          <w:sz w:val="20"/>
+        </w:rPr>
+        <w:t>You are NOT asked to calculate an availability percentage from this graph, and you could not do it honestly anyway — the axis steps in tens of minutes, so a short outage does not appear on it. The graph shows the shape: what was serving, when, and whether anything went fully dark.</w:t>
+      </w:r>
+    </w:p>
+    <w:p>
+      <w:pPr>
+        <w:spacing w:after="40"/>
+        <w:ind w:left="340"/>
+      </w:pPr>
+      <w:r>
+        <w:rPr>
+          <w:b/>
+          <w:sz w:val="20"/>
+        </w:rPr>
+        <w:t xml:space="preserve">8.  </w:t>
+      </w:r>
+      <w:r>
+        <w:rPr>
+          <w:sz w:val="20"/>
+        </w:rPr>
+        <w:t>The arithmetic belongs to the knowledge questions, and it comes from YOUR OWN TIMINGS during the simulations, not from this picture. If you noted that the failover took 47 seconds out of a 3-hour window, that is 47 seconds out of 10,800 — about 99.6% available. Keep those timings; that is the calculation you will be asked to show.</w:t>
       </w:r>
     </w:p>
     <w:p/>
@@ -15385,50 +15646,6 @@
       </w:tr>
     </w:tbl>
     <w:p/>
-    <w:p>
-      <w:pPr>
-        <w:pStyle w:val="Heading1"/>
-      </w:pPr>
-      <w:r>
-        <w:t>Knowledge questions</w:t>
-      </w:r>
-    </w:p>
-    <w:p>
-      <w:pPr>
-        <w:spacing w:after="200"/>
-      </w:pPr>
-      <w:r>
-        <w:rPr>
-          <w:b w:val="0"/>
-          <w:i/>
-          <w:color w:val="6B6660"/>
-          <w:sz w:val="19"/>
-        </w:rPr>
-        <w:t>Answer each question about your own design and your own build. Refer to what you actually decided and what actually happened.</w:t>
-      </w:r>
-    </w:p>
-    <w:p>
-      <w:pPr>
-        <w:pStyle w:val="Heading1"/>
-      </w:pPr>
-      <w:r>
-        <w:t>Reflection</w:t>
-      </w:r>
-    </w:p>
-    <w:p>
-      <w:pPr>
-        <w:spacing w:after="200"/>
-      </w:pPr>
-      <w:r>
-        <w:rPr>
-          <w:b w:val="0"/>
-          <w:i/>
-          <w:color w:val="6B6660"/>
-          <w:sz w:val="19"/>
-        </w:rPr>
-        <w:t>Reflect on your own work — your judgement and your experience, not a summary of what you built. An honest “here is what I would change” earns more credit than “everything went perfectly”.</w:t>
-      </w:r>
-    </w:p>
     <w:p>
       <w:pPr>
         <w:pStyle w:val="Heading1"/>

--- a/S1-CL1-Cloud-Design-Build/delivery/practice/AT3-Practice-HA-Run-Sheet.docx
+++ b/S1-CL1-Cloud-Design-Build/delivery/practice/AT3-Practice-HA-Run-Sheet.docx
@@ -15664,7 +15664,7 @@
           <w:i w:val="0"/>
           <w:sz w:val="21"/>
         </w:rPr>
-        <w:t>Your lab has a credit budget, and everything above keeps spending it whether you are using it or not. When you have finished, unwind it in the order below.</w:t>
+        <w:t>Your lab has a credit budget, and everything you built keeps spending it whether you are using it or not. When you have finished, take it all back down.</w:t>
       </w:r>
     </w:p>
     <w:p>
@@ -15677,11 +15677,24 @@
           <w:i w:val="0"/>
           <w:sz w:val="21"/>
         </w:rPr>
-        <w:t>The order is not simply the reverse of the way you built it. The CloudFormation stack owns the network everything sits in, so it has to go last — and it will refuse to delete while anything you built by hand is still inside it.</w:t>
+        <w:t>Work BACKWARDS. The last thing you made is the first thing you remove, and you undo your way down to the stack you started with. That order is not just tidy — it is the order that works, because each thing you built depends on something built before it. The CloudFormation stack owns the network everything else sits in, so it goes last and will refuse to delete while anything you added by hand is still inside it.</w:t>
       </w:r>
     </w:p>
     <w:p>
       <w:pPr>
+        <w:spacing w:after="160"/>
+      </w:pPr>
+      <w:r>
+        <w:rPr>
+          <w:b w:val="0"/>
+          <w:i w:val="0"/>
+          <w:sz w:val="21"/>
+        </w:rPr>
+        <w:t>Each step below names the task that created the thing you are removing.</w:t>
+      </w:r>
+    </w:p>
+    <w:p>
+      <w:pPr>
         <w:spacing w:after="40"/>
       </w:pPr>
       <w:r>
@@ -15696,7 +15709,7 @@
           <w:b/>
           <w:sz w:val="21"/>
         </w:rPr>
-        <w:t>Empty the Auto Scaling group</w:t>
+        <w:t>Delete the alarms you created — task 24</w:t>
       </w:r>
     </w:p>
     <w:p>
@@ -15710,7 +15723,7 @@
           <w:i w:val="0"/>
           <w:sz w:val="19"/>
         </w:rPr>
-        <w:t>EC2 → Auto Scaling groups → your group → Capacity overview → Edit. Set Desired, Minimum and Maximum all to 0 and update. Wait until the Instance management tab is empty. Do not terminate the instances directly — the group will just launch replacements.</w:t>
+        <w:t>CloudWatch → Alarms → All alarms. Tick the alarms YOU created and choose Actions → Delete. Leave any alarm the lab-pack deployed; the stack removes those itself. If you are not sure which is which, yours are the ones you named.</w:t>
       </w:r>
     </w:p>
     <w:p>
@@ -15729,7 +15742,7 @@
           <w:b/>
           <w:sz w:val="21"/>
         </w:rPr>
-        <w:t>Delete the NAT gateway you created by hand</w:t>
+        <w:t>Undo the instance refresh, if you did one — test T3</w:t>
       </w:r>
     </w:p>
     <w:p>
@@ -15743,7 +15756,7 @@
           <w:i w:val="0"/>
           <w:sz w:val="19"/>
         </w:rPr>
-        <w:t>VPC → NAT gateways → select the one you made in task 21 → Actions → Delete. Wait until State reads Deleted. The stack's own NAT gateway is not yours to delete; the stack takes that one.</w:t>
+        <w:t>If you resized by changing the launch template, EC2 → Launch templates → your template → Versions. You can leave the extra version; it disappears with the stack. Nothing else to do here — an instance refresh leaves no separate resource behind.</w:t>
       </w:r>
     </w:p>
     <w:p>
@@ -15762,7 +15775,7 @@
           <w:b/>
           <w:sz w:val="21"/>
         </w:rPr>
-        <w:t>Release its Elastic IP</w:t>
+        <w:t>Empty the Auto Scaling group — task 22</w:t>
       </w:r>
     </w:p>
     <w:p>
@@ -15776,7 +15789,7 @@
           <w:i w:val="0"/>
           <w:sz w:val="19"/>
         </w:rPr>
-        <w:t>VPC → Elastic IPs. The one with no Name and nothing associated is the address that NAT gateway was using — deleting the gateway does not release it, and an unattached address bills by the hour. Select it → Actions → Release Elastic IP addresses. If the release fails, the gateway has not finished deleting; wait two minutes and try again.</w:t>
+        <w:t>EC2 → Auto Scaling groups → your group → Capacity overview → Edit. Set Desired, Minimum and Maximum all to 0 and update. Wait until the Instance management tab is empty. Do this before you touch the subnet — and do not terminate the instances directly, because the group will just replace them.</w:t>
       </w:r>
     </w:p>
     <w:p>
@@ -15795,7 +15808,7 @@
           <w:b/>
           <w:sz w:val="21"/>
         </w:rPr>
-        <w:t>Delete the route table you created by hand</w:t>
+        <w:t>Delete the route table you created — task 21</w:t>
       </w:r>
     </w:p>
     <w:p>
@@ -15809,7 +15822,7 @@
           <w:i w:val="0"/>
           <w:sz w:val="19"/>
         </w:rPr>
-        <w:t>VPC → Route tables → the one you made in task 21 → Actions → Delete route table. Deleting it removes its subnet association for you.</w:t>
+        <w:t>VPC → Route tables → the one you made → Actions → Delete route table. Deleting it removes its subnet association for you.</w:t>
       </w:r>
     </w:p>
     <w:p>
@@ -15828,7 +15841,7 @@
           <w:b/>
           <w:sz w:val="21"/>
         </w:rPr>
-        <w:t>Delete the subnet you created by hand</w:t>
+        <w:t>Delete the NAT gateway you created — task 21</w:t>
       </w:r>
     </w:p>
     <w:p>
@@ -15842,7 +15855,7 @@
           <w:i w:val="0"/>
           <w:sz w:val="19"/>
         </w:rPr>
-        <w:t>VPC → Subnets → the one you made in task 20 → Actions → Delete subnet. If it refuses because of a network interface, something in it has not finished terminating — wait a couple of minutes and try again.</w:t>
+        <w:t>VPC → NAT gateways → the one you made → Actions → Delete. Wait until State reads Deleted. The lab-pack's own NAT gateway is not yours to remove; the stack takes that one.</w:t>
       </w:r>
     </w:p>
     <w:p>
@@ -15861,7 +15874,7 @@
           <w:b/>
           <w:sz w:val="21"/>
         </w:rPr>
-        <w:t>Delete the CloudFormation stack</w:t>
+        <w:t>Release the Elastic IP that NAT gateway used — task 21</w:t>
       </w:r>
     </w:p>
     <w:p>
@@ -15875,7 +15888,7 @@
           <w:i w:val="0"/>
           <w:sz w:val="19"/>
         </w:rPr>
-        <w:t>CloudFormation → your stack → Delete. This takes everything else with it: the VPC, the remaining subnets, the load balancer, the database, the launch template, the alarms and the stack's own NAT gateway and Elastic IP. Wait for it to disappear from the list.</w:t>
+        <w:t>VPC → Elastic IPs. The one with no Name and nothing associated is it — deleting a NAT gateway does NOT release its address, and an unattached address bills by the hour. Select it → Actions → Release Elastic IP addresses. If the release fails, the gateway has not finished deleting; wait two minutes and try again.</w:t>
       </w:r>
     </w:p>
     <w:p>
@@ -15894,7 +15907,7 @@
           <w:b/>
           <w:sz w:val="21"/>
         </w:rPr>
-        <w:t>Check nothing survived</w:t>
+        <w:t>Delete the subnet you created — task 20</w:t>
       </w:r>
     </w:p>
     <w:p>
@@ -15908,7 +15921,73 @@
           <w:i w:val="0"/>
           <w:sz w:val="19"/>
         </w:rPr>
-        <w:t>VPC → Your VPCs should no longer list yours. Check Elastic IPs is empty — an address left allocated is the most common thing to miss, and the only one that keeps costing after everything else is gone.</w:t>
+        <w:t>VPC → Subnets → the one you made → Actions → Delete subnet. If it refuses because of a network interface, something in it has not finished terminating — wait a couple of minutes and try again.</w:t>
+      </w:r>
+    </w:p>
+    <w:p>
+      <w:pPr>
+        <w:spacing w:after="40"/>
+      </w:pPr>
+      <w:r>
+        <w:rPr>
+          <w:b/>
+          <w:sz w:val="21"/>
+        </w:rPr>
+        <w:t xml:space="preserve">8.  </w:t>
+      </w:r>
+      <w:r>
+        <w:rPr>
+          <w:b/>
+          <w:sz w:val="21"/>
+        </w:rPr>
+        <w:t>Delete the CloudFormation stack — task 19</w:t>
+      </w:r>
+    </w:p>
+    <w:p>
+      <w:pPr>
+        <w:spacing w:after="160"/>
+        <w:ind w:left="340"/>
+      </w:pPr>
+      <w:r>
+        <w:rPr>
+          <w:b w:val="0"/>
+          <w:i w:val="0"/>
+          <w:sz w:val="19"/>
+        </w:rPr>
+        <w:t>CloudFormation → your stack → Delete. This takes everything the lab-pack built: the VPC, its subnets, the load balancer, the target group, the database, the launch template, the lab-pack's alarm and NAT gateway, and the notification topic. Wait for it to leave the list.</w:t>
+      </w:r>
+    </w:p>
+    <w:p>
+      <w:pPr>
+        <w:spacing w:after="40"/>
+      </w:pPr>
+      <w:r>
+        <w:rPr>
+          <w:b/>
+          <w:sz w:val="21"/>
+        </w:rPr>
+        <w:t xml:space="preserve">9.  </w:t>
+      </w:r>
+      <w:r>
+        <w:rPr>
+          <w:b/>
+          <w:sz w:val="21"/>
+        </w:rPr>
+        <w:t>Check nothing survived</w:t>
+      </w:r>
+    </w:p>
+    <w:p>
+      <w:pPr>
+        <w:spacing w:after="160"/>
+        <w:ind w:left="340"/>
+      </w:pPr>
+      <w:r>
+        <w:rPr>
+          <w:b w:val="0"/>
+          <w:i w:val="0"/>
+          <w:sz w:val="19"/>
+        </w:rPr>
+        <w:t>VPC → Your VPCs should no longer list yours. Then check Elastic IPs is empty and CloudWatch → Alarms has none of yours left. An allocated address and an orphaned alarm are the two things that outlive everything else, and the address is the one that keeps costing.</w:t>
       </w:r>
     </w:p>
     <w:sectPr>

--- a/S1-CL1-Cloud-Design-Build/delivery/practice/AT3-Practice-HA-Run-Sheet.docx
+++ b/S1-CL1-Cloud-Design-Build/delivery/practice/AT3-Practice-HA-Run-Sheet.docx
@@ -349,7 +349,7 @@
                 <w:b w:val="0"/>
                 <w:sz w:val="19"/>
               </w:rPr>
-              <w:t>zone names below follow us-east-1  ·  public-web-a  10.20.1.0/24  (us-east-1a)  ·  public-web-b  10.20.2.0/24  (us-east-1b)  ·  private-app-a  10.20.11.0/24  (us-east-1a)  ·  private-data-a  10.20.21.0/24  (us-east-1a)  ·  private-data-b  10.20.22.0/24  (us-east-1b)</w:t>
+              <w:t>zone names below follow us-east-1  ·  ledgerline-public-a  10.20.1.0/24  (us-east-1a)  ·  ledgerline-public-b  10.20.2.0/24  (us-east-1b)  ·  ledgerline-app-a  10.20.11.0/24  (us-east-1a)  ·  ledgerline-data-a  10.20.21.0/24  (us-east-1a)  ·  ledgerline-data-b  10.20.22.0/24  (us-east-1b)</w:t>
             </w:r>
           </w:p>
         </w:tc>
@@ -392,7 +392,7 @@
                 <w:b w:val="0"/>
                 <w:sz w:val="19"/>
               </w:rPr>
-              <w:t>everything serving Ledgerline runs in us-east-1a. public-web-b and private-data-b exist only because the load balancer and the database subnet group each refuse to be created with one zone. Nothing has been placed in them.</w:t>
+              <w:t>everything serving Ledgerline runs in us-east-1a. ledgerline-public-b and ledgerline-data-b exist only because the load balancer and the database subnet group each refuse to be created with one zone. Nothing has been placed in them.</w:t>
             </w:r>
           </w:p>
         </w:tc>
@@ -478,7 +478,7 @@
                 <w:b w:val="0"/>
                 <w:sz w:val="19"/>
               </w:rPr>
-              <w:t>one NAT gateway ledgerline-nat in public-web-a; private-app-rt routes private-app-a's 0.0.0.0/0 to it</w:t>
+              <w:t>one NAT gateway ledgerline-nat in ledgerline-public-a; ledgerline-app-rt routes ledgerline-app-a's 0.0.0.0/0 to it</w:t>
             </w:r>
           </w:p>
         </w:tc>
@@ -521,7 +521,7 @@
                 <w:b w:val="0"/>
                 <w:sz w:val="19"/>
               </w:rPr>
-              <w:t>Auto Scaling group across private-app-a only — desired 1, minimum 1, maximum 2; launch template ledgerline-lt (Amazon Linux, web server installed at boot)</w:t>
+              <w:t>Auto Scaling group across ledgerline-app-a only — desired 1, minimum 1, maximum 2; launch template ledgerline-lt (Amazon Linux, web server installed at boot)</w:t>
             </w:r>
           </w:p>
         </w:tc>
@@ -564,7 +564,7 @@
                 <w:b w:val="0"/>
                 <w:sz w:val="19"/>
               </w:rPr>
-              <w:t>internet-facing ALB ledgerline-alb in public-web-a and public-web-b, HTTP :80, forwarding to target group ledgerline-tg</w:t>
+              <w:t>internet-facing ALB ledgerline-alb in ledgerline-public-a and ledgerline-public-b, HTTP :80, forwarding to target group ledgerline-tg</w:t>
             </w:r>
           </w:p>
         </w:tc>
@@ -607,7 +607,7 @@
                 <w:b w:val="0"/>
                 <w:sz w:val="19"/>
               </w:rPr>
-              <w:t>PostgreSQL on RDS, single-AZ with no standby, gp3 20 GB, encrypted, in subnet group ledgerline-db-subnet-group (private-data-a + private-data-b)</w:t>
+              <w:t>PostgreSQL on RDS, single-AZ with no standby, gp3 20 GB, encrypted, in subnet group ledgerline-db-subnet-group (ledgerline-data-a + ledgerline-data-b)</w:t>
             </w:r>
           </w:p>
         </w:tc>
@@ -693,7 +693,7 @@
                 <w:b w:val="0"/>
                 <w:sz w:val="19"/>
               </w:rPr>
-              <w:t>one alarm, ledgerline-unhealthy-hosts, on UnHealthyHostCount</w:t>
+              <w:t>two alarms — ledgerline-unhealthy-hosts on UnHealthyHostCount, and ledgerline-db-storage-low on the database's free storage</w:t>
             </w:r>
           </w:p>
         </w:tc>
@@ -717,7 +717,7 @@
             <w:color w:val="0563C1"/>
             <w:u w:val="single"/>
           </w:rPr>
-          <w:t>Network diagram — this environment drawn out, including the campus it connects back to</w:t>
+          <w:t>Network diagram — this environment drawn out</w:t>
         </w:r>
       </w:hyperlink>
     </w:p>
@@ -830,6 +830,20 @@
       </w:hyperlink>
     </w:p>
     <w:p/>
+    <w:p>
+      <w:pPr>
+        <w:spacing w:after="60"/>
+      </w:pPr>
+      <w:r>
+        <w:rPr>
+          <w:b w:val="0"/>
+          <w:i/>
+          <w:color w:val="6B6660"/>
+          <w:sz w:val="18"/>
+        </w:rPr>
+        <w:t>The first row is filled in as an example — yours go underneath.</w:t>
+      </w:r>
+    </w:p>
     <w:tbl>
       <w:tblPr>
         <w:tblW w:type="auto" w:w="0"/>
@@ -919,6 +933,8 @@
           <w:p>
             <w:r>
               <w:rPr>
+                <w:i/>
+                <w:color w:val="1F5A5C"/>
                 <w:sz w:val="18"/>
               </w:rPr>
               <w:t>Availability</w:t>
@@ -938,8 +954,11 @@
           <w:p>
             <w:r>
               <w:rPr>
-                <w:sz w:val="18"/>
-              </w:rPr>
+                <w:i/>
+                <w:color w:val="1F5A5C"/>
+                <w:sz w:val="18"/>
+              </w:rPr>
+              <w:t>At least 99.5% during business hours. Ledgerline is a business-hours, staff-only service — it is deliberately not held to the 24/7 target the LMS carries.</w:t>
             </w:r>
           </w:p>
         </w:tc>
@@ -956,8 +975,11 @@
           <w:p>
             <w:r>
               <w:rPr>
-                <w:sz w:val="18"/>
-              </w:rPr>
+                <w:i/>
+                <w:color w:val="1F5A5C"/>
+                <w:sz w:val="18"/>
+              </w:rPr>
+              <w:t>Ledgerline Cloud Migration Requirements — the availability requirement</w:t>
             </w:r>
           </w:p>
         </w:tc>
@@ -1329,6 +1351,20 @@
       </w:hyperlink>
     </w:p>
     <w:p/>
+    <w:p>
+      <w:pPr>
+        <w:spacing w:after="60"/>
+      </w:pPr>
+      <w:r>
+        <w:rPr>
+          <w:b w:val="0"/>
+          <w:i/>
+          <w:color w:val="6B6660"/>
+          <w:sz w:val="18"/>
+        </w:rPr>
+        <w:t>The first row is filled in as an example — yours go underneath.</w:t>
+      </w:r>
+    </w:p>
     <w:tbl>
       <w:tblPr>
         <w:tblW w:type="auto" w:w="0"/>
@@ -1418,6 +1454,8 @@
           <w:p>
             <w:r>
               <w:rPr>
+                <w:i/>
+                <w:color w:val="1F5A5C"/>
                 <w:sz w:val="18"/>
               </w:rPr>
               <w:t>Network</w:t>
@@ -1437,8 +1475,11 @@
           <w:p>
             <w:r>
               <w:rPr>
-                <w:sz w:val="18"/>
-              </w:rPr>
+                <w:i/>
+                <w:color w:val="1F5A5C"/>
+                <w:sz w:val="18"/>
+              </w:rPr>
+              <w:t>Partly</w:t>
             </w:r>
           </w:p>
         </w:tc>
@@ -1455,8 +1496,11 @@
           <w:p>
             <w:r>
               <w:rPr>
-                <w:sz w:val="18"/>
-              </w:rPr>
+                <w:i/>
+                <w:color w:val="1F5A5C"/>
+                <w:sz w:val="18"/>
+              </w:rPr>
+              <w:t>The VPC already has subnets in both availability zones, so the addressing is not what is holding the design back. What is missing is a subnet in the second zone for the application tier to run in.</w:t>
             </w:r>
           </w:p>
         </w:tc>
@@ -1962,6 +2006,20 @@
       </w:hyperlink>
     </w:p>
     <w:p/>
+    <w:p>
+      <w:pPr>
+        <w:spacing w:after="60"/>
+      </w:pPr>
+      <w:r>
+        <w:rPr>
+          <w:b w:val="0"/>
+          <w:i/>
+          <w:color w:val="6B6660"/>
+          <w:sz w:val="18"/>
+        </w:rPr>
+        <w:t>The first row is filled in as an example — yours go underneath.</w:t>
+      </w:r>
+    </w:p>
     <w:tbl>
       <w:tblPr>
         <w:tblW w:type="auto" w:w="0"/>
@@ -2051,6 +2109,71 @@
           <w:p>
             <w:r>
               <w:rPr>
+                <w:i/>
+                <w:color w:val="1F5A5C"/>
+                <w:sz w:val="18"/>
+              </w:rPr>
+              <w:t>NAT gateway ledgerline-nat — there is one, in ledgerline-public-a</w:t>
+            </w:r>
+          </w:p>
+        </w:tc>
+        <w:tc>
+          <w:tcPr>
+            <w:tcW w:type="dxa" w:w="3137"/>
+            <w:tcBorders>
+              <w:top w:val="single" w:sz="4" w:space="0" w:color="E4DED3"/>
+              <w:left w:val="single" w:sz="4" w:space="0" w:color="E4DED3"/>
+              <w:bottom w:val="single" w:sz="4" w:space="0" w:color="E4DED3"/>
+              <w:right w:val="single" w:sz="4" w:space="0" w:color="E4DED3"/>
+            </w:tcBorders>
+          </w:tcPr>
+          <w:p>
+            <w:r>
+              <w:rPr>
+                <w:i/>
+                <w:color w:val="1F5A5C"/>
+                <w:sz w:val="18"/>
+              </w:rPr>
+              <w:t>The gateway fails, or us-east-1a is lost with it. Application servers have no route out to the internet.</w:t>
+            </w:r>
+          </w:p>
+        </w:tc>
+        <w:tc>
+          <w:tcPr>
+            <w:tcW w:type="dxa" w:w="3137"/>
+            <w:tcBorders>
+              <w:top w:val="single" w:sz="4" w:space="0" w:color="E4DED3"/>
+              <w:left w:val="single" w:sz="4" w:space="0" w:color="E4DED3"/>
+              <w:bottom w:val="single" w:sz="4" w:space="0" w:color="E4DED3"/>
+              <w:right w:val="single" w:sz="4" w:space="0" w:color="E4DED3"/>
+            </w:tcBorders>
+          </w:tcPr>
+          <w:p>
+            <w:r>
+              <w:rPr>
+                <w:i/>
+                <w:color w:val="1F5A5C"/>
+                <w:sz w:val="18"/>
+              </w:rPr>
+              <w:t>Ledgerline keeps serving pages, so nobody rings the help desk — but operating system updates, agent traffic and any call to an external service stop. The damage is quiet, which is what makes it worth listing.</w:t>
+            </w:r>
+          </w:p>
+        </w:tc>
+      </w:tr>
+      <w:tr>
+        <w:tc>
+          <w:tcPr>
+            <w:tcW w:type="dxa" w:w="3137"/>
+            <w:tcBorders>
+              <w:top w:val="single" w:sz="4" w:space="0" w:color="E4DED3"/>
+              <w:left w:val="single" w:sz="4" w:space="0" w:color="E4DED3"/>
+              <w:bottom w:val="single" w:sz="4" w:space="0" w:color="E4DED3"/>
+              <w:right w:val="single" w:sz="4" w:space="0" w:color="E4DED3"/>
+            </w:tcBorders>
+          </w:tcPr>
+          <w:p>
+            <w:r>
+              <w:rPr>
                 <w:sz w:val="18"/>
               </w:rPr>
             </w:r>
@@ -2608,7 +2731,43 @@
         </w:r>
       </w:hyperlink>
     </w:p>
+    <w:p>
+      <w:pPr>
+        <w:spacing w:after="60"/>
+        <w:ind w:left="340"/>
+      </w:pPr>
+      <w:r>
+        <w:rPr>
+          <w:sz w:val="19"/>
+        </w:rPr>
+        <w:t xml:space="preserve">•  </w:t>
+      </w:r>
+      <w:hyperlink r:id="rId16">
+        <w:r>
+          <w:rPr>
+            <w:sz w:val="19"/>
+            <w:color w:val="0563C1"/>
+            <w:u w:val="single"/>
+          </w:rPr>
+          <w:t>Accounting System Infrastructure Specifications — the backup arrangements currently in place, which set the RPO you can actually achieve</w:t>
+        </w:r>
+      </w:hyperlink>
+    </w:p>
     <w:p/>
+    <w:p>
+      <w:pPr>
+        <w:spacing w:after="60"/>
+      </w:pPr>
+      <w:r>
+        <w:rPr>
+          <w:b w:val="0"/>
+          <w:i/>
+          <w:color w:val="6B6660"/>
+          <w:sz w:val="18"/>
+        </w:rPr>
+        <w:t>The first row is filled in as an example — yours go underneath.</w:t>
+      </w:r>
+    </w:p>
     <w:tbl>
       <w:tblPr>
         <w:tblW w:type="auto" w:w="0"/>
@@ -2720,6 +2879,8 @@
           <w:p>
             <w:r>
               <w:rPr>
+                <w:i/>
+                <w:color w:val="1F5A5C"/>
                 <w:sz w:val="18"/>
               </w:rPr>
               <w:t>Application tier</w:t>
@@ -2739,8 +2900,11 @@
           <w:p>
             <w:r>
               <w:rPr>
-                <w:sz w:val="18"/>
-              </w:rPr>
+                <w:i/>
+                <w:color w:val="1F5A5C"/>
+                <w:sz w:val="18"/>
+              </w:rPr>
+              <w:t>Not applicable — the tier holds no data of its own.</w:t>
             </w:r>
           </w:p>
         </w:tc>
@@ -2757,8 +2921,11 @@
           <w:p>
             <w:r>
               <w:rPr>
-                <w:sz w:val="18"/>
-              </w:rPr>
+                <w:i/>
+                <w:color w:val="1F5A5C"/>
+                <w:sz w:val="18"/>
+              </w:rPr>
+              <w:t>About 5 minutes if the single instance fails: the Auto Scaling group notices and launches a replacement. Open-ended if us-east-1a is lost, because ledgerline-app-a is the only subnet the group can launch into.</w:t>
             </w:r>
           </w:p>
         </w:tc>
@@ -2775,8 +2942,11 @@
           <w:p>
             <w:r>
               <w:rPr>
-                <w:sz w:val="18"/>
-              </w:rPr>
+                <w:i/>
+                <w:color w:val="1F5A5C"/>
+                <w:sz w:val="18"/>
+              </w:rPr>
+              <w:t>Single instance: yes. Loss of a zone: no.</w:t>
             </w:r>
           </w:p>
         </w:tc>
@@ -3147,6 +3317,20 @@
       </w:hyperlink>
     </w:p>
     <w:p/>
+    <w:p>
+      <w:pPr>
+        <w:spacing w:after="60"/>
+      </w:pPr>
+      <w:r>
+        <w:rPr>
+          <w:b w:val="0"/>
+          <w:i/>
+          <w:color w:val="6B6660"/>
+          <w:sz w:val="18"/>
+        </w:rPr>
+        <w:t>The first row is filled in as an example — yours go underneath.</w:t>
+      </w:r>
+    </w:p>
     <w:tbl>
       <w:tblPr>
         <w:tblW w:type="auto" w:w="0"/>
@@ -3236,6 +3420,71 @@
           <w:p>
             <w:r>
               <w:rPr>
+                <w:i/>
+                <w:color w:val="1F5A5C"/>
+                <w:sz w:val="18"/>
+              </w:rPr>
+              <w:t>Database storage (gp3, 20 GB)</w:t>
+            </w:r>
+          </w:p>
+        </w:tc>
+        <w:tc>
+          <w:tcPr>
+            <w:tcW w:type="dxa" w:w="3137"/>
+            <w:tcBorders>
+              <w:top w:val="single" w:sz="4" w:space="0" w:color="E4DED3"/>
+              <w:left w:val="single" w:sz="4" w:space="0" w:color="E4DED3"/>
+              <w:bottom w:val="single" w:sz="4" w:space="0" w:color="E4DED3"/>
+              <w:right w:val="single" w:sz="4" w:space="0" w:color="E4DED3"/>
+            </w:tcBorders>
+          </w:tcPr>
+          <w:p>
+            <w:r>
+              <w:rPr>
+                <w:i/>
+                <w:color w:val="1F5A5C"/>
+                <w:sz w:val="18"/>
+              </w:rPr>
+              <w:t>There is one volume attached to one database instance. More capacity means growing that volume — you cannot add a second one alongside it.</w:t>
+            </w:r>
+          </w:p>
+        </w:tc>
+        <w:tc>
+          <w:tcPr>
+            <w:tcW w:type="dxa" w:w="3137"/>
+            <w:tcBorders>
+              <w:top w:val="single" w:sz="4" w:space="0" w:color="E4DED3"/>
+              <w:left w:val="single" w:sz="4" w:space="0" w:color="E4DED3"/>
+              <w:bottom w:val="single" w:sz="4" w:space="0" w:color="E4DED3"/>
+              <w:right w:val="single" w:sz="4" w:space="0" w:color="E4DED3"/>
+            </w:tcBorders>
+          </w:tcPr>
+          <w:p>
+            <w:r>
+              <w:rPr>
+                <w:i/>
+                <w:color w:val="1F5A5C"/>
+                <w:sz w:val="18"/>
+              </w:rPr>
+              <w:t>Storage can be grown while the database is running, but performance is degraded during the optimisation that follows, and the volume cannot be shrunk again afterwards.</w:t>
+            </w:r>
+          </w:p>
+        </w:tc>
+      </w:tr>
+      <w:tr>
+        <w:tc>
+          <w:tcPr>
+            <w:tcW w:type="dxa" w:w="3137"/>
+            <w:tcBorders>
+              <w:top w:val="single" w:sz="4" w:space="0" w:color="E4DED3"/>
+              <w:left w:val="single" w:sz="4" w:space="0" w:color="E4DED3"/>
+              <w:bottom w:val="single" w:sz="4" w:space="0" w:color="E4DED3"/>
+              <w:right w:val="single" w:sz="4" w:space="0" w:color="E4DED3"/>
+            </w:tcBorders>
+          </w:tcPr>
+          <w:p>
+            <w:r>
+              <w:rPr>
                 <w:sz w:val="18"/>
               </w:rPr>
             </w:r>
@@ -3638,6 +3887,28 @@
             <w:u w:val="single"/>
           </w:rPr>
           <w:t>Ledgerline Migration Role Brief — who you are writing this summary for</w:t>
+        </w:r>
+      </w:hyperlink>
+    </w:p>
+    <w:p>
+      <w:pPr>
+        <w:spacing w:after="60"/>
+        <w:ind w:left="340"/>
+      </w:pPr>
+      <w:r>
+        <w:rPr>
+          <w:sz w:val="19"/>
+        </w:rPr>
+        <w:t xml:space="preserve">•  </w:t>
+      </w:r>
+      <w:hyperlink r:id="rId14">
+        <w:r>
+          <w:rPr>
+            <w:sz w:val="19"/>
+            <w:color w:val="0563C1"/>
+            <w:u w:val="single"/>
+          </w:rPr>
+          <w:t>Ledgerline Cloud Migration Requirements — the targets the gap you are summarising is measured against</w:t>
         </w:r>
       </w:hyperlink>
     </w:p>
@@ -3836,6 +4107,20 @@
       </w:hyperlink>
     </w:p>
     <w:p/>
+    <w:p>
+      <w:pPr>
+        <w:spacing w:after="60"/>
+      </w:pPr>
+      <w:r>
+        <w:rPr>
+          <w:b w:val="0"/>
+          <w:i/>
+          <w:color w:val="6B6660"/>
+          <w:sz w:val="18"/>
+        </w:rPr>
+        <w:t>The first row is filled in as an example — yours go underneath.</w:t>
+      </w:r>
+    </w:p>
     <w:tbl>
       <w:tblPr>
         <w:tblW w:type="auto" w:w="0"/>
@@ -3947,6 +4232,92 @@
           <w:p>
             <w:r>
               <w:rPr>
+                <w:i/>
+                <w:color w:val="1F5A5C"/>
+                <w:sz w:val="18"/>
+              </w:rPr>
+              <w:t>ledgerline-app-a  (already exists — shown as the pattern to follow)</w:t>
+            </w:r>
+          </w:p>
+        </w:tc>
+        <w:tc>
+          <w:tcPr>
+            <w:tcW w:type="dxa" w:w="2353"/>
+            <w:tcBorders>
+              <w:top w:val="single" w:sz="4" w:space="0" w:color="E4DED3"/>
+              <w:left w:val="single" w:sz="4" w:space="0" w:color="E4DED3"/>
+              <w:bottom w:val="single" w:sz="4" w:space="0" w:color="E4DED3"/>
+              <w:right w:val="single" w:sz="4" w:space="0" w:color="E4DED3"/>
+            </w:tcBorders>
+          </w:tcPr>
+          <w:p>
+            <w:r>
+              <w:rPr>
+                <w:i/>
+                <w:color w:val="1F5A5C"/>
+                <w:sz w:val="18"/>
+              </w:rPr>
+              <w:t>10.20.11.0/24</w:t>
+            </w:r>
+          </w:p>
+        </w:tc>
+        <w:tc>
+          <w:tcPr>
+            <w:tcW w:type="dxa" w:w="2353"/>
+            <w:tcBorders>
+              <w:top w:val="single" w:sz="4" w:space="0" w:color="E4DED3"/>
+              <w:left w:val="single" w:sz="4" w:space="0" w:color="E4DED3"/>
+              <w:bottom w:val="single" w:sz="4" w:space="0" w:color="E4DED3"/>
+              <w:right w:val="single" w:sz="4" w:space="0" w:color="E4DED3"/>
+            </w:tcBorders>
+          </w:tcPr>
+          <w:p>
+            <w:r>
+              <w:rPr>
+                <w:i/>
+                <w:color w:val="1F5A5C"/>
+                <w:sz w:val="18"/>
+              </w:rPr>
+              <w:t>us-east-1a</w:t>
+            </w:r>
+          </w:p>
+        </w:tc>
+        <w:tc>
+          <w:tcPr>
+            <w:tcW w:type="dxa" w:w="2353"/>
+            <w:tcBorders>
+              <w:top w:val="single" w:sz="4" w:space="0" w:color="E4DED3"/>
+              <w:left w:val="single" w:sz="4" w:space="0" w:color="E4DED3"/>
+              <w:bottom w:val="single" w:sz="4" w:space="0" w:color="E4DED3"/>
+              <w:right w:val="single" w:sz="4" w:space="0" w:color="E4DED3"/>
+            </w:tcBorders>
+          </w:tcPr>
+          <w:p>
+            <w:r>
+              <w:rPr>
+                <w:i/>
+                <w:color w:val="1F5A5C"/>
+                <w:sz w:val="18"/>
+              </w:rPr>
+              <w:t>Ledgerline application servers, launched into it by the Auto Scaling group</w:t>
+            </w:r>
+          </w:p>
+        </w:tc>
+      </w:tr>
+      <w:tr>
+        <w:tc>
+          <w:tcPr>
+            <w:tcW w:type="dxa" w:w="2353"/>
+            <w:tcBorders>
+              <w:top w:val="single" w:sz="4" w:space="0" w:color="E4DED3"/>
+              <w:left w:val="single" w:sz="4" w:space="0" w:color="E4DED3"/>
+              <w:bottom w:val="single" w:sz="4" w:space="0" w:color="E4DED3"/>
+              <w:right w:val="single" w:sz="4" w:space="0" w:color="E4DED3"/>
+            </w:tcBorders>
+          </w:tcPr>
+          <w:p>
+            <w:r>
+              <w:rPr>
                 <w:sz w:val="18"/>
               </w:rPr>
             </w:r>
@@ -4348,6 +4719,20 @@
       </w:hyperlink>
     </w:p>
     <w:p/>
+    <w:p>
+      <w:pPr>
+        <w:spacing w:after="60"/>
+      </w:pPr>
+      <w:r>
+        <w:rPr>
+          <w:b w:val="0"/>
+          <w:i/>
+          <w:color w:val="6B6660"/>
+          <w:sz w:val="18"/>
+        </w:rPr>
+        <w:t>The first row is filled in as an example — yours go underneath.</w:t>
+      </w:r>
+    </w:p>
     <w:tbl>
       <w:tblPr>
         <w:tblW w:type="auto" w:w="0"/>
@@ -4437,6 +4822,8 @@
           <w:p>
             <w:r>
               <w:rPr>
+                <w:i/>
+                <w:color w:val="1F5A5C"/>
                 <w:sz w:val="18"/>
               </w:rPr>
               <w:t>Subnets</w:t>
@@ -4456,8 +4843,11 @@
           <w:p>
             <w:r>
               <w:rPr>
-                <w:sz w:val="18"/>
-              </w:rPr>
+                <w:i/>
+                <w:color w:val="1F5A5C"/>
+                <w:sz w:val="18"/>
+              </w:rPr>
+              <w:t>ledgerline-app-a and the subnet you designed in task 7.</w:t>
             </w:r>
           </w:p>
         </w:tc>
@@ -4474,8 +4864,11 @@
           <w:p>
             <w:r>
               <w:rPr>
-                <w:sz w:val="18"/>
-              </w:rPr>
+                <w:i/>
+                <w:color w:val="1F5A5C"/>
+                <w:sz w:val="18"/>
+              </w:rPr>
+              <w:t>An Auto Scaling group can only launch into the subnets it has been given. Listing both is what makes the second zone reachable at all — every other setting below depends on this one being right.</w:t>
             </w:r>
           </w:p>
         </w:tc>
@@ -5104,483 +5497,18 @@
       </w:hyperlink>
     </w:p>
     <w:p/>
-    <w:tbl>
-      <w:tblPr>
-        <w:tblW w:type="auto" w:w="0"/>
-        <w:tblLook w:firstColumn="1" w:firstRow="1" w:lastColumn="0" w:lastRow="0" w:noHBand="0" w:noVBand="1" w:val="04A0"/>
-      </w:tblPr>
-      <w:tblGrid>
-        <w:gridCol w:w="3137"/>
-        <w:gridCol w:w="3137"/>
-        <w:gridCol w:w="3137"/>
-      </w:tblGrid>
-      <w:tr>
-        <w:tc>
-          <w:tcPr>
-            <w:tcW w:type="dxa" w:w="3137"/>
-            <w:tcBorders>
-              <w:top w:val="single" w:sz="4" w:space="0" w:color="E4DED3"/>
-              <w:left w:val="single" w:sz="4" w:space="0" w:color="E4DED3"/>
-              <w:bottom w:val="single" w:sz="4" w:space="0" w:color="E4DED3"/>
-              <w:right w:val="single" w:sz="4" w:space="0" w:color="E4DED3"/>
-            </w:tcBorders>
-            <w:shd w:val="clear" w:color="auto" w:fill="F8F4ED"/>
-          </w:tcPr>
-          <w:p>
-            <w:r>
-              <w:rPr>
-                <w:b/>
-                <w:sz w:val="18"/>
-              </w:rPr>
-              <w:t>Setting</w:t>
-            </w:r>
-          </w:p>
-        </w:tc>
-        <w:tc>
-          <w:tcPr>
-            <w:tcW w:type="dxa" w:w="3137"/>
-            <w:tcBorders>
-              <w:top w:val="single" w:sz="4" w:space="0" w:color="E4DED3"/>
-              <w:left w:val="single" w:sz="4" w:space="0" w:color="E4DED3"/>
-              <w:bottom w:val="single" w:sz="4" w:space="0" w:color="E4DED3"/>
-              <w:right w:val="single" w:sz="4" w:space="0" w:color="E4DED3"/>
-            </w:tcBorders>
-            <w:shd w:val="clear" w:color="auto" w:fill="F8F4ED"/>
-          </w:tcPr>
-          <w:p>
-            <w:r>
-              <w:rPr>
-                <w:b/>
-                <w:sz w:val="18"/>
-              </w:rPr>
-              <w:t>Your design</w:t>
-            </w:r>
-          </w:p>
-        </w:tc>
-        <w:tc>
-          <w:tcPr>
-            <w:tcW w:type="dxa" w:w="3137"/>
-            <w:tcBorders>
-              <w:top w:val="single" w:sz="4" w:space="0" w:color="E4DED3"/>
-              <w:left w:val="single" w:sz="4" w:space="0" w:color="E4DED3"/>
-              <w:bottom w:val="single" w:sz="4" w:space="0" w:color="E4DED3"/>
-              <w:right w:val="single" w:sz="4" w:space="0" w:color="E4DED3"/>
-            </w:tcBorders>
-            <w:shd w:val="clear" w:color="auto" w:fill="F8F4ED"/>
-          </w:tcPr>
-          <w:p>
-            <w:r>
-              <w:rPr>
-                <w:b/>
-                <w:sz w:val="18"/>
-              </w:rPr>
-              <w:t>Why</w:t>
-            </w:r>
-          </w:p>
-        </w:tc>
-      </w:tr>
-      <w:tr>
-        <w:tc>
-          <w:tcPr>
-            <w:tcW w:type="dxa" w:w="3137"/>
-            <w:tcBorders>
-              <w:top w:val="single" w:sz="4" w:space="0" w:color="E4DED3"/>
-              <w:left w:val="single" w:sz="4" w:space="0" w:color="E4DED3"/>
-              <w:bottom w:val="single" w:sz="4" w:space="0" w:color="E4DED3"/>
-              <w:right w:val="single" w:sz="4" w:space="0" w:color="E4DED3"/>
-            </w:tcBorders>
-          </w:tcPr>
-          <w:p>
-            <w:r>
-              <w:rPr>
-                <w:sz w:val="18"/>
-              </w:rPr>
-            </w:r>
-          </w:p>
-        </w:tc>
-        <w:tc>
-          <w:tcPr>
-            <w:tcW w:type="dxa" w:w="3137"/>
-            <w:tcBorders>
-              <w:top w:val="single" w:sz="4" w:space="0" w:color="E4DED3"/>
-              <w:left w:val="single" w:sz="4" w:space="0" w:color="E4DED3"/>
-              <w:bottom w:val="single" w:sz="4" w:space="0" w:color="E4DED3"/>
-              <w:right w:val="single" w:sz="4" w:space="0" w:color="E4DED3"/>
-            </w:tcBorders>
-          </w:tcPr>
-          <w:p>
-            <w:r>
-              <w:rPr>
-                <w:sz w:val="18"/>
-              </w:rPr>
-            </w:r>
-          </w:p>
-        </w:tc>
-        <w:tc>
-          <w:tcPr>
-            <w:tcW w:type="dxa" w:w="3137"/>
-            <w:tcBorders>
-              <w:top w:val="single" w:sz="4" w:space="0" w:color="E4DED3"/>
-              <w:left w:val="single" w:sz="4" w:space="0" w:color="E4DED3"/>
-              <w:bottom w:val="single" w:sz="4" w:space="0" w:color="E4DED3"/>
-              <w:right w:val="single" w:sz="4" w:space="0" w:color="E4DED3"/>
-            </w:tcBorders>
-          </w:tcPr>
-          <w:p>
-            <w:r>
-              <w:rPr>
-                <w:sz w:val="18"/>
-              </w:rPr>
-            </w:r>
-          </w:p>
-        </w:tc>
-      </w:tr>
-      <w:tr>
-        <w:tc>
-          <w:tcPr>
-            <w:tcW w:type="dxa" w:w="3137"/>
-            <w:tcBorders>
-              <w:top w:val="single" w:sz="4" w:space="0" w:color="E4DED3"/>
-              <w:left w:val="single" w:sz="4" w:space="0" w:color="E4DED3"/>
-              <w:bottom w:val="single" w:sz="4" w:space="0" w:color="E4DED3"/>
-              <w:right w:val="single" w:sz="4" w:space="0" w:color="E4DED3"/>
-            </w:tcBorders>
-          </w:tcPr>
-          <w:p>
-            <w:r>
-              <w:rPr>
-                <w:sz w:val="18"/>
-              </w:rPr>
-            </w:r>
-          </w:p>
-        </w:tc>
-        <w:tc>
-          <w:tcPr>
-            <w:tcW w:type="dxa" w:w="3137"/>
-            <w:tcBorders>
-              <w:top w:val="single" w:sz="4" w:space="0" w:color="E4DED3"/>
-              <w:left w:val="single" w:sz="4" w:space="0" w:color="E4DED3"/>
-              <w:bottom w:val="single" w:sz="4" w:space="0" w:color="E4DED3"/>
-              <w:right w:val="single" w:sz="4" w:space="0" w:color="E4DED3"/>
-            </w:tcBorders>
-          </w:tcPr>
-          <w:p>
-            <w:r>
-              <w:rPr>
-                <w:sz w:val="18"/>
-              </w:rPr>
-            </w:r>
-          </w:p>
-        </w:tc>
-        <w:tc>
-          <w:tcPr>
-            <w:tcW w:type="dxa" w:w="3137"/>
-            <w:tcBorders>
-              <w:top w:val="single" w:sz="4" w:space="0" w:color="E4DED3"/>
-              <w:left w:val="single" w:sz="4" w:space="0" w:color="E4DED3"/>
-              <w:bottom w:val="single" w:sz="4" w:space="0" w:color="E4DED3"/>
-              <w:right w:val="single" w:sz="4" w:space="0" w:color="E4DED3"/>
-            </w:tcBorders>
-          </w:tcPr>
-          <w:p>
-            <w:r>
-              <w:rPr>
-                <w:sz w:val="18"/>
-              </w:rPr>
-            </w:r>
-          </w:p>
-        </w:tc>
-      </w:tr>
-      <w:tr>
-        <w:tc>
-          <w:tcPr>
-            <w:tcW w:type="dxa" w:w="3137"/>
-            <w:tcBorders>
-              <w:top w:val="single" w:sz="4" w:space="0" w:color="E4DED3"/>
-              <w:left w:val="single" w:sz="4" w:space="0" w:color="E4DED3"/>
-              <w:bottom w:val="single" w:sz="4" w:space="0" w:color="E4DED3"/>
-              <w:right w:val="single" w:sz="4" w:space="0" w:color="E4DED3"/>
-            </w:tcBorders>
-          </w:tcPr>
-          <w:p>
-            <w:r>
-              <w:rPr>
-                <w:sz w:val="18"/>
-              </w:rPr>
-            </w:r>
-          </w:p>
-        </w:tc>
-        <w:tc>
-          <w:tcPr>
-            <w:tcW w:type="dxa" w:w="3137"/>
-            <w:tcBorders>
-              <w:top w:val="single" w:sz="4" w:space="0" w:color="E4DED3"/>
-              <w:left w:val="single" w:sz="4" w:space="0" w:color="E4DED3"/>
-              <w:bottom w:val="single" w:sz="4" w:space="0" w:color="E4DED3"/>
-              <w:right w:val="single" w:sz="4" w:space="0" w:color="E4DED3"/>
-            </w:tcBorders>
-          </w:tcPr>
-          <w:p>
-            <w:r>
-              <w:rPr>
-                <w:sz w:val="18"/>
-              </w:rPr>
-            </w:r>
-          </w:p>
-        </w:tc>
-        <w:tc>
-          <w:tcPr>
-            <w:tcW w:type="dxa" w:w="3137"/>
-            <w:tcBorders>
-              <w:top w:val="single" w:sz="4" w:space="0" w:color="E4DED3"/>
-              <w:left w:val="single" w:sz="4" w:space="0" w:color="E4DED3"/>
-              <w:bottom w:val="single" w:sz="4" w:space="0" w:color="E4DED3"/>
-              <w:right w:val="single" w:sz="4" w:space="0" w:color="E4DED3"/>
-            </w:tcBorders>
-          </w:tcPr>
-          <w:p>
-            <w:r>
-              <w:rPr>
-                <w:sz w:val="18"/>
-              </w:rPr>
-            </w:r>
-          </w:p>
-        </w:tc>
-      </w:tr>
-      <w:tr>
-        <w:tc>
-          <w:tcPr>
-            <w:tcW w:type="dxa" w:w="3137"/>
-            <w:tcBorders>
-              <w:top w:val="single" w:sz="4" w:space="0" w:color="E4DED3"/>
-              <w:left w:val="single" w:sz="4" w:space="0" w:color="E4DED3"/>
-              <w:bottom w:val="single" w:sz="4" w:space="0" w:color="E4DED3"/>
-              <w:right w:val="single" w:sz="4" w:space="0" w:color="E4DED3"/>
-            </w:tcBorders>
-          </w:tcPr>
-          <w:p>
-            <w:r>
-              <w:rPr>
-                <w:sz w:val="18"/>
-              </w:rPr>
-            </w:r>
-          </w:p>
-        </w:tc>
-        <w:tc>
-          <w:tcPr>
-            <w:tcW w:type="dxa" w:w="3137"/>
-            <w:tcBorders>
-              <w:top w:val="single" w:sz="4" w:space="0" w:color="E4DED3"/>
-              <w:left w:val="single" w:sz="4" w:space="0" w:color="E4DED3"/>
-              <w:bottom w:val="single" w:sz="4" w:space="0" w:color="E4DED3"/>
-              <w:right w:val="single" w:sz="4" w:space="0" w:color="E4DED3"/>
-            </w:tcBorders>
-          </w:tcPr>
-          <w:p>
-            <w:r>
-              <w:rPr>
-                <w:sz w:val="18"/>
-              </w:rPr>
-            </w:r>
-          </w:p>
-        </w:tc>
-        <w:tc>
-          <w:tcPr>
-            <w:tcW w:type="dxa" w:w="3137"/>
-            <w:tcBorders>
-              <w:top w:val="single" w:sz="4" w:space="0" w:color="E4DED3"/>
-              <w:left w:val="single" w:sz="4" w:space="0" w:color="E4DED3"/>
-              <w:bottom w:val="single" w:sz="4" w:space="0" w:color="E4DED3"/>
-              <w:right w:val="single" w:sz="4" w:space="0" w:color="E4DED3"/>
-            </w:tcBorders>
-          </w:tcPr>
-          <w:p>
-            <w:r>
-              <w:rPr>
-                <w:sz w:val="18"/>
-              </w:rPr>
-            </w:r>
-          </w:p>
-        </w:tc>
-      </w:tr>
-    </w:tbl>
-    <w:p/>
     <w:p>
       <w:pPr>
         <w:spacing w:after="60"/>
       </w:pPr>
       <w:r>
         <w:rPr>
-          <w:b/>
-          <w:i w:val="0"/>
-          <w:sz w:val="19"/>
-        </w:rPr>
-        <w:t>Things to consider</w:t>
-      </w:r>
-    </w:p>
-    <w:p>
-      <w:pPr>
-        <w:spacing w:after="60"/>
-        <w:ind w:left="340"/>
-      </w:pPr>
-      <w:r>
-        <w:rPr>
-          <w:sz w:val="19"/>
-        </w:rPr>
-        <w:t xml:space="preserve">•  </w:t>
-      </w:r>
-      <w:r>
-        <w:rPr>
+          <w:b w:val="0"/>
           <w:i/>
-          <w:color w:val="1F5A5C"/>
-          <w:sz w:val="19"/>
-        </w:rPr>
-        <w:t>Your task 4 RTO for the database was measured in hours. What would have to be true for it to be measured in minutes instead?</w:t>
-      </w:r>
-    </w:p>
-    <w:p>
-      <w:pPr>
-        <w:spacing w:after="60"/>
-        <w:ind w:left="340"/>
-      </w:pPr>
-      <w:r>
-        <w:rPr>
-          <w:sz w:val="19"/>
-        </w:rPr>
-        <w:t xml:space="preserve">•  </w:t>
-      </w:r>
-      <w:r>
-        <w:rPr>
-          <w:i/>
-          <w:color w:val="1F5A5C"/>
-          <w:sz w:val="19"/>
-        </w:rPr>
-        <w:t>A standby copy in another zone can take over automatically. What does that do to your RTO, and what does it not do to your RPO?</w:t>
-      </w:r>
-    </w:p>
-    <w:p>
-      <w:pPr>
-        <w:spacing w:after="60"/>
-        <w:ind w:left="340"/>
-      </w:pPr>
-      <w:r>
-        <w:rPr>
-          <w:sz w:val="19"/>
-        </w:rPr>
-        <w:t xml:space="preserve">•  </w:t>
-      </w:r>
-      <w:r>
-        <w:rPr>
-          <w:i/>
-          <w:color w:val="1F5A5C"/>
-          <w:sz w:val="19"/>
-        </w:rPr>
-        <w:t>The application connects to the database by a name. If the standby takes over, does that name change? What would it mean for the application if it did?</w:t>
-      </w:r>
-    </w:p>
-    <w:p>
-      <w:pPr>
-        <w:spacing w:after="60"/>
-        <w:ind w:left="340"/>
-      </w:pPr>
-      <w:r>
-        <w:rPr>
-          <w:sz w:val="19"/>
-        </w:rPr>
-        <w:t xml:space="preserve">•  </w:t>
-      </w:r>
-      <w:r>
-        <w:rPr>
-          <w:i/>
-          <w:color w:val="1F5A5C"/>
-          <w:sz w:val="19"/>
-        </w:rPr>
-        <w:t>Backups solve a different problem from a standby. Which of your two numbers does each one address?</w:t>
-      </w:r>
-    </w:p>
-    <w:p/>
-    <w:p>
-      <w:pPr>
-        <w:spacing w:after="60"/>
-      </w:pPr>
-      <w:r>
-        <w:rPr>
-          <w:b/>
-          <w:i w:val="0"/>
-          <w:sz w:val="19"/>
-        </w:rPr>
-        <w:t>Personal notes</w:t>
-      </w:r>
-    </w:p>
-    <w:tbl>
-      <w:tblPr>
-        <w:tblW w:type="auto" w:w="0"/>
-        <w:tblLook w:firstColumn="1" w:firstRow="1" w:lastColumn="0" w:lastRow="0" w:noHBand="0" w:noVBand="1" w:val="04A0"/>
-      </w:tblPr>
-      <w:tblGrid>
-        <w:gridCol w:w="9412"/>
-      </w:tblGrid>
-      <w:tr>
-        <w:tc>
-          <w:tcPr>
-            <w:tcW w:type="dxa" w:w="9411"/>
-            <w:tcBorders>
-              <w:top w:val="single" w:sz="4" w:space="0" w:color="E4DED3"/>
-              <w:left w:val="single" w:sz="4" w:space="0" w:color="E4DED3"/>
-              <w:bottom w:val="single" w:sz="4" w:space="0" w:color="E4DED3"/>
-              <w:right w:val="single" w:sz="4" w:space="0" w:color="E4DED3"/>
-            </w:tcBorders>
-            <w:shd w:val="clear" w:color="auto" w:fill="EAF2F8"/>
-          </w:tcPr>
-          <w:p>
-            <w:r>
-              <w:rPr>
-                <w:i/>
-                <w:color w:val="6B6660"/>
-                <w:sz w:val="19"/>
-              </w:rPr>
-              <w:t>&lt; type any personal notes about this section here &gt;</w:t>
-            </w:r>
-          </w:p>
-        </w:tc>
-      </w:tr>
-    </w:tbl>
-    <w:p/>
-    <w:p>
-      <w:pPr>
-        <w:spacing w:before="200" w:after="0"/>
-      </w:pPr>
-      <w:r>
-        <w:rPr>
-          <w:b/>
-          <w:color w:val="1F5A5C"/>
-          <w:sz w:val="16"/>
-        </w:rPr>
-        <w:t>TASK 11</w:t>
-      </w:r>
-    </w:p>
-    <w:p>
-      <w:pPr>
-        <w:pStyle w:val="Heading2"/>
-      </w:pPr>
-      <w:r>
-        <w:rPr>
-          <w:color w:val="1F5A5C"/>
-        </w:rPr>
-        <w:t>Design — the outbound path</w:t>
-      </w:r>
-    </w:p>
-    <w:p>
-      <w:pPr>
-        <w:spacing w:after="120"/>
-      </w:pPr>
-      <w:r>
-        <w:rPr>
-          <w:b w:val="0"/>
-          <w:i w:val="0"/>
-          <w:sz w:val="21"/>
-        </w:rPr>
-        <w:t>Your application tier will now run in two zones. Think about what the servers in the new zone use to reach the internet. Design your answer, and be explicit if you are accepting a risk rather than removing it. Things you might record here: the gateway itself, and the route table that decides where a subnet's traffic goes.</w:t>
+          <w:color w:val="6B6660"/>
+          <w:sz w:val="18"/>
+        </w:rPr>
+        <w:t>The first row is filled in as an example — yours go underneath.</w:t>
       </w:r>
     </w:p>
     <w:tbl>
@@ -5672,6 +5600,71 @@
           <w:p>
             <w:r>
               <w:rPr>
+                <w:i/>
+                <w:color w:val="1F5A5C"/>
+                <w:sz w:val="18"/>
+              </w:rPr>
+              <w:t>Backup retention</w:t>
+            </w:r>
+          </w:p>
+        </w:tc>
+        <w:tc>
+          <w:tcPr>
+            <w:tcW w:type="dxa" w:w="3137"/>
+            <w:tcBorders>
+              <w:top w:val="single" w:sz="4" w:space="0" w:color="E4DED3"/>
+              <w:left w:val="single" w:sz="4" w:space="0" w:color="E4DED3"/>
+              <w:bottom w:val="single" w:sz="4" w:space="0" w:color="E4DED3"/>
+              <w:right w:val="single" w:sz="4" w:space="0" w:color="E4DED3"/>
+            </w:tcBorders>
+          </w:tcPr>
+          <w:p>
+            <w:r>
+              <w:rPr>
+                <w:i/>
+                <w:color w:val="1F5A5C"/>
+                <w:sz w:val="18"/>
+              </w:rPr>
+              <w:t>Keep the automated backups that are already configured, at 7 days.</w:t>
+            </w:r>
+          </w:p>
+        </w:tc>
+        <w:tc>
+          <w:tcPr>
+            <w:tcW w:type="dxa" w:w="3137"/>
+            <w:tcBorders>
+              <w:top w:val="single" w:sz="4" w:space="0" w:color="E4DED3"/>
+              <w:left w:val="single" w:sz="4" w:space="0" w:color="E4DED3"/>
+              <w:bottom w:val="single" w:sz="4" w:space="0" w:color="E4DED3"/>
+              <w:right w:val="single" w:sz="4" w:space="0" w:color="E4DED3"/>
+            </w:tcBorders>
+          </w:tcPr>
+          <w:p>
+            <w:r>
+              <w:rPr>
+                <w:i/>
+                <w:color w:val="1F5A5C"/>
+                <w:sz w:val="18"/>
+              </w:rPr>
+              <w:t>Backups and a standby solve different problems. A standby covers losing the instance; backups cover the data itself being wrong — a bad month-end posting run is not fixed by failing over to a synchronous copy of it.</w:t>
+            </w:r>
+          </w:p>
+        </w:tc>
+      </w:tr>
+      <w:tr>
+        <w:tc>
+          <w:tcPr>
+            <w:tcW w:type="dxa" w:w="3137"/>
+            <w:tcBorders>
+              <w:top w:val="single" w:sz="4" w:space="0" w:color="E4DED3"/>
+              <w:left w:val="single" w:sz="4" w:space="0" w:color="E4DED3"/>
+              <w:bottom w:val="single" w:sz="4" w:space="0" w:color="E4DED3"/>
+              <w:right w:val="single" w:sz="4" w:space="0" w:color="E4DED3"/>
+            </w:tcBorders>
+          </w:tcPr>
+          <w:p>
+            <w:r>
+              <w:rPr>
                 <w:sz w:val="18"/>
               </w:rPr>
             </w:r>
@@ -5914,7 +5907,7 @@
           <w:color w:val="1F5A5C"/>
           <w:sz w:val="19"/>
         </w:rPr>
-        <w:t>There is one NAT gateway and it lives in public-web-a. Which zone is that?</w:t>
+        <w:t>Your task 4 RTO for the database was measured in hours. What would have to be true for it to be measured in minutes instead?</w:t>
       </w:r>
     </w:p>
     <w:p>
@@ -5934,7 +5927,7 @@
           <w:color w:val="1F5A5C"/>
           <w:sz w:val="19"/>
         </w:rPr>
-        <w:t>Your new servers are in the second zone. Whose gateway are they using to reach the internet, and what happens to them if the first zone fails?</w:t>
+        <w:t>A standby copy in another zone can take over automatically. What does that do to your RTO, and what does it not do to your RPO?</w:t>
       </w:r>
     </w:p>
     <w:p>
@@ -5954,7 +5947,7 @@
           <w:color w:val="1F5A5C"/>
           <w:sz w:val="19"/>
         </w:rPr>
-        <w:t>You have just designed around a zone failure everywhere else. Would it be consistent to leave this one depending on that zone?</w:t>
+        <w:t>The application connects to the database by a name. If the standby takes over, does that name change? What would it mean for the application if it did?</w:t>
       </w:r>
     </w:p>
     <w:p>
@@ -5974,7 +5967,7 @@
           <w:color w:val="1F5A5C"/>
           <w:sz w:val="19"/>
         </w:rPr>
-        <w:t>A second gateway costs money and Ledgerline is a finance system with a budget. Accepting the risk and writing down what breaks is a legitimate engineering answer — but only if you write it down.</w:t>
+        <w:t>Backups solve a different problem from a standby. Which of your two numbers does each one address?</w:t>
       </w:r>
     </w:p>
     <w:p/>
@@ -6035,7 +6028,7 @@
           <w:color w:val="1F5A5C"/>
           <w:sz w:val="16"/>
         </w:rPr>
-        <w:t>TASK 12</w:t>
+        <w:t>TASK 11</w:t>
       </w:r>
     </w:p>
     <w:p>
@@ -6046,7 +6039,7 @@
         <w:rPr>
           <w:color w:val="1F5A5C"/>
         </w:rPr>
-        <w:t>Design — monitoring</w:t>
+        <w:t>Design — the outbound path</w:t>
       </w:r>
     </w:p>
     <w:p>
@@ -6059,7 +6052,565 @@
           <w:i w:val="0"/>
           <w:sz w:val="21"/>
         </w:rPr>
-        <w:t>The existing alarm tells you a target is unhealthy. It does not tell you a zone has gone or a database has failed over. Design the monitoring that would tell you, and say what each alarm detects. An alarm needs a metric, a threshold and a failure it would catch.</w:t>
+        <w:t>Your application tier will now run in two zones. Think about what the servers in the new zone use to reach the internet. Design your answer, and be explicit if you are accepting a risk rather than removing it. Things you might record here: the gateway itself, and the route table that decides where a subnet's traffic goes.</w:t>
+      </w:r>
+    </w:p>
+    <w:p>
+      <w:pPr>
+        <w:spacing w:after="60"/>
+      </w:pPr>
+      <w:r>
+        <w:rPr>
+          <w:b w:val="0"/>
+          <w:i/>
+          <w:color w:val="6B6660"/>
+          <w:sz w:val="18"/>
+        </w:rPr>
+        <w:t>The first row is filled in as an example — yours go underneath.</w:t>
+      </w:r>
+    </w:p>
+    <w:tbl>
+      <w:tblPr>
+        <w:tblW w:type="auto" w:w="0"/>
+        <w:tblLook w:firstColumn="1" w:firstRow="1" w:lastColumn="0" w:lastRow="0" w:noHBand="0" w:noVBand="1" w:val="04A0"/>
+      </w:tblPr>
+      <w:tblGrid>
+        <w:gridCol w:w="3137"/>
+        <w:gridCol w:w="3137"/>
+        <w:gridCol w:w="3137"/>
+      </w:tblGrid>
+      <w:tr>
+        <w:tc>
+          <w:tcPr>
+            <w:tcW w:type="dxa" w:w="3137"/>
+            <w:tcBorders>
+              <w:top w:val="single" w:sz="4" w:space="0" w:color="E4DED3"/>
+              <w:left w:val="single" w:sz="4" w:space="0" w:color="E4DED3"/>
+              <w:bottom w:val="single" w:sz="4" w:space="0" w:color="E4DED3"/>
+              <w:right w:val="single" w:sz="4" w:space="0" w:color="E4DED3"/>
+            </w:tcBorders>
+            <w:shd w:val="clear" w:color="auto" w:fill="F8F4ED"/>
+          </w:tcPr>
+          <w:p>
+            <w:r>
+              <w:rPr>
+                <w:b/>
+                <w:sz w:val="18"/>
+              </w:rPr>
+              <w:t>Setting</w:t>
+            </w:r>
+          </w:p>
+        </w:tc>
+        <w:tc>
+          <w:tcPr>
+            <w:tcW w:type="dxa" w:w="3137"/>
+            <w:tcBorders>
+              <w:top w:val="single" w:sz="4" w:space="0" w:color="E4DED3"/>
+              <w:left w:val="single" w:sz="4" w:space="0" w:color="E4DED3"/>
+              <w:bottom w:val="single" w:sz="4" w:space="0" w:color="E4DED3"/>
+              <w:right w:val="single" w:sz="4" w:space="0" w:color="E4DED3"/>
+            </w:tcBorders>
+            <w:shd w:val="clear" w:color="auto" w:fill="F8F4ED"/>
+          </w:tcPr>
+          <w:p>
+            <w:r>
+              <w:rPr>
+                <w:b/>
+                <w:sz w:val="18"/>
+              </w:rPr>
+              <w:t>Your design</w:t>
+            </w:r>
+          </w:p>
+        </w:tc>
+        <w:tc>
+          <w:tcPr>
+            <w:tcW w:type="dxa" w:w="3137"/>
+            <w:tcBorders>
+              <w:top w:val="single" w:sz="4" w:space="0" w:color="E4DED3"/>
+              <w:left w:val="single" w:sz="4" w:space="0" w:color="E4DED3"/>
+              <w:bottom w:val="single" w:sz="4" w:space="0" w:color="E4DED3"/>
+              <w:right w:val="single" w:sz="4" w:space="0" w:color="E4DED3"/>
+            </w:tcBorders>
+            <w:shd w:val="clear" w:color="auto" w:fill="F8F4ED"/>
+          </w:tcPr>
+          <w:p>
+            <w:r>
+              <w:rPr>
+                <w:b/>
+                <w:sz w:val="18"/>
+              </w:rPr>
+              <w:t>Why</w:t>
+            </w:r>
+          </w:p>
+        </w:tc>
+      </w:tr>
+      <w:tr>
+        <w:tc>
+          <w:tcPr>
+            <w:tcW w:type="dxa" w:w="3137"/>
+            <w:tcBorders>
+              <w:top w:val="single" w:sz="4" w:space="0" w:color="E4DED3"/>
+              <w:left w:val="single" w:sz="4" w:space="0" w:color="E4DED3"/>
+              <w:bottom w:val="single" w:sz="4" w:space="0" w:color="E4DED3"/>
+              <w:right w:val="single" w:sz="4" w:space="0" w:color="E4DED3"/>
+            </w:tcBorders>
+          </w:tcPr>
+          <w:p>
+            <w:r>
+              <w:rPr>
+                <w:i/>
+                <w:color w:val="1F5A5C"/>
+                <w:sz w:val="18"/>
+              </w:rPr>
+              <w:t>Route table for the new application subnet</w:t>
+            </w:r>
+          </w:p>
+        </w:tc>
+        <w:tc>
+          <w:tcPr>
+            <w:tcW w:type="dxa" w:w="3137"/>
+            <w:tcBorders>
+              <w:top w:val="single" w:sz="4" w:space="0" w:color="E4DED3"/>
+              <w:left w:val="single" w:sz="4" w:space="0" w:color="E4DED3"/>
+              <w:bottom w:val="single" w:sz="4" w:space="0" w:color="E4DED3"/>
+              <w:right w:val="single" w:sz="4" w:space="0" w:color="E4DED3"/>
+            </w:tcBorders>
+          </w:tcPr>
+          <w:p>
+            <w:r>
+              <w:rPr>
+                <w:i/>
+                <w:color w:val="1F5A5C"/>
+                <w:sz w:val="18"/>
+              </w:rPr>
+              <w:t>A route table of its own, associated with the new subnet, carrying a 0.0.0.0/0 route to whichever gateway you decide on.</w:t>
+            </w:r>
+          </w:p>
+        </w:tc>
+        <w:tc>
+          <w:tcPr>
+            <w:tcW w:type="dxa" w:w="3137"/>
+            <w:tcBorders>
+              <w:top w:val="single" w:sz="4" w:space="0" w:color="E4DED3"/>
+              <w:left w:val="single" w:sz="4" w:space="0" w:color="E4DED3"/>
+              <w:bottom w:val="single" w:sz="4" w:space="0" w:color="E4DED3"/>
+              <w:right w:val="single" w:sz="4" w:space="0" w:color="E4DED3"/>
+            </w:tcBorders>
+          </w:tcPr>
+          <w:p>
+            <w:r>
+              <w:rPr>
+                <w:i/>
+                <w:color w:val="1F5A5C"/>
+                <w:sz w:val="18"/>
+              </w:rPr>
+              <w:t>A subnet with no route table of its own falls back to the VPC main route table, which has no path out at all. The gateway is only half the answer — the route is what actually sends traffic to it.</w:t>
+            </w:r>
+          </w:p>
+        </w:tc>
+      </w:tr>
+      <w:tr>
+        <w:tc>
+          <w:tcPr>
+            <w:tcW w:type="dxa" w:w="3137"/>
+            <w:tcBorders>
+              <w:top w:val="single" w:sz="4" w:space="0" w:color="E4DED3"/>
+              <w:left w:val="single" w:sz="4" w:space="0" w:color="E4DED3"/>
+              <w:bottom w:val="single" w:sz="4" w:space="0" w:color="E4DED3"/>
+              <w:right w:val="single" w:sz="4" w:space="0" w:color="E4DED3"/>
+            </w:tcBorders>
+          </w:tcPr>
+          <w:p>
+            <w:r>
+              <w:rPr>
+                <w:sz w:val="18"/>
+              </w:rPr>
+            </w:r>
+          </w:p>
+        </w:tc>
+        <w:tc>
+          <w:tcPr>
+            <w:tcW w:type="dxa" w:w="3137"/>
+            <w:tcBorders>
+              <w:top w:val="single" w:sz="4" w:space="0" w:color="E4DED3"/>
+              <w:left w:val="single" w:sz="4" w:space="0" w:color="E4DED3"/>
+              <w:bottom w:val="single" w:sz="4" w:space="0" w:color="E4DED3"/>
+              <w:right w:val="single" w:sz="4" w:space="0" w:color="E4DED3"/>
+            </w:tcBorders>
+          </w:tcPr>
+          <w:p>
+            <w:r>
+              <w:rPr>
+                <w:sz w:val="18"/>
+              </w:rPr>
+            </w:r>
+          </w:p>
+        </w:tc>
+        <w:tc>
+          <w:tcPr>
+            <w:tcW w:type="dxa" w:w="3137"/>
+            <w:tcBorders>
+              <w:top w:val="single" w:sz="4" w:space="0" w:color="E4DED3"/>
+              <w:left w:val="single" w:sz="4" w:space="0" w:color="E4DED3"/>
+              <w:bottom w:val="single" w:sz="4" w:space="0" w:color="E4DED3"/>
+              <w:right w:val="single" w:sz="4" w:space="0" w:color="E4DED3"/>
+            </w:tcBorders>
+          </w:tcPr>
+          <w:p>
+            <w:r>
+              <w:rPr>
+                <w:sz w:val="18"/>
+              </w:rPr>
+            </w:r>
+          </w:p>
+        </w:tc>
+      </w:tr>
+      <w:tr>
+        <w:tc>
+          <w:tcPr>
+            <w:tcW w:type="dxa" w:w="3137"/>
+            <w:tcBorders>
+              <w:top w:val="single" w:sz="4" w:space="0" w:color="E4DED3"/>
+              <w:left w:val="single" w:sz="4" w:space="0" w:color="E4DED3"/>
+              <w:bottom w:val="single" w:sz="4" w:space="0" w:color="E4DED3"/>
+              <w:right w:val="single" w:sz="4" w:space="0" w:color="E4DED3"/>
+            </w:tcBorders>
+          </w:tcPr>
+          <w:p>
+            <w:r>
+              <w:rPr>
+                <w:sz w:val="18"/>
+              </w:rPr>
+            </w:r>
+          </w:p>
+        </w:tc>
+        <w:tc>
+          <w:tcPr>
+            <w:tcW w:type="dxa" w:w="3137"/>
+            <w:tcBorders>
+              <w:top w:val="single" w:sz="4" w:space="0" w:color="E4DED3"/>
+              <w:left w:val="single" w:sz="4" w:space="0" w:color="E4DED3"/>
+              <w:bottom w:val="single" w:sz="4" w:space="0" w:color="E4DED3"/>
+              <w:right w:val="single" w:sz="4" w:space="0" w:color="E4DED3"/>
+            </w:tcBorders>
+          </w:tcPr>
+          <w:p>
+            <w:r>
+              <w:rPr>
+                <w:sz w:val="18"/>
+              </w:rPr>
+            </w:r>
+          </w:p>
+        </w:tc>
+        <w:tc>
+          <w:tcPr>
+            <w:tcW w:type="dxa" w:w="3137"/>
+            <w:tcBorders>
+              <w:top w:val="single" w:sz="4" w:space="0" w:color="E4DED3"/>
+              <w:left w:val="single" w:sz="4" w:space="0" w:color="E4DED3"/>
+              <w:bottom w:val="single" w:sz="4" w:space="0" w:color="E4DED3"/>
+              <w:right w:val="single" w:sz="4" w:space="0" w:color="E4DED3"/>
+            </w:tcBorders>
+          </w:tcPr>
+          <w:p>
+            <w:r>
+              <w:rPr>
+                <w:sz w:val="18"/>
+              </w:rPr>
+            </w:r>
+          </w:p>
+        </w:tc>
+      </w:tr>
+      <w:tr>
+        <w:tc>
+          <w:tcPr>
+            <w:tcW w:type="dxa" w:w="3137"/>
+            <w:tcBorders>
+              <w:top w:val="single" w:sz="4" w:space="0" w:color="E4DED3"/>
+              <w:left w:val="single" w:sz="4" w:space="0" w:color="E4DED3"/>
+              <w:bottom w:val="single" w:sz="4" w:space="0" w:color="E4DED3"/>
+              <w:right w:val="single" w:sz="4" w:space="0" w:color="E4DED3"/>
+            </w:tcBorders>
+          </w:tcPr>
+          <w:p>
+            <w:r>
+              <w:rPr>
+                <w:sz w:val="18"/>
+              </w:rPr>
+            </w:r>
+          </w:p>
+        </w:tc>
+        <w:tc>
+          <w:tcPr>
+            <w:tcW w:type="dxa" w:w="3137"/>
+            <w:tcBorders>
+              <w:top w:val="single" w:sz="4" w:space="0" w:color="E4DED3"/>
+              <w:left w:val="single" w:sz="4" w:space="0" w:color="E4DED3"/>
+              <w:bottom w:val="single" w:sz="4" w:space="0" w:color="E4DED3"/>
+              <w:right w:val="single" w:sz="4" w:space="0" w:color="E4DED3"/>
+            </w:tcBorders>
+          </w:tcPr>
+          <w:p>
+            <w:r>
+              <w:rPr>
+                <w:sz w:val="18"/>
+              </w:rPr>
+            </w:r>
+          </w:p>
+        </w:tc>
+        <w:tc>
+          <w:tcPr>
+            <w:tcW w:type="dxa" w:w="3137"/>
+            <w:tcBorders>
+              <w:top w:val="single" w:sz="4" w:space="0" w:color="E4DED3"/>
+              <w:left w:val="single" w:sz="4" w:space="0" w:color="E4DED3"/>
+              <w:bottom w:val="single" w:sz="4" w:space="0" w:color="E4DED3"/>
+              <w:right w:val="single" w:sz="4" w:space="0" w:color="E4DED3"/>
+            </w:tcBorders>
+          </w:tcPr>
+          <w:p>
+            <w:r>
+              <w:rPr>
+                <w:sz w:val="18"/>
+              </w:rPr>
+            </w:r>
+          </w:p>
+        </w:tc>
+      </w:tr>
+      <w:tr>
+        <w:tc>
+          <w:tcPr>
+            <w:tcW w:type="dxa" w:w="3137"/>
+            <w:tcBorders>
+              <w:top w:val="single" w:sz="4" w:space="0" w:color="E4DED3"/>
+              <w:left w:val="single" w:sz="4" w:space="0" w:color="E4DED3"/>
+              <w:bottom w:val="single" w:sz="4" w:space="0" w:color="E4DED3"/>
+              <w:right w:val="single" w:sz="4" w:space="0" w:color="E4DED3"/>
+            </w:tcBorders>
+          </w:tcPr>
+          <w:p>
+            <w:r>
+              <w:rPr>
+                <w:sz w:val="18"/>
+              </w:rPr>
+            </w:r>
+          </w:p>
+        </w:tc>
+        <w:tc>
+          <w:tcPr>
+            <w:tcW w:type="dxa" w:w="3137"/>
+            <w:tcBorders>
+              <w:top w:val="single" w:sz="4" w:space="0" w:color="E4DED3"/>
+              <w:left w:val="single" w:sz="4" w:space="0" w:color="E4DED3"/>
+              <w:bottom w:val="single" w:sz="4" w:space="0" w:color="E4DED3"/>
+              <w:right w:val="single" w:sz="4" w:space="0" w:color="E4DED3"/>
+            </w:tcBorders>
+          </w:tcPr>
+          <w:p>
+            <w:r>
+              <w:rPr>
+                <w:sz w:val="18"/>
+              </w:rPr>
+            </w:r>
+          </w:p>
+        </w:tc>
+        <w:tc>
+          <w:tcPr>
+            <w:tcW w:type="dxa" w:w="3137"/>
+            <w:tcBorders>
+              <w:top w:val="single" w:sz="4" w:space="0" w:color="E4DED3"/>
+              <w:left w:val="single" w:sz="4" w:space="0" w:color="E4DED3"/>
+              <w:bottom w:val="single" w:sz="4" w:space="0" w:color="E4DED3"/>
+              <w:right w:val="single" w:sz="4" w:space="0" w:color="E4DED3"/>
+            </w:tcBorders>
+          </w:tcPr>
+          <w:p>
+            <w:r>
+              <w:rPr>
+                <w:sz w:val="18"/>
+              </w:rPr>
+            </w:r>
+          </w:p>
+        </w:tc>
+      </w:tr>
+    </w:tbl>
+    <w:p/>
+    <w:p>
+      <w:pPr>
+        <w:spacing w:after="60"/>
+      </w:pPr>
+      <w:r>
+        <w:rPr>
+          <w:b/>
+          <w:i w:val="0"/>
+          <w:sz w:val="19"/>
+        </w:rPr>
+        <w:t>Things to consider</w:t>
+      </w:r>
+    </w:p>
+    <w:p>
+      <w:pPr>
+        <w:spacing w:after="60"/>
+        <w:ind w:left="340"/>
+      </w:pPr>
+      <w:r>
+        <w:rPr>
+          <w:sz w:val="19"/>
+        </w:rPr>
+        <w:t xml:space="preserve">•  </w:t>
+      </w:r>
+      <w:r>
+        <w:rPr>
+          <w:i/>
+          <w:color w:val="1F5A5C"/>
+          <w:sz w:val="19"/>
+        </w:rPr>
+        <w:t>There is one NAT gateway and it lives in ledgerline-public-a. Which zone is that?</w:t>
+      </w:r>
+    </w:p>
+    <w:p>
+      <w:pPr>
+        <w:spacing w:after="60"/>
+        <w:ind w:left="340"/>
+      </w:pPr>
+      <w:r>
+        <w:rPr>
+          <w:sz w:val="19"/>
+        </w:rPr>
+        <w:t xml:space="preserve">•  </w:t>
+      </w:r>
+      <w:r>
+        <w:rPr>
+          <w:i/>
+          <w:color w:val="1F5A5C"/>
+          <w:sz w:val="19"/>
+        </w:rPr>
+        <w:t>Your new servers are in the second zone. Whose gateway are they using to reach the internet, and what happens to them if the first zone fails?</w:t>
+      </w:r>
+    </w:p>
+    <w:p>
+      <w:pPr>
+        <w:spacing w:after="60"/>
+        <w:ind w:left="340"/>
+      </w:pPr>
+      <w:r>
+        <w:rPr>
+          <w:sz w:val="19"/>
+        </w:rPr>
+        <w:t xml:space="preserve">•  </w:t>
+      </w:r>
+      <w:r>
+        <w:rPr>
+          <w:i/>
+          <w:color w:val="1F5A5C"/>
+          <w:sz w:val="19"/>
+        </w:rPr>
+        <w:t>You have just designed around a zone failure everywhere else. Would it be consistent to leave this one depending on that zone?</w:t>
+      </w:r>
+    </w:p>
+    <w:p>
+      <w:pPr>
+        <w:spacing w:after="60"/>
+        <w:ind w:left="340"/>
+      </w:pPr>
+      <w:r>
+        <w:rPr>
+          <w:sz w:val="19"/>
+        </w:rPr>
+        <w:t xml:space="preserve">•  </w:t>
+      </w:r>
+      <w:r>
+        <w:rPr>
+          <w:i/>
+          <w:color w:val="1F5A5C"/>
+          <w:sz w:val="19"/>
+        </w:rPr>
+        <w:t>A second gateway costs money and Ledgerline is a finance system with a budget. Accepting the risk and writing down what breaks is a legitimate engineering answer — but only if you write it down.</w:t>
+      </w:r>
+    </w:p>
+    <w:p/>
+    <w:p>
+      <w:pPr>
+        <w:spacing w:after="60"/>
+      </w:pPr>
+      <w:r>
+        <w:rPr>
+          <w:b/>
+          <w:i w:val="0"/>
+          <w:sz w:val="19"/>
+        </w:rPr>
+        <w:t>Personal notes</w:t>
+      </w:r>
+    </w:p>
+    <w:tbl>
+      <w:tblPr>
+        <w:tblW w:type="auto" w:w="0"/>
+        <w:tblLook w:firstColumn="1" w:firstRow="1" w:lastColumn="0" w:lastRow="0" w:noHBand="0" w:noVBand="1" w:val="04A0"/>
+      </w:tblPr>
+      <w:tblGrid>
+        <w:gridCol w:w="9412"/>
+      </w:tblGrid>
+      <w:tr>
+        <w:tc>
+          <w:tcPr>
+            <w:tcW w:type="dxa" w:w="9411"/>
+            <w:tcBorders>
+              <w:top w:val="single" w:sz="4" w:space="0" w:color="E4DED3"/>
+              <w:left w:val="single" w:sz="4" w:space="0" w:color="E4DED3"/>
+              <w:bottom w:val="single" w:sz="4" w:space="0" w:color="E4DED3"/>
+              <w:right w:val="single" w:sz="4" w:space="0" w:color="E4DED3"/>
+            </w:tcBorders>
+            <w:shd w:val="clear" w:color="auto" w:fill="EAF2F8"/>
+          </w:tcPr>
+          <w:p>
+            <w:r>
+              <w:rPr>
+                <w:i/>
+                <w:color w:val="6B6660"/>
+                <w:sz w:val="19"/>
+              </w:rPr>
+              <w:t>&lt; type any personal notes about this section here &gt;</w:t>
+            </w:r>
+          </w:p>
+        </w:tc>
+      </w:tr>
+    </w:tbl>
+    <w:p/>
+    <w:p>
+      <w:pPr>
+        <w:spacing w:before="200" w:after="0"/>
+      </w:pPr>
+      <w:r>
+        <w:rPr>
+          <w:b/>
+          <w:color w:val="1F5A5C"/>
+          <w:sz w:val="16"/>
+        </w:rPr>
+        <w:t>TASK 12</w:t>
+      </w:r>
+    </w:p>
+    <w:p>
+      <w:pPr>
+        <w:pStyle w:val="Heading2"/>
+      </w:pPr>
+      <w:r>
+        <w:rPr>
+          <w:color w:val="1F5A5C"/>
+        </w:rPr>
+        <w:t>Design — monitoring</w:t>
+      </w:r>
+    </w:p>
+    <w:p>
+      <w:pPr>
+        <w:spacing w:after="120"/>
+      </w:pPr>
+      <w:r>
+        <w:rPr>
+          <w:b w:val="0"/>
+          <w:i w:val="0"/>
+          <w:sz w:val="21"/>
+        </w:rPr>
+        <w:t>The existing alarms tell you a target is unhealthy and the database is filling up. Neither tells you a zone has gone or a database has failed over. Design the monitoring that would tell you, and say what each alarm detects. An alarm needs a metric, a threshold and a failure it would catch.</w:t>
       </w:r>
     </w:p>
     <w:p>
@@ -6098,6 +6649,20 @@
       </w:hyperlink>
     </w:p>
     <w:p/>
+    <w:p>
+      <w:pPr>
+        <w:spacing w:after="60"/>
+      </w:pPr>
+      <w:r>
+        <w:rPr>
+          <w:b w:val="0"/>
+          <w:i/>
+          <w:color w:val="6B6660"/>
+          <w:sz w:val="18"/>
+        </w:rPr>
+        <w:t>The first row is filled in as an example — yours go underneath.</w:t>
+      </w:r>
+    </w:p>
     <w:tbl>
       <w:tblPr>
         <w:tblW w:type="auto" w:w="0"/>
@@ -6209,6 +6774,92 @@
           <w:p>
             <w:r>
               <w:rPr>
+                <w:i/>
+                <w:color w:val="1F5A5C"/>
+                <w:sz w:val="18"/>
+              </w:rPr>
+              <w:t>ledgerline-unhealthy-hosts  (already exists — shown as the pattern to follow)</w:t>
+            </w:r>
+          </w:p>
+        </w:tc>
+        <w:tc>
+          <w:tcPr>
+            <w:tcW w:type="dxa" w:w="2353"/>
+            <w:tcBorders>
+              <w:top w:val="single" w:sz="4" w:space="0" w:color="E4DED3"/>
+              <w:left w:val="single" w:sz="4" w:space="0" w:color="E4DED3"/>
+              <w:bottom w:val="single" w:sz="4" w:space="0" w:color="E4DED3"/>
+              <w:right w:val="single" w:sz="4" w:space="0" w:color="E4DED3"/>
+            </w:tcBorders>
+          </w:tcPr>
+          <w:p>
+            <w:r>
+              <w:rPr>
+                <w:i/>
+                <w:color w:val="1F5A5C"/>
+                <w:sz w:val="18"/>
+              </w:rPr>
+              <w:t>UnHealthyHostCount on target group ledgerline-tg</w:t>
+            </w:r>
+          </w:p>
+        </w:tc>
+        <w:tc>
+          <w:tcPr>
+            <w:tcW w:type="dxa" w:w="2353"/>
+            <w:tcBorders>
+              <w:top w:val="single" w:sz="4" w:space="0" w:color="E4DED3"/>
+              <w:left w:val="single" w:sz="4" w:space="0" w:color="E4DED3"/>
+              <w:bottom w:val="single" w:sz="4" w:space="0" w:color="E4DED3"/>
+              <w:right w:val="single" w:sz="4" w:space="0" w:color="E4DED3"/>
+            </w:tcBorders>
+          </w:tcPr>
+          <w:p>
+            <w:r>
+              <w:rPr>
+                <w:i/>
+                <w:color w:val="1F5A5C"/>
+                <w:sz w:val="18"/>
+              </w:rPr>
+              <w:t>1 or more, for one period of 5 minutes</w:t>
+            </w:r>
+          </w:p>
+        </w:tc>
+        <w:tc>
+          <w:tcPr>
+            <w:tcW w:type="dxa" w:w="2353"/>
+            <w:tcBorders>
+              <w:top w:val="single" w:sz="4" w:space="0" w:color="E4DED3"/>
+              <w:left w:val="single" w:sz="4" w:space="0" w:color="E4DED3"/>
+              <w:bottom w:val="single" w:sz="4" w:space="0" w:color="E4DED3"/>
+              <w:right w:val="single" w:sz="4" w:space="0" w:color="E4DED3"/>
+            </w:tcBorders>
+          </w:tcPr>
+          <w:p>
+            <w:r>
+              <w:rPr>
+                <w:i/>
+                <w:color w:val="1F5A5C"/>
+                <w:sz w:val="18"/>
+              </w:rPr>
+              <w:t>A target that has stopped passing its health check. It counts across the whole target group, so it does not tell you which zone the target was in.</w:t>
+            </w:r>
+          </w:p>
+        </w:tc>
+      </w:tr>
+      <w:tr>
+        <w:tc>
+          <w:tcPr>
+            <w:tcW w:type="dxa" w:w="2353"/>
+            <w:tcBorders>
+              <w:top w:val="single" w:sz="4" w:space="0" w:color="E4DED3"/>
+              <w:left w:val="single" w:sz="4" w:space="0" w:color="E4DED3"/>
+              <w:bottom w:val="single" w:sz="4" w:space="0" w:color="E4DED3"/>
+              <w:right w:val="single" w:sz="4" w:space="0" w:color="E4DED3"/>
+            </w:tcBorders>
+          </w:tcPr>
+          <w:p>
+            <w:r>
+              <w:rPr>
                 <w:sz w:val="18"/>
               </w:rPr>
             </w:r>
@@ -6543,7 +7194,7 @@
           <w:color w:val="1F5A5C"/>
           <w:sz w:val="19"/>
         </w:rPr>
-        <w:t>The existing alarm counts unhealthy hosts across the whole load balancer. If one zone went dark and the other kept serving, would that count change enough to fire?</w:t>
+        <w:t>The unhealthy-hosts alarm counts targets across the whole load balancer. If one zone went dark and the other kept serving, would that count change enough to fire?</w:t>
       </w:r>
     </w:p>
     <w:p>
@@ -6669,6 +7320,20 @@
           <w:sz w:val="21"/>
         </w:rPr>
         <w:t>Go back to your answer to task 3. For each single point of failure you found there, say what in your design removes it — or state plainly that it remains, and why you accepted it.</w:t>
+      </w:r>
+    </w:p>
+    <w:p>
+      <w:pPr>
+        <w:spacing w:after="60"/>
+      </w:pPr>
+      <w:r>
+        <w:rPr>
+          <w:b w:val="0"/>
+          <w:i/>
+          <w:color w:val="6B6660"/>
+          <w:sz w:val="18"/>
+        </w:rPr>
+        <w:t>The first row is filled in as an example — yours go underneath.</w:t>
       </w:r>
     </w:p>
     <w:tbl>
@@ -6760,6 +7425,71 @@
           <w:p>
             <w:r>
               <w:rPr>
+                <w:i/>
+                <w:color w:val="1F5A5C"/>
+                <w:sz w:val="18"/>
+              </w:rPr>
+              <w:t>Single application server — an Auto Scaling group of one, in one subnet</w:t>
+            </w:r>
+          </w:p>
+        </w:tc>
+        <w:tc>
+          <w:tcPr>
+            <w:tcW w:type="dxa" w:w="3137"/>
+            <w:tcBorders>
+              <w:top w:val="single" w:sz="4" w:space="0" w:color="E4DED3"/>
+              <w:left w:val="single" w:sz="4" w:space="0" w:color="E4DED3"/>
+              <w:bottom w:val="single" w:sz="4" w:space="0" w:color="E4DED3"/>
+              <w:right w:val="single" w:sz="4" w:space="0" w:color="E4DED3"/>
+            </w:tcBorders>
+          </w:tcPr>
+          <w:p>
+            <w:r>
+              <w:rPr>
+                <w:i/>
+                <w:color w:val="1F5A5C"/>
+                <w:sz w:val="18"/>
+              </w:rPr>
+              <w:t>The Auto Scaling group you designed in task 8: a minimum spread across two subnets in two zones, so losing a zone still leaves a server taking traffic.</w:t>
+            </w:r>
+          </w:p>
+        </w:tc>
+        <w:tc>
+          <w:tcPr>
+            <w:tcW w:type="dxa" w:w="3137"/>
+            <w:tcBorders>
+              <w:top w:val="single" w:sz="4" w:space="0" w:color="E4DED3"/>
+              <w:left w:val="single" w:sz="4" w:space="0" w:color="E4DED3"/>
+              <w:bottom w:val="single" w:sz="4" w:space="0" w:color="E4DED3"/>
+              <w:right w:val="single" w:sz="4" w:space="0" w:color="E4DED3"/>
+            </w:tcBorders>
+          </w:tcPr>
+          <w:p>
+            <w:r>
+              <w:rPr>
+                <w:i/>
+                <w:color w:val="1F5A5C"/>
+                <w:sz w:val="18"/>
+              </w:rPr>
+              <w:t>—</w:t>
+            </w:r>
+          </w:p>
+        </w:tc>
+      </w:tr>
+      <w:tr>
+        <w:tc>
+          <w:tcPr>
+            <w:tcW w:type="dxa" w:w="3137"/>
+            <w:tcBorders>
+              <w:top w:val="single" w:sz="4" w:space="0" w:color="E4DED3"/>
+              <w:left w:val="single" w:sz="4" w:space="0" w:color="E4DED3"/>
+              <w:bottom w:val="single" w:sz="4" w:space="0" w:color="E4DED3"/>
+              <w:right w:val="single" w:sz="4" w:space="0" w:color="E4DED3"/>
+            </w:tcBorders>
+          </w:tcPr>
+          <w:p>
+            <w:r>
+              <w:rPr>
                 <w:sz w:val="18"/>
               </w:rPr>
             </w:r>
@@ -7222,6 +7952,20 @@
       </w:hyperlink>
     </w:p>
     <w:p/>
+    <w:p>
+      <w:pPr>
+        <w:spacing w:after="60"/>
+      </w:pPr>
+      <w:r>
+        <w:rPr>
+          <w:b w:val="0"/>
+          <w:i/>
+          <w:color w:val="6B6660"/>
+          <w:sz w:val="18"/>
+        </w:rPr>
+        <w:t>The first row is filled in as an example — yours go underneath.</w:t>
+      </w:r>
+    </w:p>
     <w:tbl>
       <w:tblPr>
         <w:tblW w:type="auto" w:w="0"/>
@@ -7333,6 +8077,8 @@
           <w:p>
             <w:r>
               <w:rPr>
+                <w:i/>
+                <w:color w:val="1F5A5C"/>
                 <w:sz w:val="18"/>
               </w:rPr>
               <w:t>Application tier</w:t>
@@ -7352,8 +8098,11 @@
           <w:p>
             <w:r>
               <w:rPr>
-                <w:sz w:val="18"/>
-              </w:rPr>
+                <w:i/>
+                <w:color w:val="1F5A5C"/>
+                <w:sz w:val="18"/>
+              </w:rPr>
+              <w:t>Not applicable — the tier still holds no data of its own.</w:t>
             </w:r>
           </w:p>
         </w:tc>
@@ -7370,8 +8119,11 @@
           <w:p>
             <w:r>
               <w:rPr>
-                <w:sz w:val="18"/>
-              </w:rPr>
+                <w:i/>
+                <w:color w:val="1F5A5C"/>
+                <w:sz w:val="18"/>
+              </w:rPr>
+              <w:t>None for a user. A server in the surviving zone is already taking traffic, and the Auto Scaling group replaces the lost one in the background in about 5 minutes.</w:t>
             </w:r>
           </w:p>
         </w:tc>
@@ -7388,8 +8140,11 @@
           <w:p>
             <w:r>
               <w:rPr>
-                <w:sz w:val="18"/>
-              </w:rPr>
+                <w:i/>
+                <w:color w:val="1F5A5C"/>
+                <w:sz w:val="18"/>
+              </w:rPr>
+              <w:t>Yes.</w:t>
             </w:r>
           </w:p>
         </w:tc>
@@ -7702,6 +8457,20 @@
           <w:sz w:val="21"/>
         </w:rPr>
         <w:t>Redo task 5 against your design. Which components still can only be made bigger, and what does resizing cost you in availability now? Start from the components you listed in task 5.</w:t>
+      </w:r>
+    </w:p>
+    <w:p>
+      <w:pPr>
+        <w:spacing w:after="60"/>
+      </w:pPr>
+      <w:r>
+        <w:rPr>
+          <w:b w:val="0"/>
+          <w:i/>
+          <w:color w:val="6B6660"/>
+          <w:sz w:val="18"/>
+        </w:rPr>
+        <w:t>The first row is filled in as an example — yours go underneath.</w:t>
       </w:r>
     </w:p>
     <w:tbl>
@@ -7793,6 +8562,71 @@
           <w:p>
             <w:r>
               <w:rPr>
+                <w:i/>
+                <w:color w:val="1F5A5C"/>
+                <w:sz w:val="18"/>
+              </w:rPr>
+              <w:t>Application tier</w:t>
+            </w:r>
+          </w:p>
+        </w:tc>
+        <w:tc>
+          <w:tcPr>
+            <w:tcW w:type="dxa" w:w="3137"/>
+            <w:tcBorders>
+              <w:top w:val="single" w:sz="4" w:space="0" w:color="E4DED3"/>
+              <w:left w:val="single" w:sz="4" w:space="0" w:color="E4DED3"/>
+              <w:bottom w:val="single" w:sz="4" w:space="0" w:color="E4DED3"/>
+              <w:right w:val="single" w:sz="4" w:space="0" w:color="E4DED3"/>
+            </w:tcBorders>
+          </w:tcPr>
+          <w:p>
+            <w:r>
+              <w:rPr>
+                <w:i/>
+                <w:color w:val="1F5A5C"/>
+                <w:sz w:val="18"/>
+              </w:rPr>
+              <w:t>No. The Auto Scaling group adds instances rather than replacing one with a bigger one, so capacity grows sideways.</w:t>
+            </w:r>
+          </w:p>
+        </w:tc>
+        <w:tc>
+          <w:tcPr>
+            <w:tcW w:type="dxa" w:w="3137"/>
+            <w:tcBorders>
+              <w:top w:val="single" w:sz="4" w:space="0" w:color="E4DED3"/>
+              <w:left w:val="single" w:sz="4" w:space="0" w:color="E4DED3"/>
+              <w:bottom w:val="single" w:sz="4" w:space="0" w:color="E4DED3"/>
+              <w:right w:val="single" w:sz="4" w:space="0" w:color="E4DED3"/>
+            </w:tcBorders>
+          </w:tcPr>
+          <w:p>
+            <w:r>
+              <w:rPr>
+                <w:i/>
+                <w:color w:val="1F5A5C"/>
+                <w:sz w:val="18"/>
+              </w:rPr>
+              <w:t>None. New instances launch alongside the ones already serving, and nothing has to stop for it.</w:t>
+            </w:r>
+          </w:p>
+        </w:tc>
+      </w:tr>
+      <w:tr>
+        <w:tc>
+          <w:tcPr>
+            <w:tcW w:type="dxa" w:w="3137"/>
+            <w:tcBorders>
+              <w:top w:val="single" w:sz="4" w:space="0" w:color="E4DED3"/>
+              <w:left w:val="single" w:sz="4" w:space="0" w:color="E4DED3"/>
+              <w:bottom w:val="single" w:sz="4" w:space="0" w:color="E4DED3"/>
+              <w:right w:val="single" w:sz="4" w:space="0" w:color="E4DED3"/>
+            </w:tcBorders>
+          </w:tcPr>
+          <w:p>
+            <w:r>
+              <w:rPr>
                 <w:sz w:val="18"/>
               </w:rPr>
             </w:r>
@@ -8321,6 +9155,20 @@
       </w:hyperlink>
     </w:p>
     <w:p/>
+    <w:p>
+      <w:pPr>
+        <w:spacing w:after="60"/>
+      </w:pPr>
+      <w:r>
+        <w:rPr>
+          <w:b w:val="0"/>
+          <w:i/>
+          <w:color w:val="6B6660"/>
+          <w:sz w:val="18"/>
+        </w:rPr>
+        <w:t>The first row is filled in as an example — yours go underneath.</w:t>
+      </w:r>
+    </w:p>
     <w:tbl>
       <w:tblPr>
         <w:tblW w:type="auto" w:w="0"/>
@@ -8476,6 +9324,8 @@
           <w:p>
             <w:r>
               <w:rPr>
+                <w:i/>
+                <w:color w:val="1F5A5C"/>
                 <w:sz w:val="18"/>
               </w:rPr>
               <w:t>1</w:t>
@@ -8495,8 +9345,11 @@
           <w:p>
             <w:r>
               <w:rPr>
-                <w:sz w:val="18"/>
-              </w:rPr>
+                <w:i/>
+                <w:color w:val="1F5A5C"/>
+                <w:sz w:val="18"/>
+              </w:rPr>
+              <w:t>Create the application subnet in the second zone (task 7)</w:t>
             </w:r>
           </w:p>
         </w:tc>
@@ -8513,8 +9366,11 @@
           <w:p>
             <w:r>
               <w:rPr>
-                <w:sz w:val="18"/>
-              </w:rPr>
+                <w:i/>
+                <w:color w:val="1F5A5C"/>
+                <w:sz w:val="18"/>
+              </w:rPr>
+              <w:t>10 min</w:t>
             </w:r>
           </w:p>
         </w:tc>
@@ -8531,8 +9387,11 @@
           <w:p>
             <w:r>
               <w:rPr>
-                <w:sz w:val="18"/>
-              </w:rPr>
+                <w:i/>
+                <w:color w:val="1F5A5C"/>
+                <w:sz w:val="18"/>
+              </w:rPr>
+              <w:t>None — nothing is using it yet.</w:t>
             </w:r>
           </w:p>
         </w:tc>
@@ -8549,8 +9408,11 @@
           <w:p>
             <w:r>
               <w:rPr>
-                <w:sz w:val="18"/>
-              </w:rPr>
+                <w:i/>
+                <w:color w:val="1F5A5C"/>
+                <w:sz w:val="18"/>
+              </w:rPr>
+              <w:t>The subnet appears in the console in the second zone, with the CIDR you planned.</w:t>
             </w:r>
           </w:p>
         </w:tc>
@@ -8567,8 +9429,11 @@
           <w:p>
             <w:r>
               <w:rPr>
-                <w:sz w:val="18"/>
-              </w:rPr>
+                <w:i/>
+                <w:color w:val="1F5A5C"/>
+                <w:sz w:val="18"/>
+              </w:rPr>
+              <w:t>Delete it and create it again. Nothing is serving from it, so there is nothing to roll back.</w:t>
             </w:r>
           </w:p>
         </w:tc>
@@ -9326,6 +10191,20 @@
           <w:sz w:val="21"/>
         </w:rPr>
         <w:t>A design is a claim until something tests it. Plan the simulations you will run in Part B: at least one failure simulation and at least one resize simulation. For each, say what you will do, what you expect to happen, and how you will know whether it did.</w:t>
+      </w:r>
+    </w:p>
+    <w:p>
+      <w:pPr>
+        <w:spacing w:after="60"/>
+      </w:pPr>
+      <w:r>
+        <w:rPr>
+          <w:b w:val="0"/>
+          <w:i/>
+          <w:color w:val="6B6660"/>
+          <w:sz w:val="18"/>
+        </w:rPr>
+        <w:t>The first row is filled in as an example — yours go underneath.</w:t>
       </w:r>
     </w:p>
     <w:tbl>
@@ -9461,6 +10340,8 @@
           <w:p>
             <w:r>
               <w:rPr>
+                <w:i/>
+                <w:color w:val="1F5A5C"/>
                 <w:sz w:val="18"/>
               </w:rPr>
               <w:t>F1</w:t>
@@ -9480,6 +10361,8 @@
           <w:p>
             <w:r>
               <w:rPr>
+                <w:i/>
+                <w:color w:val="1F5A5C"/>
                 <w:sz w:val="18"/>
               </w:rPr>
               <w:t>Instance failure</w:t>
@@ -9499,8 +10382,11 @@
           <w:p>
             <w:r>
               <w:rPr>
-                <w:sz w:val="18"/>
-              </w:rPr>
+                <w:i/>
+                <w:color w:val="1F5A5C"/>
+                <w:sz w:val="18"/>
+              </w:rPr>
+              <w:t>Terminate one of the two running application instances from the EC2 console, during the window.</w:t>
             </w:r>
           </w:p>
         </w:tc>
@@ -9517,8 +10403,11 @@
           <w:p>
             <w:r>
               <w:rPr>
-                <w:sz w:val="18"/>
-              </w:rPr>
+                <w:i/>
+                <w:color w:val="1F5A5C"/>
+                <w:sz w:val="18"/>
+              </w:rPr>
+              <w:t>Ledgerline keeps serving from the other zone with no visible interruption, and the Auto Scaling group launches a replacement within about 5 minutes.</w:t>
             </w:r>
           </w:p>
         </w:tc>
@@ -9535,8 +10424,11 @@
           <w:p>
             <w:r>
               <w:rPr>
-                <w:sz w:val="18"/>
-              </w:rPr>
+                <w:i/>
+                <w:color w:val="1F5A5C"/>
+                <w:sz w:val="18"/>
+              </w:rPr>
+              <w:t>A browser refreshing the load balancer address the whole time, plus the Auto Scaling group's Activity tab showing the replacement being launched.</w:t>
             </w:r>
           </w:p>
         </w:tc>
@@ -10557,6 +11449,80 @@
           </w:p>
         </w:tc>
       </w:tr>
+      <w:tr>
+        <w:tc>
+          <w:tcPr>
+            <w:tcW w:type="dxa" w:w="2353"/>
+            <w:tcBorders>
+              <w:top w:val="single" w:sz="4" w:space="0" w:color="E4DED3"/>
+              <w:left w:val="single" w:sz="4" w:space="0" w:color="E4DED3"/>
+              <w:bottom w:val="single" w:sz="4" w:space="0" w:color="E4DED3"/>
+              <w:right w:val="single" w:sz="4" w:space="0" w:color="E4DED3"/>
+            </w:tcBorders>
+          </w:tcPr>
+          <w:p>
+            <w:r>
+              <w:rPr>
+                <w:sz w:val="18"/>
+              </w:rPr>
+            </w:r>
+          </w:p>
+        </w:tc>
+        <w:tc>
+          <w:tcPr>
+            <w:tcW w:type="dxa" w:w="2353"/>
+            <w:tcBorders>
+              <w:top w:val="single" w:sz="4" w:space="0" w:color="E4DED3"/>
+              <w:left w:val="single" w:sz="4" w:space="0" w:color="E4DED3"/>
+              <w:bottom w:val="single" w:sz="4" w:space="0" w:color="E4DED3"/>
+              <w:right w:val="single" w:sz="4" w:space="0" w:color="E4DED3"/>
+            </w:tcBorders>
+          </w:tcPr>
+          <w:p>
+            <w:r>
+              <w:rPr>
+                <w:sz w:val="18"/>
+              </w:rPr>
+            </w:r>
+          </w:p>
+        </w:tc>
+        <w:tc>
+          <w:tcPr>
+            <w:tcW w:type="dxa" w:w="2353"/>
+            <w:tcBorders>
+              <w:top w:val="single" w:sz="4" w:space="0" w:color="E4DED3"/>
+              <w:left w:val="single" w:sz="4" w:space="0" w:color="E4DED3"/>
+              <w:bottom w:val="single" w:sz="4" w:space="0" w:color="E4DED3"/>
+              <w:right w:val="single" w:sz="4" w:space="0" w:color="E4DED3"/>
+            </w:tcBorders>
+          </w:tcPr>
+          <w:p>
+            <w:r>
+              <w:rPr>
+                <w:sz w:val="18"/>
+              </w:rPr>
+            </w:r>
+          </w:p>
+        </w:tc>
+        <w:tc>
+          <w:tcPr>
+            <w:tcW w:type="dxa" w:w="2353"/>
+            <w:tcBorders>
+              <w:top w:val="single" w:sz="4" w:space="0" w:color="E4DED3"/>
+              <w:left w:val="single" w:sz="4" w:space="0" w:color="E4DED3"/>
+              <w:bottom w:val="single" w:sz="4" w:space="0" w:color="E4DED3"/>
+              <w:right w:val="single" w:sz="4" w:space="0" w:color="E4DED3"/>
+            </w:tcBorders>
+          </w:tcPr>
+          <w:p>
+            <w:r>
+              <w:rPr>
+                <w:sz w:val="18"/>
+              </w:rPr>
+            </w:r>
+          </w:p>
+        </w:tc>
+      </w:tr>
     </w:tbl>
     <w:p/>
     <w:p>
@@ -11185,6 +12151,62 @@
           </w:p>
         </w:tc>
       </w:tr>
+      <w:tr>
+        <w:tc>
+          <w:tcPr>
+            <w:tcW w:type="dxa" w:w="3137"/>
+            <w:tcBorders>
+              <w:top w:val="single" w:sz="4" w:space="0" w:color="E4DED3"/>
+              <w:left w:val="single" w:sz="4" w:space="0" w:color="E4DED3"/>
+              <w:bottom w:val="single" w:sz="4" w:space="0" w:color="E4DED3"/>
+              <w:right w:val="single" w:sz="4" w:space="0" w:color="E4DED3"/>
+            </w:tcBorders>
+          </w:tcPr>
+          <w:p>
+            <w:r>
+              <w:rPr>
+                <w:sz w:val="18"/>
+              </w:rPr>
+            </w:r>
+          </w:p>
+        </w:tc>
+        <w:tc>
+          <w:tcPr>
+            <w:tcW w:type="dxa" w:w="3137"/>
+            <w:tcBorders>
+              <w:top w:val="single" w:sz="4" w:space="0" w:color="E4DED3"/>
+              <w:left w:val="single" w:sz="4" w:space="0" w:color="E4DED3"/>
+              <w:bottom w:val="single" w:sz="4" w:space="0" w:color="E4DED3"/>
+              <w:right w:val="single" w:sz="4" w:space="0" w:color="E4DED3"/>
+            </w:tcBorders>
+          </w:tcPr>
+          <w:p>
+            <w:r>
+              <w:rPr>
+                <w:sz w:val="18"/>
+              </w:rPr>
+            </w:r>
+          </w:p>
+        </w:tc>
+        <w:tc>
+          <w:tcPr>
+            <w:tcW w:type="dxa" w:w="3137"/>
+            <w:tcBorders>
+              <w:top w:val="single" w:sz="4" w:space="0" w:color="E4DED3"/>
+              <w:left w:val="single" w:sz="4" w:space="0" w:color="E4DED3"/>
+              <w:bottom w:val="single" w:sz="4" w:space="0" w:color="E4DED3"/>
+              <w:right w:val="single" w:sz="4" w:space="0" w:color="E4DED3"/>
+            </w:tcBorders>
+          </w:tcPr>
+          <w:p>
+            <w:r>
+              <w:rPr>
+                <w:sz w:val="18"/>
+              </w:rPr>
+            </w:r>
+          </w:p>
+        </w:tc>
+      </w:tr>
     </w:tbl>
     <w:p/>
     <w:p>
@@ -11235,7 +12257,7 @@
         <w:rPr>
           <w:sz w:val="20"/>
         </w:rPr>
-        <w:t>Name it, set Subnet to public-web-b (a NAT gateway goes in a PUBLIC subnet, not the private one it serves), Connectivity type Public, and Allocate Elastic IP.</w:t>
+        <w:t>Name it, set Subnet to ledgerline-public-b (a NAT gateway goes in a PUBLIC subnet, not the private one it serves), Connectivity type Public, and Allocate Elastic IP.</w:t>
       </w:r>
     </w:p>
     <w:p>
@@ -11330,7 +12352,7 @@
         <w:rPr>
           <w:sz w:val="20"/>
         </w:rPr>
-        <w:t>If you ACCEPTED THE SHARED GATEWAY instead — open the existing private-app-rt, go to Subnet associations, and add your new subnet to it.</w:t>
+        <w:t>If you ACCEPTED THE SHARED GATEWAY instead — open the existing ledgerline-app-rt, go to Subnet associations, and add your new subnet to it.</w:t>
       </w:r>
     </w:p>
     <w:p>
@@ -12258,6 +13280,62 @@
                 <w:sz w:val="18"/>
               </w:rPr>
               <w:t>Why</w:t>
+            </w:r>
+          </w:p>
+        </w:tc>
+      </w:tr>
+      <w:tr>
+        <w:tc>
+          <w:tcPr>
+            <w:tcW w:type="dxa" w:w="3137"/>
+            <w:tcBorders>
+              <w:top w:val="single" w:sz="4" w:space="0" w:color="E4DED3"/>
+              <w:left w:val="single" w:sz="4" w:space="0" w:color="E4DED3"/>
+              <w:bottom w:val="single" w:sz="4" w:space="0" w:color="E4DED3"/>
+              <w:right w:val="single" w:sz="4" w:space="0" w:color="E4DED3"/>
+            </w:tcBorders>
+          </w:tcPr>
+          <w:p>
+            <w:r>
+              <w:rPr>
+                <w:sz w:val="18"/>
+              </w:rPr>
+            </w:r>
+          </w:p>
+        </w:tc>
+        <w:tc>
+          <w:tcPr>
+            <w:tcW w:type="dxa" w:w="3137"/>
+            <w:tcBorders>
+              <w:top w:val="single" w:sz="4" w:space="0" w:color="E4DED3"/>
+              <w:left w:val="single" w:sz="4" w:space="0" w:color="E4DED3"/>
+              <w:bottom w:val="single" w:sz="4" w:space="0" w:color="E4DED3"/>
+              <w:right w:val="single" w:sz="4" w:space="0" w:color="E4DED3"/>
+            </w:tcBorders>
+          </w:tcPr>
+          <w:p>
+            <w:r>
+              <w:rPr>
+                <w:sz w:val="18"/>
+              </w:rPr>
+            </w:r>
+          </w:p>
+        </w:tc>
+        <w:tc>
+          <w:tcPr>
+            <w:tcW w:type="dxa" w:w="3137"/>
+            <w:tcBorders>
+              <w:top w:val="single" w:sz="4" w:space="0" w:color="E4DED3"/>
+              <w:left w:val="single" w:sz="4" w:space="0" w:color="E4DED3"/>
+              <w:bottom w:val="single" w:sz="4" w:space="0" w:color="E4DED3"/>
+              <w:right w:val="single" w:sz="4" w:space="0" w:color="E4DED3"/>
+            </w:tcBorders>
+          </w:tcPr>
+          <w:p>
+            <w:r>
+              <w:rPr>
+                <w:sz w:val="18"/>
+              </w:rPr>
             </w:r>
           </w:p>
         </w:tc>
@@ -13208,6 +14286,80 @@
           </w:p>
         </w:tc>
       </w:tr>
+      <w:tr>
+        <w:tc>
+          <w:tcPr>
+            <w:tcW w:type="dxa" w:w="2353"/>
+            <w:tcBorders>
+              <w:top w:val="single" w:sz="4" w:space="0" w:color="E4DED3"/>
+              <w:left w:val="single" w:sz="4" w:space="0" w:color="E4DED3"/>
+              <w:bottom w:val="single" w:sz="4" w:space="0" w:color="E4DED3"/>
+              <w:right w:val="single" w:sz="4" w:space="0" w:color="E4DED3"/>
+            </w:tcBorders>
+          </w:tcPr>
+          <w:p>
+            <w:r>
+              <w:rPr>
+                <w:sz w:val="18"/>
+              </w:rPr>
+            </w:r>
+          </w:p>
+        </w:tc>
+        <w:tc>
+          <w:tcPr>
+            <w:tcW w:type="dxa" w:w="2353"/>
+            <w:tcBorders>
+              <w:top w:val="single" w:sz="4" w:space="0" w:color="E4DED3"/>
+              <w:left w:val="single" w:sz="4" w:space="0" w:color="E4DED3"/>
+              <w:bottom w:val="single" w:sz="4" w:space="0" w:color="E4DED3"/>
+              <w:right w:val="single" w:sz="4" w:space="0" w:color="E4DED3"/>
+            </w:tcBorders>
+          </w:tcPr>
+          <w:p>
+            <w:r>
+              <w:rPr>
+                <w:sz w:val="18"/>
+              </w:rPr>
+            </w:r>
+          </w:p>
+        </w:tc>
+        <w:tc>
+          <w:tcPr>
+            <w:tcW w:type="dxa" w:w="2353"/>
+            <w:tcBorders>
+              <w:top w:val="single" w:sz="4" w:space="0" w:color="E4DED3"/>
+              <w:left w:val="single" w:sz="4" w:space="0" w:color="E4DED3"/>
+              <w:bottom w:val="single" w:sz="4" w:space="0" w:color="E4DED3"/>
+              <w:right w:val="single" w:sz="4" w:space="0" w:color="E4DED3"/>
+            </w:tcBorders>
+          </w:tcPr>
+          <w:p>
+            <w:r>
+              <w:rPr>
+                <w:sz w:val="18"/>
+              </w:rPr>
+            </w:r>
+          </w:p>
+        </w:tc>
+        <w:tc>
+          <w:tcPr>
+            <w:tcW w:type="dxa" w:w="2353"/>
+            <w:tcBorders>
+              <w:top w:val="single" w:sz="4" w:space="0" w:color="E4DED3"/>
+              <w:left w:val="single" w:sz="4" w:space="0" w:color="E4DED3"/>
+              <w:bottom w:val="single" w:sz="4" w:space="0" w:color="E4DED3"/>
+              <w:right w:val="single" w:sz="4" w:space="0" w:color="E4DED3"/>
+            </w:tcBorders>
+          </w:tcPr>
+          <w:p>
+            <w:r>
+              <w:rPr>
+                <w:sz w:val="18"/>
+              </w:rPr>
+            </w:r>
+          </w:p>
+        </w:tc>
+      </w:tr>
     </w:tbl>
     <w:p/>
     <w:p>
@@ -14450,7 +15602,7 @@
         <w:rPr>
           <w:sz w:val="20"/>
         </w:rPr>
-        <w:t>Expect the refresh to take a while: it replaces one instance at a time and each one has to boot and install its web server before the next starts. On Windows, budget fifteen to twenty minutes for two instances.</w:t>
+        <w:t>Expect the refresh to take a while: it replaces one instance at a time and each one has to boot and install its web server before the next starts. On Amazon Linux, budget five to ten minutes for two instances — on the Windows servers the assessment uses it is closer to twenty.</w:t>
       </w:r>
     </w:p>
     <w:p>
